--- a/Pensamiento/Actividades/Act06/ED06_AlfonsoRuben.docx
+++ b/Pensamiento/Actividades/Act06/ED06_AlfonsoRuben.docx
@@ -4,12 +4,12 @@
   <w:body>
     <w:p>
       <w:pPr>
-        <w:pStyle w:val="828"/>
+        <w:pStyle w:val="1027"/>
         <w:pBdr/>
         <w:spacing w:after="0" w:afterAutospacing="0" w:before="0" w:beforeAutospacing="0" w:line="360" w:lineRule="auto"/>
         <w:ind/>
         <w:rPr>
-          <w:rStyle w:val="829"/>
+          <w:rStyle w:val="1028"/>
           <w:rFonts w:ascii="Calibri" w:hAnsi="Calibri" w:cs="Calibri"/>
           <w:b/>
           <w:bCs/>
@@ -21,7 +21,7 @@
       </w:pPr>
       <w:r>
         <w:rPr>
-          <w:rStyle w:val="829"/>
+          <w:rStyle w:val="1028"/>
           <w:rFonts w:ascii="Calibri" w:hAnsi="Calibri" w:cs="Calibri"/>
           <w:b/>
           <w:color w:val="355289"/>
@@ -32,7 +32,7 @@
       </w:r>
       <w:r>
         <w:rPr>
-          <w:rStyle w:val="829"/>
+          <w:rStyle w:val="1028"/>
           <w:rFonts w:ascii="Calibri" w:hAnsi="Calibri" w:cs="Calibri"/>
           <w:b/>
           <w:color w:val="355289"/>
@@ -43,9 +43,10 @@
       </w:r>
       <w:r>
         <w:rPr>
-          <w:rStyle w:val="829"/>
+          <w:rStyle w:val="1028"/>
           <w:rFonts w:ascii="Calibri" w:hAnsi="Calibri" w:cs="Calibri"/>
           <w:b/>
+          <w:bCs/>
           <w:color w:val="355289"/>
           <w:sz w:val="32"/>
           <w:szCs w:val="32"/>
@@ -55,7 +56,7 @@
     </w:p>
     <w:p>
       <w:pPr>
-        <w:pStyle w:val="140"/>
+        <w:pStyle w:val="961"/>
         <w:pBdr/>
         <w:spacing/>
         <w:ind/>
@@ -81,21 +82,15 @@
       </w:r>
       <w:r>
         <w:rPr>
-          <w:lang w:val="es-ES"/>
-        </w:rPr>
-      </w:r>
-      <w:r/>
-      <w:r/>
-      <w:r>
-        <w:rPr>
           <w:b/>
           <w:bCs/>
+          <w14:ligatures w14:val="none"/>
         </w:rPr>
       </w:r>
     </w:p>
     <w:p>
       <w:pPr>
-        <w:pStyle w:val="141"/>
+        <w:pStyle w:val="962"/>
         <w:pBdr/>
         <w:spacing/>
         <w:ind w:firstLine="0" w:left="0"/>
@@ -126,10 +121,19 @@
           <w:highlight w:val="none"/>
         </w:rPr>
       </w:r>
+      <w:r>
+        <w:rPr>
+          <w:b w:val="0"/>
+          <w:bCs w:val="0"/>
+          <w:i w:val="0"/>
+          <w:highlight w:val="none"/>
+          <w14:ligatures w14:val="none"/>
+        </w:rPr>
+      </w:r>
     </w:p>
     <w:p>
       <w:pPr>
-        <w:pStyle w:val="142"/>
+        <w:pStyle w:val="963"/>
         <w:pBdr/>
         <w:spacing/>
         <w:ind/>
@@ -155,6 +159,12 @@
           <w:i/>
         </w:rPr>
       </w:r>
+      <w:r>
+        <w:rPr>
+          <w:bCs/>
+          <w:i/>
+        </w:rPr>
+      </w:r>
     </w:p>
     <w:p>
       <w:pPr>
@@ -180,10 +190,16 @@
           <w:i w:val="0"/>
         </w:rPr>
       </w:r>
+      <w:r>
+        <w:rPr>
+          <w:bCs w:val="0"/>
+          <w:i w:val="0"/>
+        </w:rPr>
+      </w:r>
     </w:p>
     <w:p>
       <w:pPr>
-        <w:pStyle w:val="142"/>
+        <w:pStyle w:val="963"/>
         <w:pBdr/>
         <w:spacing/>
         <w:ind/>
@@ -212,6 +228,15 @@
           <w:bCs/>
           <w:i/>
           <w:highlight w:val="none"/>
+        </w:rPr>
+      </w:r>
+      <w:r>
+        <w:rPr>
+          <w:b w:val="0"/>
+          <w:bCs/>
+          <w:i/>
+          <w:highlight w:val="none"/>
+          <w14:ligatures w14:val="none"/>
         </w:rPr>
       </w:r>
     </w:p>
@@ -256,14 +281,14 @@
       </w:r>
       <w:r>
         <w:rPr>
+          <w:bCs w:val="0"/>
           <w:i w:val="0"/>
-          <w:iCs w:val="0"/>
         </w:rPr>
       </w:r>
     </w:p>
     <w:p>
       <w:pPr>
-        <w:pStyle w:val="142"/>
+        <w:pStyle w:val="963"/>
         <w:pBdr/>
         <w:spacing/>
         <w:ind/>
@@ -292,6 +317,15 @@
           <w:bCs/>
           <w:i/>
           <w:highlight w:val="none"/>
+        </w:rPr>
+      </w:r>
+      <w:r>
+        <w:rPr>
+          <w:b w:val="0"/>
+          <w:bCs/>
+          <w:i/>
+          <w:highlight w:val="none"/>
+          <w14:ligatures w14:val="none"/>
         </w:rPr>
       </w:r>
     </w:p>
@@ -350,16 +384,6 @@
       </w:r>
       <w:r>
         <w:rPr>
-          <w:b w:val="0"/>
-          <w:bCs w:val="0"/>
-          <w:i/>
-          <w:iCs/>
-          <w:highlight w:val="none"/>
-          <w:lang w:val="es-ES"/>
-        </w:rPr>
-      </w:r>
-      <w:r>
-        <w:rPr>
           <w:i/>
           <w:iCs/>
         </w:rPr>
@@ -368,7 +392,7 @@
     </w:p>
     <w:p>
       <w:pPr>
-        <w:pStyle w:val="142"/>
+        <w:pStyle w:val="963"/>
         <w:pBdr/>
         <w:spacing/>
         <w:ind/>
@@ -394,11 +418,9 @@
       <w:r>
         <w:rPr>
           <w:b w:val="0"/>
-          <w:bCs w:val="0"/>
+          <w:bCs/>
           <w:i/>
-          <w:iCs/>
           <w:highlight w:val="none"/>
-          <w:lang w:val="es-ES"/>
         </w:rPr>
       </w:r>
       <w:r>
@@ -407,6 +429,7 @@
           <w:bCs/>
           <w:i/>
           <w:highlight w:val="none"/>
+          <w14:ligatures w14:val="none"/>
         </w:rPr>
       </w:r>
     </w:p>
@@ -459,16 +482,6 @@
       </w:r>
       <w:r>
         <w:rPr>
-          <w:b w:val="0"/>
-          <w:bCs w:val="0"/>
-          <w:i/>
-          <w:iCs/>
-          <w:highlight w:val="none"/>
-          <w:lang w:val="es-ES"/>
-        </w:rPr>
-      </w:r>
-      <w:r>
-        <w:rPr>
           <w:i/>
           <w:iCs/>
         </w:rPr>
@@ -477,7 +490,7 @@
     </w:p>
     <w:p>
       <w:pPr>
-        <w:pStyle w:val="142"/>
+        <w:pStyle w:val="963"/>
         <w:pBdr/>
         <w:spacing/>
         <w:ind/>
@@ -496,6 +509,12 @@
           <w:lang w:val="es-ES"/>
         </w:rPr>
         <w:t xml:space="preserve">Periodo de recuperación (R).</w:t>
+      </w:r>
+      <w:r>
+        <w:rPr>
+          <w:bCs/>
+          <w:i/>
+        </w:rPr>
       </w:r>
       <w:r>
         <w:rPr>
@@ -537,26 +556,16 @@
           <w:lang w:val="es-ES"/>
         </w:rPr>
       </w:r>
-      <w:r>
-        <w:rPr>
-          <w:b w:val="0"/>
-          <w:bCs w:val="0"/>
-          <w:i/>
-          <w:iCs/>
-          <w:highlight w:val="none"/>
-          <w:lang w:val="es-ES"/>
-        </w:rPr>
-      </w:r>
       <w:r/>
     </w:p>
     <w:p>
       <w:pPr>
-        <w:pStyle w:val="140"/>
+        <w:pStyle w:val="961"/>
         <w:pBdr/>
         <w:spacing/>
         <w:ind/>
         <w:rPr>
-          <w:rStyle w:val="829"/>
+          <w:rStyle w:val="1028"/>
           <w:rFonts w:ascii="Calibri" w:hAnsi="Calibri" w:cs="Calibri"/>
           <w:b w:val="0"/>
           <w:bCs w:val="0"/>
@@ -568,7 +577,7 @@
       </w:pPr>
       <w:r>
         <w:rPr>
-          <w:rStyle w:val="829"/>
+          <w:rStyle w:val="1028"/>
           <w:rFonts w:ascii="Calibri" w:hAnsi="Calibri" w:cs="Calibri"/>
           <w:b w:val="0"/>
           <w:bCs w:val="0"/>
@@ -582,7 +591,7 @@
       </w:r>
       <w:r>
         <w:rPr>
-          <w:rStyle w:val="829"/>
+          <w:rStyle w:val="1028"/>
           <w:rFonts w:ascii="Calibri" w:hAnsi="Calibri" w:cs="Calibri"/>
           <w:b w:val="0"/>
           <w:bCs w:val="0"/>
@@ -592,12 +601,9 @@
           <w:highlight w:val="none"/>
         </w:rPr>
       </w:r>
-      <w:r/>
-      <w:r/>
-      <w:r/>
       <w:r>
         <w:rPr>
-          <w:rStyle w:val="829"/>
+          <w:rStyle w:val="1028"/>
           <w:rFonts w:ascii="Calibri" w:hAnsi="Calibri" w:cs="Calibri"/>
           <w:b w:val="0"/>
           <w:bCs w:val="0"/>
@@ -694,16 +700,7 @@
           <w:highlight w:val="none"/>
         </w:rPr>
       </w:r>
-      <w:r>
-        <w:rPr>
-          <w:highlight w:val="none"/>
-        </w:rPr>
-      </w:r>
-      <w:r>
-        <w:rPr>
-          <w:highlight w:val="none"/>
-        </w:rPr>
-      </w:r>
+      <w:r/>
     </w:p>
     <w:p>
       <w:pPr>
@@ -712,11 +709,6 @@
         <w:ind/>
         <w:rPr/>
       </w:pPr>
-      <w:r/>
-      <w:r/>
-      <w:r/>
-      <w:r/>
-      <w:r/>
       <w:r/>
       <w:r/>
     </w:p>
@@ -729,7 +721,7 @@
       </w:pPr>
       <w:r>
         <w:rPr>
-          <w:rStyle w:val="829"/>
+          <w:rStyle w:val="1028"/>
           <w:rFonts w:ascii="Calibri" w:hAnsi="Calibri" w:cs="Calibri"/>
           <w:b w:val="0"/>
           <w:bCs w:val="0"/>
@@ -742,7 +734,7 @@
       </w:r>
       <w:r>
         <w:rPr>
-          <w:rStyle w:val="829"/>
+          <w:rStyle w:val="1028"/>
           <w:rFonts w:ascii="Calibri" w:hAnsi="Calibri" w:cs="Calibri"/>
           <w:b w:val="0"/>
           <w:bCs w:val="0"/>
@@ -756,12 +748,12 @@
     </w:p>
     <w:p>
       <w:pPr>
-        <w:pStyle w:val="140"/>
+        <w:pStyle w:val="961"/>
         <w:pBdr/>
         <w:spacing/>
         <w:ind/>
         <w:rPr>
-          <w:rStyle w:val="829"/>
+          <w:rStyle w:val="1028"/>
           <w:rFonts w:ascii="Calibri" w:hAnsi="Calibri" w:cs="Calibri"/>
           <w:b/>
           <w:bCs/>
@@ -773,7 +765,7 @@
       </w:pPr>
       <w:r>
         <w:rPr>
-          <w:rStyle w:val="151"/>
+          <w:rStyle w:val="970"/>
           <w:rFonts w:ascii="Calibri" w:hAnsi="Calibri" w:cs="Calibri"/>
           <w:lang w:val="es-ES"/>
         </w:rPr>
@@ -781,22 +773,34 @@
       </w:r>
       <w:r>
         <w:rPr>
-          <w:rStyle w:val="829"/>
+          <w:rStyle w:val="1028"/>
           <w:rFonts w:ascii="Calibri" w:hAnsi="Calibri" w:cs="Calibri"/>
           <w:color w:val="355289"/>
           <w:sz w:val="32"/>
           <w:szCs w:val="32"/>
         </w:rPr>
       </w:r>
+      <w:r>
+        <w:rPr>
+          <w:rStyle w:val="1028"/>
+          <w:rFonts w:ascii="Calibri" w:hAnsi="Calibri" w:cs="Calibri"/>
+          <w:b/>
+          <w:bCs/>
+          <w:color w:val="355289"/>
+          <w:sz w:val="32"/>
+          <w:szCs w:val="32"/>
+          <w:highlight w:val="none"/>
+        </w:rPr>
+      </w:r>
     </w:p>
     <w:p>
       <w:pPr>
-        <w:pStyle w:val="828"/>
+        <w:pStyle w:val="1027"/>
         <w:pBdr/>
         <w:spacing w:after="0" w:afterAutospacing="0" w:before="0" w:beforeAutospacing="0" w:line="360" w:lineRule="auto"/>
         <w:ind/>
         <w:rPr>
-          <w:rStyle w:val="829"/>
+          <w:rStyle w:val="1028"/>
           <w:rFonts w:ascii="Calibri" w:hAnsi="Calibri" w:cs="Calibri"/>
           <w:b/>
           <w:color w:val="355289"/>
@@ -806,7 +810,7 @@
       </w:pPr>
       <w:r>
         <w:rPr>
-          <w:rStyle w:val="829"/>
+          <w:rStyle w:val="1028"/>
           <w:rFonts w:ascii="Calibri" w:hAnsi="Calibri" w:cs="Calibri"/>
           <w:color w:val="355289"/>
           <w:sz w:val="28"/>
@@ -816,7 +820,7 @@
       </w:r>
       <w:r>
         <w:rPr>
-          <w:rStyle w:val="829"/>
+          <w:rStyle w:val="1028"/>
           <w:rFonts w:ascii="Calibri" w:hAnsi="Calibri" w:cs="Calibri"/>
           <w:color w:val="355289"/>
           <w:sz w:val="28"/>
@@ -826,7 +830,7 @@
       </w:r>
       <w:r>
         <w:rPr>
-          <w:rStyle w:val="829"/>
+          <w:rStyle w:val="1028"/>
           <w:rFonts w:ascii="Calibri" w:hAnsi="Calibri" w:cs="Calibri"/>
           <w:color w:val="355289"/>
           <w:sz w:val="28"/>
@@ -837,10 +841,19 @@
       <w:bookmarkStart w:id="0" w:name="_GoBack"/>
       <w:r/>
       <w:bookmarkEnd w:id="0"/>
-      <w:r/>
       <w:r>
         <w:rPr>
-          <w:rStyle w:val="829"/>
+          <w:rStyle w:val="1028"/>
+          <w:rFonts w:ascii="Calibri" w:hAnsi="Calibri" w:cs="Calibri"/>
+          <w:b/>
+          <w:color w:val="355289"/>
+          <w:sz w:val="28"/>
+          <w:szCs w:val="32"/>
+        </w:rPr>
+      </w:r>
+      <w:r>
+        <w:rPr>
+          <w:rStyle w:val="1028"/>
           <w:rFonts w:ascii="Calibri" w:hAnsi="Calibri" w:cs="Calibri"/>
           <w:b/>
           <w:color w:val="355289"/>
@@ -851,12 +864,12 @@
     </w:p>
     <w:p>
       <w:pPr>
-        <w:pStyle w:val="828"/>
+        <w:pStyle w:val="1027"/>
         <w:pBdr/>
         <w:spacing w:after="0" w:afterAutospacing="0" w:before="0" w:beforeAutospacing="0" w:line="360" w:lineRule="auto"/>
         <w:ind/>
         <w:rPr>
-          <w:rStyle w:val="829"/>
+          <w:rStyle w:val="1028"/>
           <w:rFonts w:ascii="Calibri" w:hAnsi="Calibri" w:cs="Calibri"/>
           <w:b/>
           <w:color w:val="355289"/>
@@ -873,7 +886,16 @@
       </w:r>
       <w:r>
         <w:rPr>
-          <w:rStyle w:val="829"/>
+          <w:rStyle w:val="1028"/>
+          <w:rFonts w:ascii="Calibri" w:hAnsi="Calibri" w:cs="Calibri"/>
+          <w:b/>
+          <w:color w:val="355289"/>
+          <w:sz w:val="32"/>
+        </w:rPr>
+      </w:r>
+      <w:r>
+        <w:rPr>
+          <w:rStyle w:val="1028"/>
           <w:rFonts w:ascii="Calibri" w:hAnsi="Calibri" w:cs="Calibri"/>
           <w:b/>
           <w:color w:val="355289"/>
@@ -883,12 +905,12 @@
     </w:p>
     <w:p>
       <w:pPr>
-        <w:pStyle w:val="141"/>
+        <w:pStyle w:val="962"/>
         <w:pBdr/>
         <w:spacing/>
         <w:ind/>
         <w:rPr>
-          <w:rStyle w:val="829"/>
+          <w:rStyle w:val="1028"/>
           <w:rFonts w:ascii="Calibri" w:hAnsi="Calibri" w:cs="Calibri"/>
           <w:b/>
           <w:color w:val="355289"/>
@@ -897,7 +919,7 @@
       </w:pPr>
       <w:r>
         <w:rPr>
-          <w:rStyle w:val="829"/>
+          <w:rStyle w:val="1028"/>
           <w:rFonts w:ascii="Calibri" w:hAnsi="Calibri" w:cs="Calibri"/>
           <w:b/>
           <w:color w:val="355289"/>
@@ -907,7 +929,16 @@
       </w:r>
       <w:r>
         <w:rPr>
-          <w:rStyle w:val="829"/>
+          <w:rStyle w:val="1028"/>
+          <w:rFonts w:ascii="Calibri" w:hAnsi="Calibri" w:cs="Calibri"/>
+          <w:b/>
+          <w:color w:val="355289"/>
+          <w:sz w:val="28"/>
+        </w:rPr>
+      </w:r>
+      <w:r>
+        <w:rPr>
+          <w:rStyle w:val="1028"/>
           <w:rFonts w:ascii="Calibri" w:hAnsi="Calibri" w:cs="Calibri"/>
           <w:b/>
           <w:color w:val="355289"/>
@@ -917,7 +948,7 @@
     </w:p>
     <w:tbl>
       <w:tblPr>
-        <w:tblStyle w:val="826"/>
+        <w:tblStyle w:val="1025"/>
         <w:tblW w:w="0" w:type="auto"/>
         <w:tblCellMar>
           <w:left w:w="85" w:type="dxa"/>
@@ -947,7 +978,7 @@
           </w:tcPr>
           <w:p>
             <w:pPr>
-              <w:pStyle w:val="834"/>
+              <w:pStyle w:val="1033"/>
               <w:pBdr/>
               <w:spacing w:line="360" w:lineRule="auto"/>
               <w:ind/>
@@ -967,6 +998,13 @@
                 <w:szCs w:val="20"/>
               </w:rPr>
               <w:t xml:space="preserve">1. Diagnóstico:</w:t>
+            </w:r>
+            <w:r>
+              <w:rPr>
+                <w:rFonts w:asciiTheme="minorHAnsi" w:hAnsiTheme="minorHAnsi"/>
+                <w:color w:val="355289"/>
+                <w:szCs w:val="20"/>
+              </w:rPr>
             </w:r>
             <w:r>
               <w:rPr>
@@ -1011,6 +1049,13 @@
                 <w:szCs w:val="20"/>
               </w:rPr>
             </w:r>
+            <w:r>
+              <w:rPr>
+                <w:color w:val="355289"/>
+                <w:sz w:val="24"/>
+                <w:szCs w:val="20"/>
+              </w:rPr>
+            </w:r>
           </w:p>
         </w:tc>
         <w:tc>
@@ -1042,6 +1087,14 @@
                 <w:szCs w:val="20"/>
               </w:rPr>
               <w:t xml:space="preserve">2. Contexto</w:t>
+            </w:r>
+            <w:r>
+              <w:rPr>
+                <w:b/>
+                <w:color w:val="355289"/>
+                <w:sz w:val="24"/>
+                <w:szCs w:val="20"/>
+              </w:rPr>
             </w:r>
             <w:r>
               <w:rPr>
@@ -1099,6 +1152,14 @@
                 <w:szCs w:val="20"/>
               </w:rPr>
             </w:r>
+            <w:r>
+              <w:rPr>
+                <w:b/>
+                <w:color w:val="355289"/>
+                <w:sz w:val="24"/>
+                <w:szCs w:val="20"/>
+              </w:rPr>
+            </w:r>
           </w:p>
         </w:tc>
       </w:tr>
@@ -1113,7 +1174,7 @@
           </w:tcPr>
           <w:p>
             <w:pPr>
-              <w:pStyle w:val="834"/>
+              <w:pStyle w:val="1033"/>
               <w:pBdr/>
               <w:spacing w:line="360" w:lineRule="auto"/>
               <w:ind/>
@@ -1142,10 +1203,19 @@
                 <w:szCs w:val="20"/>
               </w:rPr>
             </w:r>
+            <w:r>
+              <w:rPr>
+                <w:rFonts w:asciiTheme="minorHAnsi" w:hAnsiTheme="minorHAnsi"/>
+                <w:b/>
+                <w:bCs/>
+                <w:color w:val="355289"/>
+                <w:highlight w:val="none"/>
+              </w:rPr>
+            </w:r>
           </w:p>
           <w:p>
             <w:pPr>
-              <w:pStyle w:val="834"/>
+              <w:pStyle w:val="1033"/>
               <w:pBdr/>
               <w:spacing w:line="360" w:lineRule="auto"/>
               <w:ind/>
@@ -1188,6 +1258,14 @@
                 <w:color w:val="355289"/>
               </w:rPr>
             </w:r>
+            <w:r>
+              <w:rPr>
+                <w:rFonts w:asciiTheme="minorHAnsi" w:hAnsiTheme="minorHAnsi"/>
+                <w:b w:val="0"/>
+                <w:bCs w:val="0"/>
+                <w:color w:val="355289"/>
+              </w:rPr>
+            </w:r>
           </w:p>
         </w:tc>
         <w:tc>
@@ -1199,7 +1277,7 @@
           </w:tcPr>
           <w:p>
             <w:pPr>
-              <w:pStyle w:val="834"/>
+              <w:pStyle w:val="1033"/>
               <w:pBdr/>
               <w:spacing w:line="360" w:lineRule="auto"/>
               <w:ind/>
@@ -1221,10 +1299,16 @@
                 <w:highlight w:val="none"/>
               </w:rPr>
             </w:r>
+            <w:r>
+              <w:rPr>
+                <w:rFonts w:asciiTheme="minorHAnsi" w:hAnsiTheme="minorHAnsi"/>
+                <w:highlight w:val="none"/>
+              </w:rPr>
+            </w:r>
           </w:p>
           <w:p>
             <w:pPr>
-              <w:pStyle w:val="834"/>
+              <w:pStyle w:val="1033"/>
               <w:pBdr/>
               <w:spacing w:line="360" w:lineRule="auto"/>
               <w:ind/>
@@ -1258,16 +1342,15 @@
             <w:r>
               <w:rPr>
                 <w:rFonts w:asciiTheme="minorHAnsi" w:hAnsiTheme="minorHAnsi"/>
+                <w:bCs/>
                 <w:i/>
-                <w:iCs/>
-                <w:szCs w:val="20"/>
                 <w:highlight w:val="none"/>
               </w:rPr>
             </w:r>
           </w:p>
           <w:p>
             <w:pPr>
-              <w:pStyle w:val="834"/>
+              <w:pStyle w:val="1033"/>
               <w:pBdr/>
               <w:spacing w:line="360" w:lineRule="auto"/>
               <w:ind/>
@@ -1299,7 +1382,7 @@
           </w:p>
           <w:p>
             <w:pPr>
-              <w:pStyle w:val="834"/>
+              <w:pStyle w:val="1033"/>
               <w:pBdr/>
               <w:spacing w:line="360" w:lineRule="auto"/>
               <w:ind/>
@@ -1324,8 +1407,6 @@
             <w:r>
               <w:rPr>
                 <w:rFonts w:asciiTheme="minorHAnsi" w:hAnsiTheme="minorHAnsi"/>
-                <w:szCs w:val="20"/>
-                <w:highlight w:val="none"/>
               </w:rPr>
             </w:r>
           </w:p>
@@ -1339,7 +1420,7 @@
           </w:tcPr>
           <w:p>
             <w:pPr>
-              <w:pStyle w:val="834"/>
+              <w:pStyle w:val="1033"/>
               <w:pBdr/>
               <w:spacing w:line="360" w:lineRule="auto"/>
               <w:ind/>
@@ -1392,10 +1473,17 @@
                 <w:lang w:val="es-ES"/>
               </w:rPr>
             </w:r>
+            <w:r>
+              <w:rPr>
+                <w:rFonts w:asciiTheme="minorAscii" w:hAnsiTheme="minorAscii"/>
+                <w:highlight w:val="none"/>
+                <w:lang w:val="es-ES"/>
+              </w:rPr>
+            </w:r>
           </w:p>
           <w:p>
             <w:pPr>
-              <w:pStyle w:val="834"/>
+              <w:pStyle w:val="1033"/>
               <w:pBdr/>
               <w:spacing w:line="360" w:lineRule="auto"/>
               <w:ind w:firstLine="0" w:left="0"/>
@@ -1419,6 +1507,12 @@
                 <w:lang w:val="es-ES"/>
               </w:rPr>
             </w:r>
+            <w:r>
+              <w:rPr>
+                <w:rFonts w:asciiTheme="minorAscii" w:hAnsiTheme="minorAscii"/>
+                <w:lang w:val="es-ES"/>
+              </w:rPr>
+            </w:r>
           </w:p>
         </w:tc>
         <w:tc>
@@ -1430,7 +1524,7 @@
           </w:tcPr>
           <w:p>
             <w:pPr>
-              <w:pStyle w:val="834"/>
+              <w:pStyle w:val="1033"/>
               <w:pBdr/>
               <w:spacing w:line="360" w:lineRule="auto"/>
               <w:ind/>
@@ -1460,6 +1554,12 @@
                 <w:szCs w:val="20"/>
               </w:rPr>
             </w:r>
+            <w:r>
+              <w:rPr>
+                <w:rFonts w:asciiTheme="minorHAnsi" w:hAnsiTheme="minorHAnsi"/>
+                <w:szCs w:val="20"/>
+              </w:rPr>
+            </w:r>
           </w:p>
         </w:tc>
       </w:tr>
@@ -1474,7 +1574,7 @@
           </w:tcPr>
           <w:p>
             <w:pPr>
-              <w:pStyle w:val="834"/>
+              <w:pStyle w:val="1033"/>
               <w:pBdr/>
               <w:spacing w:line="360" w:lineRule="auto"/>
               <w:ind/>
@@ -1503,10 +1603,19 @@
                 <w:szCs w:val="20"/>
               </w:rPr>
             </w:r>
+            <w:r>
+              <w:rPr>
+                <w:rFonts w:asciiTheme="minorHAnsi" w:hAnsiTheme="minorHAnsi"/>
+                <w:b/>
+                <w:bCs/>
+                <w:color w:val="355289"/>
+                <w:highlight w:val="none"/>
+              </w:rPr>
+            </w:r>
           </w:p>
           <w:p>
             <w:pPr>
-              <w:pStyle w:val="834"/>
+              <w:pStyle w:val="1033"/>
               <w:pBdr/>
               <w:spacing w:line="360" w:lineRule="auto"/>
               <w:ind/>
@@ -1562,10 +1671,19 @@
                 <w:color w:val="000000" w:themeColor="text1"/>
               </w:rPr>
             </w:r>
+            <w:r>
+              <w:rPr>
+                <w:rFonts w:asciiTheme="minorHAnsi" w:hAnsiTheme="minorHAnsi"/>
+                <w:b w:val="0"/>
+                <w:bCs w:val="0"/>
+                <w:color w:val="000000" w:themeColor="text1"/>
+                <w:highlight w:val="none"/>
+              </w:rPr>
+            </w:r>
           </w:p>
           <w:p>
             <w:pPr>
-              <w:pStyle w:val="834"/>
+              <w:pStyle w:val="1033"/>
               <w:pBdr/>
               <w:spacing w:line="360" w:lineRule="auto"/>
               <w:ind/>
@@ -1609,10 +1727,19 @@
                 <w:color w:val="000000" w:themeColor="text1"/>
               </w:rPr>
             </w:r>
+            <w:r>
+              <w:rPr>
+                <w:rFonts w:asciiTheme="minorHAnsi" w:hAnsiTheme="minorHAnsi"/>
+                <w:b w:val="0"/>
+                <w:bCs w:val="0"/>
+                <w:color w:val="000000" w:themeColor="text1"/>
+                <w:highlight w:val="none"/>
+              </w:rPr>
+            </w:r>
           </w:p>
           <w:p>
             <w:pPr>
-              <w:pStyle w:val="834"/>
+              <w:pStyle w:val="1033"/>
               <w:pBdr/>
               <w:spacing w:line="360" w:lineRule="auto"/>
               <w:ind/>
@@ -1673,10 +1800,8 @@
               <w:rPr>
                 <w:rFonts w:asciiTheme="minorHAnsi" w:hAnsiTheme="minorHAnsi"/>
                 <w:b/>
+                <w:bCs/>
                 <w:color w:val="355289"/>
-                <w:szCs w:val="20"/>
-                <w:highlight w:val="none"/>
-                <w:lang w:val="es-ES"/>
               </w:rPr>
             </w:r>
           </w:p>
@@ -1698,6 +1823,12 @@
                 <w:szCs w:val="20"/>
               </w:rPr>
             </w:pPr>
+            <w:r>
+              <w:rPr>
+                <w:sz w:val="24"/>
+                <w:szCs w:val="20"/>
+              </w:rPr>
+            </w:r>
             <w:r>
               <w:rPr>
                 <w:sz w:val="24"/>
@@ -1741,6 +1872,12 @@
                 <w:szCs w:val="20"/>
               </w:rPr>
             </w:r>
+            <w:r>
+              <w:rPr>
+                <w:sz w:val="24"/>
+                <w:szCs w:val="20"/>
+              </w:rPr>
+            </w:r>
           </w:p>
         </w:tc>
         <w:tc>
@@ -1772,6 +1909,12 @@
                 <w:szCs w:val="20"/>
               </w:rPr>
             </w:r>
+            <w:r>
+              <w:rPr>
+                <w:sz w:val="24"/>
+                <w:szCs w:val="20"/>
+              </w:rPr>
+            </w:r>
           </w:p>
         </w:tc>
       </w:tr>
@@ -1786,7 +1929,7 @@
           </w:tcPr>
           <w:p>
             <w:pPr>
-              <w:pStyle w:val="834"/>
+              <w:pStyle w:val="1033"/>
               <w:pBdr/>
               <w:spacing w:line="360" w:lineRule="auto"/>
               <w:ind/>
@@ -1832,6 +1975,14 @@
                 <w:szCs w:val="20"/>
               </w:rPr>
             </w:r>
+            <w:r>
+              <w:rPr>
+                <w:rFonts w:asciiTheme="minorHAnsi" w:hAnsiTheme="minorHAnsi"/>
+                <w:b/>
+                <w:color w:val="355289"/>
+                <w:szCs w:val="20"/>
+              </w:rPr>
+            </w:r>
           </w:p>
         </w:tc>
         <w:tc>
@@ -1851,6 +2002,12 @@
                 <w:szCs w:val="20"/>
               </w:rPr>
             </w:pPr>
+            <w:r>
+              <w:rPr>
+                <w:sz w:val="24"/>
+                <w:szCs w:val="20"/>
+              </w:rPr>
+            </w:r>
             <w:r>
               <w:rPr>
                 <w:sz w:val="24"/>
@@ -1894,6 +2051,12 @@
                 <w:szCs w:val="20"/>
               </w:rPr>
             </w:r>
+            <w:r>
+              <w:rPr>
+                <w:sz w:val="24"/>
+                <w:szCs w:val="20"/>
+              </w:rPr>
+            </w:r>
           </w:p>
         </w:tc>
         <w:tc>
@@ -1925,6 +2088,12 @@
                 <w:szCs w:val="20"/>
               </w:rPr>
             </w:r>
+            <w:r>
+              <w:rPr>
+                <w:sz w:val="24"/>
+                <w:szCs w:val="20"/>
+              </w:rPr>
+            </w:r>
           </w:p>
         </w:tc>
       </w:tr>
@@ -1941,6 +2110,14 @@
           <w:szCs w:val="24"/>
         </w:rPr>
       </w:pPr>
+      <w:r>
+        <w:rPr>
+          <w:b/>
+          <w:color w:val="385623" w:themeColor="accent6" w:themeShade="80"/>
+          <w:sz w:val="24"/>
+          <w:szCs w:val="24"/>
+        </w:rPr>
+      </w:r>
       <w:r>
         <w:rPr>
           <w:b/>
@@ -1986,19 +2163,35 @@
           <w:szCs w:val="24"/>
         </w:rPr>
       </w:r>
-    </w:p>
-    <w:p>
-      <w:pPr>
-        <w:pBdr/>
-        <w:spacing w:after="0" w:line="360" w:lineRule="auto"/>
-        <w:ind/>
+      <w:r>
         <w:rPr>
           <w:b/>
           <w:color w:val="385623" w:themeColor="accent6" w:themeShade="80"/>
           <w:sz w:val="24"/>
           <w:szCs w:val="24"/>
         </w:rPr>
-      </w:pPr>
+      </w:r>
+    </w:p>
+    <w:p>
+      <w:pPr>
+        <w:pBdr/>
+        <w:spacing w:after="0" w:line="360" w:lineRule="auto"/>
+        <w:ind/>
+        <w:rPr>
+          <w:b/>
+          <w:color w:val="385623" w:themeColor="accent6" w:themeShade="80"/>
+          <w:sz w:val="24"/>
+          <w:szCs w:val="24"/>
+        </w:rPr>
+      </w:pPr>
+      <w:r>
+        <w:rPr>
+          <w:b/>
+          <w:color w:val="385623" w:themeColor="accent6" w:themeShade="80"/>
+          <w:sz w:val="24"/>
+          <w:szCs w:val="24"/>
+        </w:rPr>
+      </w:r>
       <w:r>
         <w:rPr>
           <w:b/>
@@ -2044,19 +2237,35 @@
           <w:szCs w:val="24"/>
         </w:rPr>
       </w:r>
-    </w:p>
-    <w:p>
-      <w:pPr>
-        <w:pBdr/>
-        <w:spacing w:after="0" w:line="360" w:lineRule="auto"/>
-        <w:ind/>
+      <w:r>
         <w:rPr>
           <w:b/>
           <w:color w:val="385623" w:themeColor="accent6" w:themeShade="80"/>
           <w:sz w:val="24"/>
           <w:szCs w:val="24"/>
         </w:rPr>
-      </w:pPr>
+      </w:r>
+    </w:p>
+    <w:p>
+      <w:pPr>
+        <w:pBdr/>
+        <w:spacing w:after="0" w:line="360" w:lineRule="auto"/>
+        <w:ind/>
+        <w:rPr>
+          <w:b/>
+          <w:color w:val="385623" w:themeColor="accent6" w:themeShade="80"/>
+          <w:sz w:val="24"/>
+          <w:szCs w:val="24"/>
+        </w:rPr>
+      </w:pPr>
+      <w:r>
+        <w:rPr>
+          <w:b/>
+          <w:color w:val="385623" w:themeColor="accent6" w:themeShade="80"/>
+          <w:sz w:val="24"/>
+          <w:szCs w:val="24"/>
+        </w:rPr>
+      </w:r>
       <w:r>
         <w:rPr>
           <w:b/>
@@ -2102,19 +2311,35 @@
           <w:szCs w:val="24"/>
         </w:rPr>
       </w:r>
-    </w:p>
-    <w:p>
-      <w:pPr>
-        <w:pBdr/>
-        <w:spacing w:after="0" w:line="360" w:lineRule="auto"/>
-        <w:ind/>
+      <w:r>
         <w:rPr>
           <w:b/>
           <w:color w:val="385623" w:themeColor="accent6" w:themeShade="80"/>
           <w:sz w:val="24"/>
           <w:szCs w:val="24"/>
         </w:rPr>
-      </w:pPr>
+      </w:r>
+    </w:p>
+    <w:p>
+      <w:pPr>
+        <w:pBdr/>
+        <w:spacing w:after="0" w:line="360" w:lineRule="auto"/>
+        <w:ind/>
+        <w:rPr>
+          <w:b/>
+          <w:color w:val="385623" w:themeColor="accent6" w:themeShade="80"/>
+          <w:sz w:val="24"/>
+          <w:szCs w:val="24"/>
+        </w:rPr>
+      </w:pPr>
+      <w:r>
+        <w:rPr>
+          <w:b/>
+          <w:color w:val="385623" w:themeColor="accent6" w:themeShade="80"/>
+          <w:sz w:val="24"/>
+          <w:szCs w:val="24"/>
+        </w:rPr>
+      </w:r>
       <w:r>
         <w:rPr>
           <w:b/>
@@ -2160,15 +2385,23 @@
           <w:szCs w:val="24"/>
         </w:rPr>
       </w:r>
+      <w:r>
+        <w:rPr>
+          <w:b/>
+          <w:color w:val="385623" w:themeColor="accent6" w:themeShade="80"/>
+          <w:sz w:val="24"/>
+          <w:szCs w:val="24"/>
+        </w:rPr>
+      </w:r>
     </w:p>
     <w:p>
       <w:pPr>
-        <w:pStyle w:val="828"/>
+        <w:pStyle w:val="1027"/>
         <w:pBdr/>
         <w:spacing w:after="0" w:afterAutospacing="0" w:before="0" w:beforeAutospacing="0" w:line="360" w:lineRule="auto"/>
         <w:ind/>
         <w:rPr>
-          <w:rStyle w:val="829"/>
+          <w:rStyle w:val="1028"/>
           <w:rFonts w:ascii="Calibri" w:hAnsi="Calibri" w:cs="Calibri"/>
           <w:b/>
           <w:color w:val="355289"/>
@@ -2177,7 +2410,7 @@
       </w:pPr>
       <w:r>
         <w:rPr>
-          <w:rStyle w:val="829"/>
+          <w:rStyle w:val="1028"/>
           <w:rFonts w:ascii="Calibri" w:hAnsi="Calibri" w:cs="Calibri"/>
           <w:b/>
           <w:color w:val="355289"/>
@@ -2187,7 +2420,7 @@
       </w:r>
       <w:r>
         <w:rPr>
-          <w:rStyle w:val="829"/>
+          <w:rStyle w:val="1028"/>
           <w:rFonts w:ascii="Calibri" w:hAnsi="Calibri" w:cs="Calibri"/>
           <w:b/>
           <w:color w:val="355289"/>
@@ -2197,7 +2430,16 @@
       </w:r>
       <w:r>
         <w:rPr>
-          <w:rStyle w:val="829"/>
+          <w:rStyle w:val="1028"/>
+          <w:rFonts w:ascii="Calibri" w:hAnsi="Calibri" w:cs="Calibri"/>
+          <w:b/>
+          <w:color w:val="355289"/>
+          <w:sz w:val="28"/>
+        </w:rPr>
+      </w:r>
+      <w:r>
+        <w:rPr>
+          <w:rStyle w:val="1028"/>
           <w:rFonts w:ascii="Calibri" w:hAnsi="Calibri" w:cs="Calibri"/>
           <w:b/>
           <w:color w:val="355289"/>
@@ -2207,7 +2449,7 @@
     </w:p>
     <w:tbl>
       <w:tblPr>
-        <w:tblStyle w:val="826"/>
+        <w:tblStyle w:val="1025"/>
         <w:tblW w:w="0" w:type="auto"/>
         <w:tblCellMar>
           <w:left w:w="85" w:type="dxa"/>
@@ -2216,11 +2458,12 @@
           <w:bottom w:w="85" w:type="dxa"/>
         </w:tblCellMar>
         <w:tblBorders/>
+        <w:tblLayout w:type="fixed"/>
         <w:tblLook w:val="04A0" w:firstRow="1" w:lastRow="0" w:firstColumn="1" w:lastColumn="0" w:noHBand="0" w:noVBand="1"/>
       </w:tblPr>
       <w:tblGrid>
-        <w:gridCol w:w="2830"/>
-        <w:gridCol w:w="3261"/>
+        <w:gridCol w:w="1831"/>
+        <w:gridCol w:w="4252"/>
         <w:gridCol w:w="3969"/>
       </w:tblGrid>
       <w:tr>
@@ -2230,12 +2473,12 @@
             <w:gridSpan w:val="2"/>
             <w:shd w:val="clear" w:color="auto" w:fill="d9e2f3" w:themeFill="accent1" w:themeFillTint="33"/>
             <w:tcBorders/>
-            <w:tcW w:w="6091" w:type="dxa"/>
+            <w:tcW w:w="6083" w:type="dxa"/>
             <w:vAlign w:val="center"/>
           </w:tcPr>
           <w:p>
             <w:pPr>
-              <w:pStyle w:val="834"/>
+              <w:pStyle w:val="1033"/>
               <w:pBdr/>
               <w:spacing/>
               <w:ind/>
@@ -2263,6 +2506,13 @@
                 <w:szCs w:val="20"/>
               </w:rPr>
             </w:r>
+            <w:r>
+              <w:rPr>
+                <w:rFonts w:asciiTheme="minorHAnsi" w:hAnsiTheme="minorHAnsi" w:cstheme="minorHAnsi"/>
+                <w:color w:val="355289"/>
+                <w:szCs w:val="20"/>
+              </w:rPr>
+            </w:r>
           </w:p>
         </w:tc>
         <w:tc>
@@ -2274,7 +2524,7 @@
           </w:tcPr>
           <w:p>
             <w:pPr>
-              <w:pStyle w:val="834"/>
+              <w:pStyle w:val="1033"/>
               <w:pBdr/>
               <w:spacing/>
               <w:ind/>
@@ -2302,6 +2552,13 @@
                 <w:szCs w:val="20"/>
               </w:rPr>
             </w:r>
+            <w:r>
+              <w:rPr>
+                <w:rFonts w:asciiTheme="minorHAnsi" w:hAnsiTheme="minorHAnsi" w:cstheme="minorHAnsi"/>
+                <w:color w:val="355289"/>
+                <w:szCs w:val="20"/>
+              </w:rPr>
+            </w:r>
           </w:p>
         </w:tc>
       </w:tr>
@@ -2310,12 +2567,12 @@
         <w:tc>
           <w:tcPr>
             <w:tcBorders/>
-            <w:tcW w:w="2830" w:type="dxa"/>
+            <w:tcW w:w="1831" w:type="dxa"/>
             <w:vAlign w:val="center"/>
           </w:tcPr>
           <w:p>
             <w:pPr>
-              <w:pStyle w:val="834"/>
+              <w:pStyle w:val="1033"/>
               <w:pBdr/>
               <w:spacing/>
               <w:ind/>
@@ -2343,10 +2600,18 @@
                 <w:szCs w:val="20"/>
               </w:rPr>
             </w:r>
+            <w:r>
+              <w:rPr>
+                <w:rFonts w:asciiTheme="minorHAnsi" w:hAnsiTheme="minorHAnsi" w:cstheme="minorHAnsi"/>
+                <w:b/>
+                <w:color w:val="355289"/>
+                <w:szCs w:val="20"/>
+              </w:rPr>
+            </w:r>
           </w:p>
           <w:p>
             <w:pPr>
-              <w:pStyle w:val="834"/>
+              <w:pStyle w:val="1033"/>
               <w:pBdr/>
               <w:spacing/>
               <w:ind/>
@@ -2386,7 +2651,6 @@
               <w:rPr>
                 <w:rFonts w:asciiTheme="minorHAnsi" w:hAnsiTheme="minorHAnsi" w:cstheme="minorHAnsi"/>
                 <w:color w:val="000000" w:themeColor="text1"/>
-                <w:szCs w:val="20"/>
                 <w:highlight w:val="none"/>
                 <w:lang w:val="es-ES"/>
               </w:rPr>
@@ -2396,13 +2660,12 @@
                 <w:rFonts w:asciiTheme="minorHAnsi" w:hAnsiTheme="minorHAnsi" w:cstheme="minorHAnsi"/>
                 <w:color w:val="000000" w:themeColor="text1"/>
                 <w:highlight w:val="none"/>
-                <w:lang w:val="es-ES"/>
               </w:rPr>
             </w:r>
           </w:p>
           <w:p>
             <w:pPr>
-              <w:pStyle w:val="834"/>
+              <w:pStyle w:val="1033"/>
               <w:pBdr/>
               <w:spacing/>
               <w:ind/>
@@ -2437,6 +2700,13 @@
                 <w:lang w:val="es-ES"/>
               </w:rPr>
               <w:t xml:space="preserve">Método de medición</w:t>
+            </w:r>
+            <w:r>
+              <w:rPr>
+                <w:rFonts w:asciiTheme="minorHAnsi" w:hAnsiTheme="minorHAnsi" w:cstheme="minorHAnsi"/>
+                <w:color w:val="000000" w:themeColor="text1"/>
+                <w:szCs w:val="20"/>
+              </w:rPr>
             </w:r>
             <w:r>
               <w:rPr>
@@ -2485,17 +2755,25 @@
                 <w:szCs w:val="20"/>
               </w:rPr>
             </w:r>
+            <w:r>
+              <w:rPr>
+                <w:rFonts w:cstheme="minorHAnsi"/>
+                <w:color w:val="000000" w:themeColor="text1"/>
+                <w:sz w:val="24"/>
+                <w:szCs w:val="20"/>
+              </w:rPr>
+            </w:r>
           </w:p>
         </w:tc>
         <w:tc>
           <w:tcPr>
             <w:tcBorders/>
-            <w:tcW w:w="3261" w:type="dxa"/>
+            <w:tcW w:w="4252" w:type="dxa"/>
             <w:vAlign w:val="center"/>
           </w:tcPr>
           <w:p>
             <w:pPr>
-              <w:pStyle w:val="834"/>
+              <w:pStyle w:val="1033"/>
               <w:pBdr/>
               <w:spacing/>
               <w:ind/>
@@ -2523,10 +2801,18 @@
                 <w:szCs w:val="20"/>
               </w:rPr>
             </w:r>
+            <w:r>
+              <w:rPr>
+                <w:rFonts w:asciiTheme="minorHAnsi" w:hAnsiTheme="minorHAnsi" w:cstheme="minorHAnsi"/>
+                <w:b/>
+                <w:color w:val="355289"/>
+                <w:szCs w:val="20"/>
+              </w:rPr>
+            </w:r>
           </w:p>
           <w:p>
             <w:pPr>
-              <w:pStyle w:val="834"/>
+              <w:pStyle w:val="1033"/>
               <w:numPr>
                 <w:ilvl w:val="0"/>
                 <w:numId w:val="8"/>
@@ -2556,10 +2842,17 @@
                 <w:szCs w:val="20"/>
               </w:rPr>
             </w:r>
+            <w:r>
+              <w:rPr>
+                <w:rFonts w:asciiTheme="minorHAnsi" w:hAnsiTheme="minorHAnsi" w:cstheme="minorHAnsi"/>
+                <w:color w:val="355289"/>
+                <w:szCs w:val="20"/>
+              </w:rPr>
+            </w:r>
           </w:p>
           <w:p>
             <w:pPr>
-              <w:pStyle w:val="834"/>
+              <w:pStyle w:val="1033"/>
               <w:numPr>
                 <w:ilvl w:val="0"/>
                 <w:numId w:val="8"/>
@@ -2589,10 +2882,17 @@
                 <w:szCs w:val="20"/>
               </w:rPr>
             </w:r>
+            <w:r>
+              <w:rPr>
+                <w:rFonts w:asciiTheme="minorHAnsi" w:hAnsiTheme="minorHAnsi" w:cstheme="minorHAnsi"/>
+                <w:color w:val="355289"/>
+                <w:szCs w:val="20"/>
+              </w:rPr>
+            </w:r>
           </w:p>
           <w:p>
             <w:pPr>
-              <w:pStyle w:val="832"/>
+              <w:pStyle w:val="1031"/>
               <w:numPr>
                 <w:ilvl w:val="0"/>
                 <w:numId w:val="8"/>
@@ -2625,10 +2925,18 @@
                 <w:szCs w:val="20"/>
               </w:rPr>
             </w:r>
+            <w:r>
+              <w:rPr>
+                <w:rFonts w:cstheme="minorHAnsi"/>
+                <w:color w:val="355289"/>
+                <w:sz w:val="24"/>
+                <w:szCs w:val="20"/>
+              </w:rPr>
+            </w:r>
           </w:p>
           <w:p>
             <w:pPr>
-              <w:pStyle w:val="832"/>
+              <w:pStyle w:val="1031"/>
               <w:numPr>
                 <w:ilvl w:val="0"/>
                 <w:numId w:val="8"/>
@@ -2662,10 +2970,18 @@
                 <w:szCs w:val="24"/>
               </w:rPr>
             </w:r>
+            <w:r>
+              <w:rPr>
+                <w:rFonts w:cstheme="minorHAnsi"/>
+                <w:color w:val="355289"/>
+                <w:sz w:val="24"/>
+                <w:szCs w:val="24"/>
+              </w:rPr>
+            </w:r>
           </w:p>
           <w:p>
             <w:pPr>
-              <w:pStyle w:val="832"/>
+              <w:pStyle w:val="1031"/>
               <w:numPr>
                 <w:ilvl w:val="0"/>
                 <w:numId w:val="8"/>
@@ -2706,9 +3022,7 @@
                 <w:rFonts w:cstheme="minorHAnsi"/>
                 <w:color w:val="355289"/>
                 <w:sz w:val="24"/>
-                <w:szCs w:val="20"/>
-                <w:highlight w:val="none"/>
-                <w:lang w:val="es-ES"/>
+                <w:szCs w:val="24"/>
               </w:rPr>
             </w:r>
           </w:p>
@@ -2763,6 +3077,15 @@
                 <w:szCs w:val="20"/>
               </w:rPr>
             </w:r>
+            <w:r>
+              <w:rPr>
+                <w:rFonts w:cstheme="minorHAnsi"/>
+                <w:b/>
+                <w:color w:val="355289"/>
+                <w:sz w:val="24"/>
+                <w:szCs w:val="20"/>
+              </w:rPr>
+            </w:r>
           </w:p>
         </w:tc>
       </w:tr>
@@ -2773,7 +3096,7 @@
             <w:gridSpan w:val="2"/>
             <w:shd w:val="clear" w:color="auto" w:fill="d9e2f3" w:themeFill="accent1" w:themeFillTint="33"/>
             <w:tcBorders/>
-            <w:tcW w:w="6091" w:type="dxa"/>
+            <w:tcW w:w="6083" w:type="dxa"/>
             <w:vAlign w:val="center"/>
           </w:tcPr>
           <w:p>
@@ -2799,6 +3122,15 @@
                 <w:szCs w:val="20"/>
               </w:rPr>
               <w:t xml:space="preserve">Formulación de preguntas problemáticas</w:t>
+            </w:r>
+            <w:r>
+              <w:rPr>
+                <w:rFonts w:cstheme="minorHAnsi"/>
+                <w:b/>
+                <w:color w:val="355289"/>
+                <w:sz w:val="24"/>
+                <w:szCs w:val="20"/>
+              </w:rPr>
             </w:r>
             <w:r>
               <w:rPr>
@@ -2849,6 +3181,15 @@
                 <w:szCs w:val="20"/>
               </w:rPr>
             </w:r>
+            <w:r>
+              <w:rPr>
+                <w:rFonts w:cstheme="minorHAnsi"/>
+                <w:b/>
+                <w:color w:val="355289"/>
+                <w:sz w:val="24"/>
+                <w:szCs w:val="20"/>
+              </w:rPr>
+            </w:r>
           </w:p>
         </w:tc>
       </w:tr>
@@ -2858,7 +3199,7 @@
           <w:tcPr>
             <w:shd w:val="clear" w:color="auto" w:fill="f2f2f2" w:themeFill="background1" w:themeFillShade="F2"/>
             <w:tcBorders/>
-            <w:tcW w:w="2830" w:type="dxa"/>
+            <w:tcW w:w="1831" w:type="dxa"/>
             <w:vAlign w:val="center"/>
           </w:tcPr>
           <w:p>
@@ -2893,12 +3234,21 @@
                 <w:szCs w:val="20"/>
               </w:rPr>
             </w:r>
+            <w:r>
+              <w:rPr>
+                <w:rFonts w:cstheme="minorHAnsi"/>
+                <w:b/>
+                <w:color w:val="355289"/>
+                <w:sz w:val="24"/>
+                <w:szCs w:val="20"/>
+              </w:rPr>
+            </w:r>
           </w:p>
         </w:tc>
         <w:tc>
           <w:tcPr>
             <w:tcBorders/>
-            <w:tcW w:w="3261" w:type="dxa"/>
+            <w:tcW w:w="4252" w:type="dxa"/>
             <w:vAlign w:val="center"/>
           </w:tcPr>
           <w:p>
@@ -2932,6 +3282,14 @@
                 <w:lang w:val="es-ES"/>
               </w:rPr>
               <w:t xml:space="preserve"> SI</w:t>
+            </w:r>
+            <w:r>
+              <w:rPr>
+                <w:rFonts w:cstheme="minorHAnsi"/>
+                <w:color w:val="000000" w:themeColor="text1"/>
+                <w:sz w:val="24"/>
+                <w:szCs w:val="20"/>
+              </w:rPr>
             </w:r>
             <w:r>
               <w:rPr>
@@ -2992,6 +3350,15 @@
                 <w:szCs w:val="20"/>
               </w:rPr>
             </w:r>
+            <w:r>
+              <w:rPr>
+                <w:rFonts w:cstheme="minorHAnsi"/>
+                <w:b/>
+                <w:color w:val="355289"/>
+                <w:sz w:val="24"/>
+                <w:szCs w:val="20"/>
+              </w:rPr>
+            </w:r>
           </w:p>
         </w:tc>
       </w:tr>
@@ -3001,7 +3368,7 @@
           <w:tcPr>
             <w:shd w:val="clear" w:color="auto" w:fill="f2f2f2" w:themeFill="background1" w:themeFillShade="F2"/>
             <w:tcBorders/>
-            <w:tcW w:w="2830" w:type="dxa"/>
+            <w:tcW w:w="1831" w:type="dxa"/>
             <w:vAlign w:val="center"/>
           </w:tcPr>
           <w:p>
@@ -3036,12 +3403,21 @@
                 <w:szCs w:val="20"/>
               </w:rPr>
             </w:r>
+            <w:r>
+              <w:rPr>
+                <w:rFonts w:cstheme="minorHAnsi"/>
+                <w:b/>
+                <w:color w:val="355289"/>
+                <w:sz w:val="24"/>
+                <w:szCs w:val="20"/>
+              </w:rPr>
+            </w:r>
           </w:p>
         </w:tc>
         <w:tc>
           <w:tcPr>
             <w:tcBorders/>
-            <w:tcW w:w="3261" w:type="dxa"/>
+            <w:tcW w:w="4252" w:type="dxa"/>
             <w:vAlign w:val="center"/>
           </w:tcPr>
           <w:p>
@@ -3075,6 +3451,14 @@
                 <w:lang w:val="es-ES"/>
               </w:rPr>
               <w:t xml:space="preserve">SI</w:t>
+            </w:r>
+            <w:r>
+              <w:rPr>
+                <w:rFonts w:cstheme="minorHAnsi"/>
+                <w:color w:val="000000" w:themeColor="text1"/>
+                <w:sz w:val="24"/>
+                <w:szCs w:val="20"/>
+              </w:rPr>
             </w:r>
             <w:r>
               <w:rPr>
@@ -3135,6 +3519,15 @@
                 <w:szCs w:val="20"/>
               </w:rPr>
             </w:r>
+            <w:r>
+              <w:rPr>
+                <w:rFonts w:cstheme="minorHAnsi"/>
+                <w:b/>
+                <w:color w:val="355289"/>
+                <w:sz w:val="24"/>
+                <w:szCs w:val="20"/>
+              </w:rPr>
+            </w:r>
           </w:p>
         </w:tc>
       </w:tr>
@@ -3144,7 +3537,7 @@
           <w:tcPr>
             <w:shd w:val="clear" w:color="auto" w:fill="f2f2f2" w:themeFill="background1" w:themeFillShade="F2"/>
             <w:tcBorders/>
-            <w:tcW w:w="2830" w:type="dxa"/>
+            <w:tcW w:w="1831" w:type="dxa"/>
             <w:vAlign w:val="center"/>
           </w:tcPr>
           <w:p>
@@ -3189,12 +3582,21 @@
                 <w:szCs w:val="20"/>
               </w:rPr>
             </w:r>
+            <w:r>
+              <w:rPr>
+                <w:rFonts w:cstheme="minorHAnsi"/>
+                <w:b/>
+                <w:color w:val="355289"/>
+                <w:sz w:val="24"/>
+                <w:szCs w:val="20"/>
+              </w:rPr>
+            </w:r>
           </w:p>
         </w:tc>
         <w:tc>
           <w:tcPr>
             <w:tcBorders/>
-            <w:tcW w:w="3261" w:type="dxa"/>
+            <w:tcW w:w="4252" w:type="dxa"/>
             <w:vAlign w:val="center"/>
           </w:tcPr>
           <w:p>
@@ -3228,6 +3630,14 @@
                 <w:lang w:val="es-ES"/>
               </w:rPr>
               <w:t xml:space="preserve"> SI</w:t>
+            </w:r>
+            <w:r>
+              <w:rPr>
+                <w:rFonts w:cstheme="minorHAnsi"/>
+                <w:color w:val="000000" w:themeColor="text1"/>
+                <w:sz w:val="24"/>
+                <w:szCs w:val="20"/>
+              </w:rPr>
             </w:r>
             <w:r>
               <w:rPr>
@@ -3276,13 +3686,21 @@
                 <w:szCs w:val="20"/>
               </w:rPr>
             </w:r>
+            <w:r>
+              <w:rPr>
+                <w:rFonts w:cstheme="minorHAnsi"/>
+                <w:color w:val="355289"/>
+                <w:sz w:val="24"/>
+                <w:szCs w:val="20"/>
+              </w:rPr>
+            </w:r>
           </w:p>
         </w:tc>
       </w:tr>
     </w:tbl>
     <w:p>
       <w:pPr>
-        <w:pStyle w:val="828"/>
+        <w:pStyle w:val="1027"/>
         <w:pBdr/>
         <w:spacing w:after="0" w:afterAutospacing="0" w:before="0" w:beforeAutospacing="0" w:line="360" w:lineRule="auto"/>
         <w:ind/>
@@ -3291,6 +3709,12 @@
           <w:color w:val="385623" w:themeColor="accent6" w:themeShade="80"/>
         </w:rPr>
       </w:pPr>
+      <w:r>
+        <w:rPr>
+          <w:b/>
+          <w:color w:val="385623" w:themeColor="accent6" w:themeShade="80"/>
+        </w:rPr>
+      </w:r>
       <w:r>
         <w:rPr>
           <w:b/>
@@ -3316,6 +3740,14 @@
           <w:szCs w:val="24"/>
         </w:rPr>
       </w:pPr>
+      <w:r>
+        <w:rPr>
+          <w:b/>
+          <w:color w:val="385623" w:themeColor="accent6" w:themeShade="80"/>
+          <w:sz w:val="24"/>
+          <w:szCs w:val="24"/>
+        </w:rPr>
+      </w:r>
       <w:r>
         <w:rPr>
           <w:b/>
@@ -3618,6 +4050,14 @@
         <w:szCs w:val="24"/>
       </w:rPr>
     </w:r>
+    <w:r>
+      <w:rPr>
+        <w:rFonts w:cstheme="minorHAnsi"/>
+        <w:color w:val="2f5496" w:themeColor="accent1" w:themeShade="BF"/>
+        <w:sz w:val="24"/>
+        <w:szCs w:val="24"/>
+      </w:rPr>
+    </w:r>
   </w:p>
 </w:ftr>
 </file>
@@ -3659,7 +4099,7 @@
 <w:hdr xmlns:wpc="http://schemas.microsoft.com/office/word/2010/wordprocessingCanvas" xmlns:mc="http://schemas.openxmlformats.org/markup-compatibility/2006" xmlns:o="urn:schemas-microsoft-com:office:office" xmlns:r="http://schemas.openxmlformats.org/officeDocument/2006/relationships" xmlns:m="http://schemas.openxmlformats.org/officeDocument/2006/math" xmlns:v="urn:schemas-microsoft-com:vml" xmlns:wp14="http://schemas.microsoft.com/office/word/2010/wordprocessingDrawing" xmlns:wp="http://schemas.openxmlformats.org/drawingml/2006/wordprocessingDrawing" xmlns:w10="urn:schemas-microsoft-com:office:word" xmlns:w="http://schemas.openxmlformats.org/wordprocessingml/2006/main" xmlns:w14="http://schemas.microsoft.com/office/word/2010/wordml" xmlns:w15="http://schemas.microsoft.com/office/word/2012/wordml" xmlns:wpg="http://schemas.microsoft.com/office/word/2010/wordprocessingGroup" xmlns:wpi="http://schemas.microsoft.com/office/word/2010/wordprocessingInk" xmlns:wne="http://schemas.microsoft.com/office/word/2006/wordml" xmlns:a="http://schemas.openxmlformats.org/drawingml/2006/main" xmlns:wps="http://schemas.microsoft.com/office/word/2010/wordprocessingShape" mc:Ignorable="w14 w15 wp14">
   <w:p>
     <w:pPr>
-      <w:pStyle w:val="821"/>
+      <w:pStyle w:val="1020"/>
       <w:pBdr/>
       <w:spacing/>
       <w:ind/>
@@ -4007,6 +4447,13 @@
                               <w:szCs w:val="24"/>
                             </w:rPr>
                           </w:r>
+                          <w:r>
+                            <w:rPr>
+                              <w:color w:val="595959" w:themeColor="text1" w:themeTint="A6"/>
+                              <w:sz w:val="24"/>
+                              <w:szCs w:val="24"/>
+                            </w:rPr>
+                          </w:r>
                         </w:p>
                       </w:txbxContent>
                     </wps:txbx>
@@ -4050,6 +4497,13 @@
                         <w:szCs w:val="24"/>
                       </w:rPr>
                       <w:t xml:space="preserve">Pensamiento Crítico para la Solución de Problemas</w:t>
+                    </w:r>
+                    <w:r>
+                      <w:rPr>
+                        <w:color w:val="595959" w:themeColor="text1" w:themeTint="A6"/>
+                        <w:sz w:val="24"/>
+                        <w:szCs w:val="24"/>
+                      </w:rPr>
                     </w:r>
                     <w:r>
                       <w:rPr>
@@ -4154,6 +4608,12 @@
           </w:pict>
         </mc:Fallback>
       </mc:AlternateContent>
+    </w:r>
+    <w:r>
+      <w:rPr>
+        <w:b/>
+        <w:sz w:val="24"/>
+      </w:rPr>
     </w:r>
     <w:r>
       <w:rPr>
@@ -5478,9 +5938,9 @@
     <w:lsdException w:name="Bibliography" w:uiPriority="37"/>
     <w:lsdException w:name="TOC Heading" w:uiPriority="39" w:qFormat="1"/>
   </w:latentStyles>
-  <w:style w:type="table" w:styleId="13">
+  <w:style w:type="table" w:styleId="835">
     <w:name w:val="Table Grid Light"/>
-    <w:basedOn w:val="819"/>
+    <w:basedOn w:val="1018"/>
     <w:uiPriority w:val="59"/>
     <w:pPr>
       <w:pBdr/>
@@ -5677,9 +6137,9 @@
       </w:tcPr>
     </w:tblStylePr>
   </w:style>
-  <w:style w:type="table" w:styleId="14">
+  <w:style w:type="table" w:styleId="836">
     <w:name w:val="Plain Table 1"/>
-    <w:basedOn w:val="819"/>
+    <w:basedOn w:val="1018"/>
     <w:uiPriority w:val="59"/>
     <w:pPr>
       <w:pBdr/>
@@ -5902,9 +6362,9 @@
       </w:tcPr>
     </w:tblStylePr>
   </w:style>
-  <w:style w:type="table" w:styleId="15">
+  <w:style w:type="table" w:styleId="837">
     <w:name w:val="Plain Table 2"/>
-    <w:basedOn w:val="819"/>
+    <w:basedOn w:val="1018"/>
     <w:uiPriority w:val="59"/>
     <w:pPr>
       <w:pBdr/>
@@ -6135,9 +6595,9 @@
       </w:tcPr>
     </w:tblStylePr>
   </w:style>
-  <w:style w:type="table" w:styleId="16">
+  <w:style w:type="table" w:styleId="838">
     <w:name w:val="Plain Table 3"/>
-    <w:basedOn w:val="819"/>
+    <w:basedOn w:val="1018"/>
     <w:uiPriority w:val="99"/>
     <w:pPr>
       <w:pBdr/>
@@ -6365,9 +6825,9 @@
       </w:tcPr>
     </w:tblStylePr>
   </w:style>
-  <w:style w:type="table" w:styleId="17">
+  <w:style w:type="table" w:styleId="839">
     <w:name w:val="Plain Table 4"/>
-    <w:basedOn w:val="819"/>
+    <w:basedOn w:val="1018"/>
     <w:uiPriority w:val="99"/>
     <w:pPr>
       <w:pBdr/>
@@ -6581,9 +7041,9 @@
       </w:tcPr>
     </w:tblStylePr>
   </w:style>
-  <w:style w:type="table" w:styleId="18">
+  <w:style w:type="table" w:styleId="840">
     <w:name w:val="Plain Table 5"/>
-    <w:basedOn w:val="819"/>
+    <w:basedOn w:val="1018"/>
     <w:uiPriority w:val="99"/>
     <w:pPr>
       <w:pBdr/>
@@ -6814,9 +7274,9 @@
       </w:tcPr>
     </w:tblStylePr>
   </w:style>
-  <w:style w:type="table" w:styleId="19">
+  <w:style w:type="table" w:styleId="841">
     <w:name w:val="Grid Table 1 Light"/>
-    <w:basedOn w:val="819"/>
+    <w:basedOn w:val="1018"/>
     <w:uiPriority w:val="99"/>
     <w:pPr>
       <w:pBdr/>
@@ -7037,9 +7497,9 @@
       </w:tcPr>
     </w:tblStylePr>
   </w:style>
-  <w:style w:type="table" w:styleId="20">
+  <w:style w:type="table" w:styleId="842">
     <w:name w:val="Grid Table 1 Light - Accent 1"/>
-    <w:basedOn w:val="819"/>
+    <w:basedOn w:val="1018"/>
     <w:uiPriority w:val="99"/>
     <w:pPr>
       <w:pBdr/>
@@ -7260,9 +7720,9 @@
       </w:tcPr>
     </w:tblStylePr>
   </w:style>
-  <w:style w:type="table" w:styleId="21">
+  <w:style w:type="table" w:styleId="843">
     <w:name w:val="Grid Table 1 Light - Accent 2"/>
-    <w:basedOn w:val="819"/>
+    <w:basedOn w:val="1018"/>
     <w:uiPriority w:val="99"/>
     <w:pPr>
       <w:pBdr/>
@@ -7483,9 +7943,9 @@
       </w:tcPr>
     </w:tblStylePr>
   </w:style>
-  <w:style w:type="table" w:styleId="22">
+  <w:style w:type="table" w:styleId="844">
     <w:name w:val="Grid Table 1 Light - Accent 3"/>
-    <w:basedOn w:val="819"/>
+    <w:basedOn w:val="1018"/>
     <w:uiPriority w:val="99"/>
     <w:pPr>
       <w:pBdr/>
@@ -7706,9 +8166,9 @@
       </w:tcPr>
     </w:tblStylePr>
   </w:style>
-  <w:style w:type="table" w:styleId="23">
+  <w:style w:type="table" w:styleId="845">
     <w:name w:val="Grid Table 1 Light - Accent 4"/>
-    <w:basedOn w:val="819"/>
+    <w:basedOn w:val="1018"/>
     <w:uiPriority w:val="99"/>
     <w:pPr>
       <w:pBdr/>
@@ -7929,9 +8389,9 @@
       </w:tcPr>
     </w:tblStylePr>
   </w:style>
-  <w:style w:type="table" w:styleId="24">
+  <w:style w:type="table" w:styleId="846">
     <w:name w:val="Grid Table 1 Light - Accent 5"/>
-    <w:basedOn w:val="819"/>
+    <w:basedOn w:val="1018"/>
     <w:uiPriority w:val="99"/>
     <w:pPr>
       <w:pBdr/>
@@ -8152,9 +8612,9 @@
       </w:tcPr>
     </w:tblStylePr>
   </w:style>
-  <w:style w:type="table" w:styleId="25">
+  <w:style w:type="table" w:styleId="847">
     <w:name w:val="Grid Table 1 Light - Accent 6"/>
-    <w:basedOn w:val="819"/>
+    <w:basedOn w:val="1018"/>
     <w:uiPriority w:val="99"/>
     <w:pPr>
       <w:pBdr/>
@@ -8375,9 +8835,9 @@
       </w:tcPr>
     </w:tblStylePr>
   </w:style>
-  <w:style w:type="table" w:styleId="26">
+  <w:style w:type="table" w:styleId="848">
     <w:name w:val="Grid Table 2"/>
-    <w:basedOn w:val="819"/>
+    <w:basedOn w:val="1018"/>
     <w:uiPriority w:val="99"/>
     <w:pPr>
       <w:pBdr/>
@@ -8607,9 +9067,9 @@
       </w:tcPr>
     </w:tblStylePr>
   </w:style>
-  <w:style w:type="table" w:styleId="27">
+  <w:style w:type="table" w:styleId="849">
     <w:name w:val="Grid Table 2 - Accent 1"/>
-    <w:basedOn w:val="819"/>
+    <w:basedOn w:val="1018"/>
     <w:uiPriority w:val="99"/>
     <w:pPr>
       <w:pBdr/>
@@ -8839,9 +9299,9 @@
       </w:tcPr>
     </w:tblStylePr>
   </w:style>
-  <w:style w:type="table" w:styleId="28">
+  <w:style w:type="table" w:styleId="850">
     <w:name w:val="Grid Table 2 - Accent 2"/>
-    <w:basedOn w:val="819"/>
+    <w:basedOn w:val="1018"/>
     <w:uiPriority w:val="99"/>
     <w:pPr>
       <w:pBdr/>
@@ -9071,9 +9531,9 @@
       </w:tcPr>
     </w:tblStylePr>
   </w:style>
-  <w:style w:type="table" w:styleId="29">
+  <w:style w:type="table" w:styleId="851">
     <w:name w:val="Grid Table 2 - Accent 3"/>
-    <w:basedOn w:val="819"/>
+    <w:basedOn w:val="1018"/>
     <w:uiPriority w:val="99"/>
     <w:pPr>
       <w:pBdr/>
@@ -9303,9 +9763,9 @@
       </w:tcPr>
     </w:tblStylePr>
   </w:style>
-  <w:style w:type="table" w:styleId="30">
+  <w:style w:type="table" w:styleId="852">
     <w:name w:val="Grid Table 2 - Accent 4"/>
-    <w:basedOn w:val="819"/>
+    <w:basedOn w:val="1018"/>
     <w:uiPriority w:val="99"/>
     <w:pPr>
       <w:pBdr/>
@@ -9535,9 +9995,9 @@
       </w:tcPr>
     </w:tblStylePr>
   </w:style>
-  <w:style w:type="table" w:styleId="31">
+  <w:style w:type="table" w:styleId="853">
     <w:name w:val="Grid Table 2 - Accent 5"/>
-    <w:basedOn w:val="819"/>
+    <w:basedOn w:val="1018"/>
     <w:uiPriority w:val="99"/>
     <w:pPr>
       <w:pBdr/>
@@ -9767,9 +10227,9 @@
       </w:tcPr>
     </w:tblStylePr>
   </w:style>
-  <w:style w:type="table" w:styleId="32">
+  <w:style w:type="table" w:styleId="854">
     <w:name w:val="Grid Table 2 - Accent 6"/>
-    <w:basedOn w:val="819"/>
+    <w:basedOn w:val="1018"/>
     <w:uiPriority w:val="99"/>
     <w:pPr>
       <w:pBdr/>
@@ -9999,9 +10459,9 @@
       </w:tcPr>
     </w:tblStylePr>
   </w:style>
-  <w:style w:type="table" w:styleId="33">
+  <w:style w:type="table" w:styleId="855">
     <w:name w:val="Grid Table 3"/>
-    <w:basedOn w:val="819"/>
+    <w:basedOn w:val="1018"/>
     <w:uiPriority w:val="99"/>
     <w:pPr>
       <w:pBdr/>
@@ -10100,29 +10560,6 @@
         <w:tblBorders/>
       </w:tblPr>
       <w:tcPr>
-        <w:shd w:color="ffffff"/>
-        <w:tcBorders>
-          <w:top w:val="none" w:color="000000" w:sz="4" w:space="0"/>
-          <w:left w:val="none" w:color="000000" w:sz="4" w:space="0"/>
-          <w:bottom w:val="none" w:color="000000" w:sz="4" w:space="0"/>
-          <w:right w:val="none" w:color="000000" w:sz="4" w:space="0"/>
-        </w:tcBorders>
-      </w:tcPr>
-    </w:tblStylePr>
-    <w:tblStylePr w:type="firstRow">
-      <w:rPr>
-        <w:b/>
-        <w:color w:val="404040"/>
-      </w:rPr>
-      <w:pPr>
-        <w:pBdr/>
-        <w:spacing/>
-        <w:ind/>
-      </w:pPr>
-      <w:tblPr>
-        <w:tblBorders/>
-      </w:tblPr>
-      <w:tcPr>
         <w:shd w:val="clear" w:color="ffffff"/>
         <w:tcBorders>
           <w:top w:val="none" w:color="000000" w:sz="4" w:space="0"/>
@@ -10132,30 +10569,7 @@
         </w:tcBorders>
       </w:tcPr>
     </w:tblStylePr>
-    <w:tblStylePr w:type="lastCol">
-      <w:rPr>
-        <w:i/>
-        <w:color w:val="404040"/>
-      </w:rPr>
-      <w:pPr>
-        <w:pBdr/>
-        <w:spacing/>
-        <w:ind/>
-      </w:pPr>
-      <w:tblPr>
-        <w:tblBorders/>
-      </w:tblPr>
-      <w:tcPr>
-        <w:shd w:color="ffffff"/>
-        <w:tcBorders>
-          <w:top w:val="none" w:color="000000" w:sz="4" w:space="0"/>
-          <w:left w:val="none" w:color="000000" w:sz="4" w:space="0"/>
-          <w:bottom w:val="none" w:color="000000" w:sz="4" w:space="0"/>
-          <w:right w:val="none" w:color="000000" w:sz="4" w:space="0"/>
-        </w:tcBorders>
-      </w:tcPr>
-    </w:tblStylePr>
-    <w:tblStylePr w:type="lastRow">
+    <w:tblStylePr w:type="firstRow">
       <w:rPr>
         <w:b/>
         <w:color w:val="404040"/>
@@ -10178,6 +10592,52 @@
         </w:tcBorders>
       </w:tcPr>
     </w:tblStylePr>
+    <w:tblStylePr w:type="lastCol">
+      <w:rPr>
+        <w:i/>
+        <w:color w:val="404040"/>
+      </w:rPr>
+      <w:pPr>
+        <w:pBdr/>
+        <w:spacing/>
+        <w:ind/>
+      </w:pPr>
+      <w:tblPr>
+        <w:tblBorders/>
+      </w:tblPr>
+      <w:tcPr>
+        <w:shd w:val="clear" w:color="ffffff"/>
+        <w:tcBorders>
+          <w:top w:val="none" w:color="000000" w:sz="4" w:space="0"/>
+          <w:left w:val="none" w:color="000000" w:sz="4" w:space="0"/>
+          <w:bottom w:val="none" w:color="000000" w:sz="4" w:space="0"/>
+          <w:right w:val="none" w:color="000000" w:sz="4" w:space="0"/>
+        </w:tcBorders>
+      </w:tcPr>
+    </w:tblStylePr>
+    <w:tblStylePr w:type="lastRow">
+      <w:rPr>
+        <w:b/>
+        <w:color w:val="404040"/>
+      </w:rPr>
+      <w:pPr>
+        <w:pBdr/>
+        <w:spacing/>
+        <w:ind/>
+      </w:pPr>
+      <w:tblPr>
+        <w:tblBorders/>
+      </w:tblPr>
+      <w:tcPr>
+        <w:shd w:val="clear" w:color="ffffff"/>
+        <w:tcBorders>
+          <w:top w:val="none" w:color="000000" w:sz="4" w:space="0"/>
+          <w:left w:val="none" w:color="000000" w:sz="4" w:space="0"/>
+          <w:bottom w:val="none" w:color="000000" w:sz="4" w:space="0"/>
+          <w:right w:val="none" w:color="000000" w:sz="4" w:space="0"/>
+        </w:tcBorders>
+      </w:tcPr>
+    </w:tblStylePr>
     <w:tblStylePr w:type="nwCell">
       <w:pPr>
         <w:pBdr/>
@@ -10244,9 +10704,9 @@
       </w:tcPr>
     </w:tblStylePr>
   </w:style>
-  <w:style w:type="table" w:styleId="34">
+  <w:style w:type="table" w:styleId="856">
     <w:name w:val="Grid Table 3 - Accent 1"/>
-    <w:basedOn w:val="819"/>
+    <w:basedOn w:val="1018"/>
     <w:uiPriority w:val="99"/>
     <w:pPr>
       <w:pBdr/>
@@ -10345,29 +10805,6 @@
         <w:tblBorders/>
       </w:tblPr>
       <w:tcPr>
-        <w:shd w:color="ffffff"/>
-        <w:tcBorders>
-          <w:top w:val="none" w:color="000000" w:sz="4" w:space="0"/>
-          <w:left w:val="none" w:color="000000" w:sz="4" w:space="0"/>
-          <w:bottom w:val="none" w:color="000000" w:sz="4" w:space="0"/>
-          <w:right w:val="none" w:color="000000" w:sz="4" w:space="0"/>
-        </w:tcBorders>
-      </w:tcPr>
-    </w:tblStylePr>
-    <w:tblStylePr w:type="firstRow">
-      <w:rPr>
-        <w:b/>
-        <w:color w:val="404040"/>
-      </w:rPr>
-      <w:pPr>
-        <w:pBdr/>
-        <w:spacing/>
-        <w:ind/>
-      </w:pPr>
-      <w:tblPr>
-        <w:tblBorders/>
-      </w:tblPr>
-      <w:tcPr>
         <w:shd w:val="clear" w:color="ffffff"/>
         <w:tcBorders>
           <w:top w:val="none" w:color="000000" w:sz="4" w:space="0"/>
@@ -10377,30 +10814,7 @@
         </w:tcBorders>
       </w:tcPr>
     </w:tblStylePr>
-    <w:tblStylePr w:type="lastCol">
-      <w:rPr>
-        <w:i/>
-        <w:color w:val="404040"/>
-      </w:rPr>
-      <w:pPr>
-        <w:pBdr/>
-        <w:spacing/>
-        <w:ind/>
-      </w:pPr>
-      <w:tblPr>
-        <w:tblBorders/>
-      </w:tblPr>
-      <w:tcPr>
-        <w:shd w:color="ffffff"/>
-        <w:tcBorders>
-          <w:top w:val="none" w:color="000000" w:sz="4" w:space="0"/>
-          <w:left w:val="none" w:color="000000" w:sz="4" w:space="0"/>
-          <w:bottom w:val="none" w:color="000000" w:sz="4" w:space="0"/>
-          <w:right w:val="none" w:color="000000" w:sz="4" w:space="0"/>
-        </w:tcBorders>
-      </w:tcPr>
-    </w:tblStylePr>
-    <w:tblStylePr w:type="lastRow">
+    <w:tblStylePr w:type="firstRow">
       <w:rPr>
         <w:b/>
         <w:color w:val="404040"/>
@@ -10423,6 +10837,52 @@
         </w:tcBorders>
       </w:tcPr>
     </w:tblStylePr>
+    <w:tblStylePr w:type="lastCol">
+      <w:rPr>
+        <w:i/>
+        <w:color w:val="404040"/>
+      </w:rPr>
+      <w:pPr>
+        <w:pBdr/>
+        <w:spacing/>
+        <w:ind/>
+      </w:pPr>
+      <w:tblPr>
+        <w:tblBorders/>
+      </w:tblPr>
+      <w:tcPr>
+        <w:shd w:val="clear" w:color="ffffff"/>
+        <w:tcBorders>
+          <w:top w:val="none" w:color="000000" w:sz="4" w:space="0"/>
+          <w:left w:val="none" w:color="000000" w:sz="4" w:space="0"/>
+          <w:bottom w:val="none" w:color="000000" w:sz="4" w:space="0"/>
+          <w:right w:val="none" w:color="000000" w:sz="4" w:space="0"/>
+        </w:tcBorders>
+      </w:tcPr>
+    </w:tblStylePr>
+    <w:tblStylePr w:type="lastRow">
+      <w:rPr>
+        <w:b/>
+        <w:color w:val="404040"/>
+      </w:rPr>
+      <w:pPr>
+        <w:pBdr/>
+        <w:spacing/>
+        <w:ind/>
+      </w:pPr>
+      <w:tblPr>
+        <w:tblBorders/>
+      </w:tblPr>
+      <w:tcPr>
+        <w:shd w:val="clear" w:color="ffffff"/>
+        <w:tcBorders>
+          <w:top w:val="none" w:color="000000" w:sz="4" w:space="0"/>
+          <w:left w:val="none" w:color="000000" w:sz="4" w:space="0"/>
+          <w:bottom w:val="none" w:color="000000" w:sz="4" w:space="0"/>
+          <w:right w:val="none" w:color="000000" w:sz="4" w:space="0"/>
+        </w:tcBorders>
+      </w:tcPr>
+    </w:tblStylePr>
     <w:tblStylePr w:type="nwCell">
       <w:pPr>
         <w:pBdr/>
@@ -10489,9 +10949,9 @@
       </w:tcPr>
     </w:tblStylePr>
   </w:style>
-  <w:style w:type="table" w:styleId="35">
+  <w:style w:type="table" w:styleId="857">
     <w:name w:val="Grid Table 3 - Accent 2"/>
-    <w:basedOn w:val="819"/>
+    <w:basedOn w:val="1018"/>
     <w:uiPriority w:val="99"/>
     <w:pPr>
       <w:pBdr/>
@@ -10590,29 +11050,6 @@
         <w:tblBorders/>
       </w:tblPr>
       <w:tcPr>
-        <w:shd w:color="ffffff"/>
-        <w:tcBorders>
-          <w:top w:val="none" w:color="000000" w:sz="4" w:space="0"/>
-          <w:left w:val="none" w:color="000000" w:sz="4" w:space="0"/>
-          <w:bottom w:val="none" w:color="000000" w:sz="4" w:space="0"/>
-          <w:right w:val="none" w:color="000000" w:sz="4" w:space="0"/>
-        </w:tcBorders>
-      </w:tcPr>
-    </w:tblStylePr>
-    <w:tblStylePr w:type="firstRow">
-      <w:rPr>
-        <w:b/>
-        <w:color w:val="404040"/>
-      </w:rPr>
-      <w:pPr>
-        <w:pBdr/>
-        <w:spacing/>
-        <w:ind/>
-      </w:pPr>
-      <w:tblPr>
-        <w:tblBorders/>
-      </w:tblPr>
-      <w:tcPr>
         <w:shd w:val="clear" w:color="ffffff"/>
         <w:tcBorders>
           <w:top w:val="none" w:color="000000" w:sz="4" w:space="0"/>
@@ -10622,30 +11059,7 @@
         </w:tcBorders>
       </w:tcPr>
     </w:tblStylePr>
-    <w:tblStylePr w:type="lastCol">
-      <w:rPr>
-        <w:i/>
-        <w:color w:val="404040"/>
-      </w:rPr>
-      <w:pPr>
-        <w:pBdr/>
-        <w:spacing/>
-        <w:ind/>
-      </w:pPr>
-      <w:tblPr>
-        <w:tblBorders/>
-      </w:tblPr>
-      <w:tcPr>
-        <w:shd w:color="ffffff"/>
-        <w:tcBorders>
-          <w:top w:val="none" w:color="000000" w:sz="4" w:space="0"/>
-          <w:left w:val="none" w:color="000000" w:sz="4" w:space="0"/>
-          <w:bottom w:val="none" w:color="000000" w:sz="4" w:space="0"/>
-          <w:right w:val="none" w:color="000000" w:sz="4" w:space="0"/>
-        </w:tcBorders>
-      </w:tcPr>
-    </w:tblStylePr>
-    <w:tblStylePr w:type="lastRow">
+    <w:tblStylePr w:type="firstRow">
       <w:rPr>
         <w:b/>
         <w:color w:val="404040"/>
@@ -10668,6 +11082,52 @@
         </w:tcBorders>
       </w:tcPr>
     </w:tblStylePr>
+    <w:tblStylePr w:type="lastCol">
+      <w:rPr>
+        <w:i/>
+        <w:color w:val="404040"/>
+      </w:rPr>
+      <w:pPr>
+        <w:pBdr/>
+        <w:spacing/>
+        <w:ind/>
+      </w:pPr>
+      <w:tblPr>
+        <w:tblBorders/>
+      </w:tblPr>
+      <w:tcPr>
+        <w:shd w:val="clear" w:color="ffffff"/>
+        <w:tcBorders>
+          <w:top w:val="none" w:color="000000" w:sz="4" w:space="0"/>
+          <w:left w:val="none" w:color="000000" w:sz="4" w:space="0"/>
+          <w:bottom w:val="none" w:color="000000" w:sz="4" w:space="0"/>
+          <w:right w:val="none" w:color="000000" w:sz="4" w:space="0"/>
+        </w:tcBorders>
+      </w:tcPr>
+    </w:tblStylePr>
+    <w:tblStylePr w:type="lastRow">
+      <w:rPr>
+        <w:b/>
+        <w:color w:val="404040"/>
+      </w:rPr>
+      <w:pPr>
+        <w:pBdr/>
+        <w:spacing/>
+        <w:ind/>
+      </w:pPr>
+      <w:tblPr>
+        <w:tblBorders/>
+      </w:tblPr>
+      <w:tcPr>
+        <w:shd w:val="clear" w:color="ffffff"/>
+        <w:tcBorders>
+          <w:top w:val="none" w:color="000000" w:sz="4" w:space="0"/>
+          <w:left w:val="none" w:color="000000" w:sz="4" w:space="0"/>
+          <w:bottom w:val="none" w:color="000000" w:sz="4" w:space="0"/>
+          <w:right w:val="none" w:color="000000" w:sz="4" w:space="0"/>
+        </w:tcBorders>
+      </w:tcPr>
+    </w:tblStylePr>
     <w:tblStylePr w:type="nwCell">
       <w:pPr>
         <w:pBdr/>
@@ -10734,9 +11194,9 @@
       </w:tcPr>
     </w:tblStylePr>
   </w:style>
-  <w:style w:type="table" w:styleId="36">
+  <w:style w:type="table" w:styleId="858">
     <w:name w:val="Grid Table 3 - Accent 3"/>
-    <w:basedOn w:val="819"/>
+    <w:basedOn w:val="1018"/>
     <w:uiPriority w:val="99"/>
     <w:pPr>
       <w:pBdr/>
@@ -10835,29 +11295,6 @@
         <w:tblBorders/>
       </w:tblPr>
       <w:tcPr>
-        <w:shd w:color="ffffff"/>
-        <w:tcBorders>
-          <w:top w:val="none" w:color="000000" w:sz="4" w:space="0"/>
-          <w:left w:val="none" w:color="000000" w:sz="4" w:space="0"/>
-          <w:bottom w:val="none" w:color="000000" w:sz="4" w:space="0"/>
-          <w:right w:val="none" w:color="000000" w:sz="4" w:space="0"/>
-        </w:tcBorders>
-      </w:tcPr>
-    </w:tblStylePr>
-    <w:tblStylePr w:type="firstRow">
-      <w:rPr>
-        <w:b/>
-        <w:color w:val="404040"/>
-      </w:rPr>
-      <w:pPr>
-        <w:pBdr/>
-        <w:spacing/>
-        <w:ind/>
-      </w:pPr>
-      <w:tblPr>
-        <w:tblBorders/>
-      </w:tblPr>
-      <w:tcPr>
         <w:shd w:val="clear" w:color="ffffff"/>
         <w:tcBorders>
           <w:top w:val="none" w:color="000000" w:sz="4" w:space="0"/>
@@ -10867,30 +11304,7 @@
         </w:tcBorders>
       </w:tcPr>
     </w:tblStylePr>
-    <w:tblStylePr w:type="lastCol">
-      <w:rPr>
-        <w:i/>
-        <w:color w:val="404040"/>
-      </w:rPr>
-      <w:pPr>
-        <w:pBdr/>
-        <w:spacing/>
-        <w:ind/>
-      </w:pPr>
-      <w:tblPr>
-        <w:tblBorders/>
-      </w:tblPr>
-      <w:tcPr>
-        <w:shd w:color="ffffff"/>
-        <w:tcBorders>
-          <w:top w:val="none" w:color="000000" w:sz="4" w:space="0"/>
-          <w:left w:val="none" w:color="000000" w:sz="4" w:space="0"/>
-          <w:bottom w:val="none" w:color="000000" w:sz="4" w:space="0"/>
-          <w:right w:val="none" w:color="000000" w:sz="4" w:space="0"/>
-        </w:tcBorders>
-      </w:tcPr>
-    </w:tblStylePr>
-    <w:tblStylePr w:type="lastRow">
+    <w:tblStylePr w:type="firstRow">
       <w:rPr>
         <w:b/>
         <w:color w:val="404040"/>
@@ -10913,6 +11327,52 @@
         </w:tcBorders>
       </w:tcPr>
     </w:tblStylePr>
+    <w:tblStylePr w:type="lastCol">
+      <w:rPr>
+        <w:i/>
+        <w:color w:val="404040"/>
+      </w:rPr>
+      <w:pPr>
+        <w:pBdr/>
+        <w:spacing/>
+        <w:ind/>
+      </w:pPr>
+      <w:tblPr>
+        <w:tblBorders/>
+      </w:tblPr>
+      <w:tcPr>
+        <w:shd w:val="clear" w:color="ffffff"/>
+        <w:tcBorders>
+          <w:top w:val="none" w:color="000000" w:sz="4" w:space="0"/>
+          <w:left w:val="none" w:color="000000" w:sz="4" w:space="0"/>
+          <w:bottom w:val="none" w:color="000000" w:sz="4" w:space="0"/>
+          <w:right w:val="none" w:color="000000" w:sz="4" w:space="0"/>
+        </w:tcBorders>
+      </w:tcPr>
+    </w:tblStylePr>
+    <w:tblStylePr w:type="lastRow">
+      <w:rPr>
+        <w:b/>
+        <w:color w:val="404040"/>
+      </w:rPr>
+      <w:pPr>
+        <w:pBdr/>
+        <w:spacing/>
+        <w:ind/>
+      </w:pPr>
+      <w:tblPr>
+        <w:tblBorders/>
+      </w:tblPr>
+      <w:tcPr>
+        <w:shd w:val="clear" w:color="ffffff"/>
+        <w:tcBorders>
+          <w:top w:val="none" w:color="000000" w:sz="4" w:space="0"/>
+          <w:left w:val="none" w:color="000000" w:sz="4" w:space="0"/>
+          <w:bottom w:val="none" w:color="000000" w:sz="4" w:space="0"/>
+          <w:right w:val="none" w:color="000000" w:sz="4" w:space="0"/>
+        </w:tcBorders>
+      </w:tcPr>
+    </w:tblStylePr>
     <w:tblStylePr w:type="nwCell">
       <w:pPr>
         <w:pBdr/>
@@ -10979,9 +11439,9 @@
       </w:tcPr>
     </w:tblStylePr>
   </w:style>
-  <w:style w:type="table" w:styleId="37">
+  <w:style w:type="table" w:styleId="859">
     <w:name w:val="Grid Table 3 - Accent 4"/>
-    <w:basedOn w:val="819"/>
+    <w:basedOn w:val="1018"/>
     <w:uiPriority w:val="99"/>
     <w:pPr>
       <w:pBdr/>
@@ -11080,29 +11540,6 @@
         <w:tblBorders/>
       </w:tblPr>
       <w:tcPr>
-        <w:shd w:color="ffffff"/>
-        <w:tcBorders>
-          <w:top w:val="none" w:color="000000" w:sz="4" w:space="0"/>
-          <w:left w:val="none" w:color="000000" w:sz="4" w:space="0"/>
-          <w:bottom w:val="none" w:color="000000" w:sz="4" w:space="0"/>
-          <w:right w:val="none" w:color="000000" w:sz="4" w:space="0"/>
-        </w:tcBorders>
-      </w:tcPr>
-    </w:tblStylePr>
-    <w:tblStylePr w:type="firstRow">
-      <w:rPr>
-        <w:b/>
-        <w:color w:val="404040"/>
-      </w:rPr>
-      <w:pPr>
-        <w:pBdr/>
-        <w:spacing/>
-        <w:ind/>
-      </w:pPr>
-      <w:tblPr>
-        <w:tblBorders/>
-      </w:tblPr>
-      <w:tcPr>
         <w:shd w:val="clear" w:color="ffffff"/>
         <w:tcBorders>
           <w:top w:val="none" w:color="000000" w:sz="4" w:space="0"/>
@@ -11112,30 +11549,7 @@
         </w:tcBorders>
       </w:tcPr>
     </w:tblStylePr>
-    <w:tblStylePr w:type="lastCol">
-      <w:rPr>
-        <w:i/>
-        <w:color w:val="404040"/>
-      </w:rPr>
-      <w:pPr>
-        <w:pBdr/>
-        <w:spacing/>
-        <w:ind/>
-      </w:pPr>
-      <w:tblPr>
-        <w:tblBorders/>
-      </w:tblPr>
-      <w:tcPr>
-        <w:shd w:color="ffffff"/>
-        <w:tcBorders>
-          <w:top w:val="none" w:color="000000" w:sz="4" w:space="0"/>
-          <w:left w:val="none" w:color="000000" w:sz="4" w:space="0"/>
-          <w:bottom w:val="none" w:color="000000" w:sz="4" w:space="0"/>
-          <w:right w:val="none" w:color="000000" w:sz="4" w:space="0"/>
-        </w:tcBorders>
-      </w:tcPr>
-    </w:tblStylePr>
-    <w:tblStylePr w:type="lastRow">
+    <w:tblStylePr w:type="firstRow">
       <w:rPr>
         <w:b/>
         <w:color w:val="404040"/>
@@ -11158,6 +11572,52 @@
         </w:tcBorders>
       </w:tcPr>
     </w:tblStylePr>
+    <w:tblStylePr w:type="lastCol">
+      <w:rPr>
+        <w:i/>
+        <w:color w:val="404040"/>
+      </w:rPr>
+      <w:pPr>
+        <w:pBdr/>
+        <w:spacing/>
+        <w:ind/>
+      </w:pPr>
+      <w:tblPr>
+        <w:tblBorders/>
+      </w:tblPr>
+      <w:tcPr>
+        <w:shd w:val="clear" w:color="ffffff"/>
+        <w:tcBorders>
+          <w:top w:val="none" w:color="000000" w:sz="4" w:space="0"/>
+          <w:left w:val="none" w:color="000000" w:sz="4" w:space="0"/>
+          <w:bottom w:val="none" w:color="000000" w:sz="4" w:space="0"/>
+          <w:right w:val="none" w:color="000000" w:sz="4" w:space="0"/>
+        </w:tcBorders>
+      </w:tcPr>
+    </w:tblStylePr>
+    <w:tblStylePr w:type="lastRow">
+      <w:rPr>
+        <w:b/>
+        <w:color w:val="404040"/>
+      </w:rPr>
+      <w:pPr>
+        <w:pBdr/>
+        <w:spacing/>
+        <w:ind/>
+      </w:pPr>
+      <w:tblPr>
+        <w:tblBorders/>
+      </w:tblPr>
+      <w:tcPr>
+        <w:shd w:val="clear" w:color="ffffff"/>
+        <w:tcBorders>
+          <w:top w:val="none" w:color="000000" w:sz="4" w:space="0"/>
+          <w:left w:val="none" w:color="000000" w:sz="4" w:space="0"/>
+          <w:bottom w:val="none" w:color="000000" w:sz="4" w:space="0"/>
+          <w:right w:val="none" w:color="000000" w:sz="4" w:space="0"/>
+        </w:tcBorders>
+      </w:tcPr>
+    </w:tblStylePr>
     <w:tblStylePr w:type="nwCell">
       <w:pPr>
         <w:pBdr/>
@@ -11224,9 +11684,9 @@
       </w:tcPr>
     </w:tblStylePr>
   </w:style>
-  <w:style w:type="table" w:styleId="38">
+  <w:style w:type="table" w:styleId="860">
     <w:name w:val="Grid Table 3 - Accent 5"/>
-    <w:basedOn w:val="819"/>
+    <w:basedOn w:val="1018"/>
     <w:uiPriority w:val="99"/>
     <w:pPr>
       <w:pBdr/>
@@ -11325,29 +11785,6 @@
         <w:tblBorders/>
       </w:tblPr>
       <w:tcPr>
-        <w:shd w:color="ffffff"/>
-        <w:tcBorders>
-          <w:top w:val="none" w:color="000000" w:sz="4" w:space="0"/>
-          <w:left w:val="none" w:color="000000" w:sz="4" w:space="0"/>
-          <w:bottom w:val="none" w:color="000000" w:sz="4" w:space="0"/>
-          <w:right w:val="none" w:color="000000" w:sz="4" w:space="0"/>
-        </w:tcBorders>
-      </w:tcPr>
-    </w:tblStylePr>
-    <w:tblStylePr w:type="firstRow">
-      <w:rPr>
-        <w:b/>
-        <w:color w:val="404040"/>
-      </w:rPr>
-      <w:pPr>
-        <w:pBdr/>
-        <w:spacing/>
-        <w:ind/>
-      </w:pPr>
-      <w:tblPr>
-        <w:tblBorders/>
-      </w:tblPr>
-      <w:tcPr>
         <w:shd w:val="clear" w:color="ffffff"/>
         <w:tcBorders>
           <w:top w:val="none" w:color="000000" w:sz="4" w:space="0"/>
@@ -11357,30 +11794,7 @@
         </w:tcBorders>
       </w:tcPr>
     </w:tblStylePr>
-    <w:tblStylePr w:type="lastCol">
-      <w:rPr>
-        <w:i/>
-        <w:color w:val="404040"/>
-      </w:rPr>
-      <w:pPr>
-        <w:pBdr/>
-        <w:spacing/>
-        <w:ind/>
-      </w:pPr>
-      <w:tblPr>
-        <w:tblBorders/>
-      </w:tblPr>
-      <w:tcPr>
-        <w:shd w:color="ffffff"/>
-        <w:tcBorders>
-          <w:top w:val="none" w:color="000000" w:sz="4" w:space="0"/>
-          <w:left w:val="none" w:color="000000" w:sz="4" w:space="0"/>
-          <w:bottom w:val="none" w:color="000000" w:sz="4" w:space="0"/>
-          <w:right w:val="none" w:color="000000" w:sz="4" w:space="0"/>
-        </w:tcBorders>
-      </w:tcPr>
-    </w:tblStylePr>
-    <w:tblStylePr w:type="lastRow">
+    <w:tblStylePr w:type="firstRow">
       <w:rPr>
         <w:b/>
         <w:color w:val="404040"/>
@@ -11403,6 +11817,52 @@
         </w:tcBorders>
       </w:tcPr>
     </w:tblStylePr>
+    <w:tblStylePr w:type="lastCol">
+      <w:rPr>
+        <w:i/>
+        <w:color w:val="404040"/>
+      </w:rPr>
+      <w:pPr>
+        <w:pBdr/>
+        <w:spacing/>
+        <w:ind/>
+      </w:pPr>
+      <w:tblPr>
+        <w:tblBorders/>
+      </w:tblPr>
+      <w:tcPr>
+        <w:shd w:val="clear" w:color="ffffff"/>
+        <w:tcBorders>
+          <w:top w:val="none" w:color="000000" w:sz="4" w:space="0"/>
+          <w:left w:val="none" w:color="000000" w:sz="4" w:space="0"/>
+          <w:bottom w:val="none" w:color="000000" w:sz="4" w:space="0"/>
+          <w:right w:val="none" w:color="000000" w:sz="4" w:space="0"/>
+        </w:tcBorders>
+      </w:tcPr>
+    </w:tblStylePr>
+    <w:tblStylePr w:type="lastRow">
+      <w:rPr>
+        <w:b/>
+        <w:color w:val="404040"/>
+      </w:rPr>
+      <w:pPr>
+        <w:pBdr/>
+        <w:spacing/>
+        <w:ind/>
+      </w:pPr>
+      <w:tblPr>
+        <w:tblBorders/>
+      </w:tblPr>
+      <w:tcPr>
+        <w:shd w:val="clear" w:color="ffffff"/>
+        <w:tcBorders>
+          <w:top w:val="none" w:color="000000" w:sz="4" w:space="0"/>
+          <w:left w:val="none" w:color="000000" w:sz="4" w:space="0"/>
+          <w:bottom w:val="none" w:color="000000" w:sz="4" w:space="0"/>
+          <w:right w:val="none" w:color="000000" w:sz="4" w:space="0"/>
+        </w:tcBorders>
+      </w:tcPr>
+    </w:tblStylePr>
     <w:tblStylePr w:type="nwCell">
       <w:pPr>
         <w:pBdr/>
@@ -11469,9 +11929,9 @@
       </w:tcPr>
     </w:tblStylePr>
   </w:style>
-  <w:style w:type="table" w:styleId="39">
+  <w:style w:type="table" w:styleId="861">
     <w:name w:val="Grid Table 3 - Accent 6"/>
-    <w:basedOn w:val="819"/>
+    <w:basedOn w:val="1018"/>
     <w:uiPriority w:val="99"/>
     <w:pPr>
       <w:pBdr/>
@@ -11570,29 +12030,6 @@
         <w:tblBorders/>
       </w:tblPr>
       <w:tcPr>
-        <w:shd w:color="ffffff"/>
-        <w:tcBorders>
-          <w:top w:val="none" w:color="000000" w:sz="4" w:space="0"/>
-          <w:left w:val="none" w:color="000000" w:sz="4" w:space="0"/>
-          <w:bottom w:val="none" w:color="000000" w:sz="4" w:space="0"/>
-          <w:right w:val="none" w:color="000000" w:sz="4" w:space="0"/>
-        </w:tcBorders>
-      </w:tcPr>
-    </w:tblStylePr>
-    <w:tblStylePr w:type="firstRow">
-      <w:rPr>
-        <w:b/>
-        <w:color w:val="404040"/>
-      </w:rPr>
-      <w:pPr>
-        <w:pBdr/>
-        <w:spacing/>
-        <w:ind/>
-      </w:pPr>
-      <w:tblPr>
-        <w:tblBorders/>
-      </w:tblPr>
-      <w:tcPr>
         <w:shd w:val="clear" w:color="ffffff"/>
         <w:tcBorders>
           <w:top w:val="none" w:color="000000" w:sz="4" w:space="0"/>
@@ -11602,30 +12039,7 @@
         </w:tcBorders>
       </w:tcPr>
     </w:tblStylePr>
-    <w:tblStylePr w:type="lastCol">
-      <w:rPr>
-        <w:i/>
-        <w:color w:val="404040"/>
-      </w:rPr>
-      <w:pPr>
-        <w:pBdr/>
-        <w:spacing/>
-        <w:ind/>
-      </w:pPr>
-      <w:tblPr>
-        <w:tblBorders/>
-      </w:tblPr>
-      <w:tcPr>
-        <w:shd w:color="ffffff"/>
-        <w:tcBorders>
-          <w:top w:val="none" w:color="000000" w:sz="4" w:space="0"/>
-          <w:left w:val="none" w:color="000000" w:sz="4" w:space="0"/>
-          <w:bottom w:val="none" w:color="000000" w:sz="4" w:space="0"/>
-          <w:right w:val="none" w:color="000000" w:sz="4" w:space="0"/>
-        </w:tcBorders>
-      </w:tcPr>
-    </w:tblStylePr>
-    <w:tblStylePr w:type="lastRow">
+    <w:tblStylePr w:type="firstRow">
       <w:rPr>
         <w:b/>
         <w:color w:val="404040"/>
@@ -11648,6 +12062,52 @@
         </w:tcBorders>
       </w:tcPr>
     </w:tblStylePr>
+    <w:tblStylePr w:type="lastCol">
+      <w:rPr>
+        <w:i/>
+        <w:color w:val="404040"/>
+      </w:rPr>
+      <w:pPr>
+        <w:pBdr/>
+        <w:spacing/>
+        <w:ind/>
+      </w:pPr>
+      <w:tblPr>
+        <w:tblBorders/>
+      </w:tblPr>
+      <w:tcPr>
+        <w:shd w:val="clear" w:color="ffffff"/>
+        <w:tcBorders>
+          <w:top w:val="none" w:color="000000" w:sz="4" w:space="0"/>
+          <w:left w:val="none" w:color="000000" w:sz="4" w:space="0"/>
+          <w:bottom w:val="none" w:color="000000" w:sz="4" w:space="0"/>
+          <w:right w:val="none" w:color="000000" w:sz="4" w:space="0"/>
+        </w:tcBorders>
+      </w:tcPr>
+    </w:tblStylePr>
+    <w:tblStylePr w:type="lastRow">
+      <w:rPr>
+        <w:b/>
+        <w:color w:val="404040"/>
+      </w:rPr>
+      <w:pPr>
+        <w:pBdr/>
+        <w:spacing/>
+        <w:ind/>
+      </w:pPr>
+      <w:tblPr>
+        <w:tblBorders/>
+      </w:tblPr>
+      <w:tcPr>
+        <w:shd w:val="clear" w:color="ffffff"/>
+        <w:tcBorders>
+          <w:top w:val="none" w:color="000000" w:sz="4" w:space="0"/>
+          <w:left w:val="none" w:color="000000" w:sz="4" w:space="0"/>
+          <w:bottom w:val="none" w:color="000000" w:sz="4" w:space="0"/>
+          <w:right w:val="none" w:color="000000" w:sz="4" w:space="0"/>
+        </w:tcBorders>
+      </w:tcPr>
+    </w:tblStylePr>
     <w:tblStylePr w:type="nwCell">
       <w:pPr>
         <w:pBdr/>
@@ -11714,9 +12174,9 @@
       </w:tcPr>
     </w:tblStylePr>
   </w:style>
-  <w:style w:type="table" w:styleId="40">
+  <w:style w:type="table" w:styleId="862">
     <w:name w:val="Grid Table 4"/>
-    <w:basedOn w:val="819"/>
+    <w:basedOn w:val="1018"/>
     <w:uiPriority w:val="59"/>
     <w:pPr>
       <w:pBdr/>
@@ -11947,9 +12407,9 @@
       </w:tcPr>
     </w:tblStylePr>
   </w:style>
-  <w:style w:type="table" w:styleId="41">
+  <w:style w:type="table" w:styleId="863">
     <w:name w:val="Grid Table 4 - Accent 1"/>
-    <w:basedOn w:val="819"/>
+    <w:basedOn w:val="1018"/>
     <w:uiPriority w:val="59"/>
     <w:pPr>
       <w:pBdr/>
@@ -12180,9 +12640,9 @@
       </w:tcPr>
     </w:tblStylePr>
   </w:style>
-  <w:style w:type="table" w:styleId="42">
+  <w:style w:type="table" w:styleId="864">
     <w:name w:val="Grid Table 4 - Accent 2"/>
-    <w:basedOn w:val="819"/>
+    <w:basedOn w:val="1018"/>
     <w:uiPriority w:val="59"/>
     <w:pPr>
       <w:pBdr/>
@@ -12413,9 +12873,9 @@
       </w:tcPr>
     </w:tblStylePr>
   </w:style>
-  <w:style w:type="table" w:styleId="43">
+  <w:style w:type="table" w:styleId="865">
     <w:name w:val="Grid Table 4 - Accent 3"/>
-    <w:basedOn w:val="819"/>
+    <w:basedOn w:val="1018"/>
     <w:uiPriority w:val="59"/>
     <w:pPr>
       <w:pBdr/>
@@ -12646,9 +13106,9 @@
       </w:tcPr>
     </w:tblStylePr>
   </w:style>
-  <w:style w:type="table" w:styleId="44">
+  <w:style w:type="table" w:styleId="866">
     <w:name w:val="Grid Table 4 - Accent 4"/>
-    <w:basedOn w:val="819"/>
+    <w:basedOn w:val="1018"/>
     <w:uiPriority w:val="59"/>
     <w:pPr>
       <w:pBdr/>
@@ -12879,9 +13339,9 @@
       </w:tcPr>
     </w:tblStylePr>
   </w:style>
-  <w:style w:type="table" w:styleId="45">
+  <w:style w:type="table" w:styleId="867">
     <w:name w:val="Grid Table 4 - Accent 5"/>
-    <w:basedOn w:val="819"/>
+    <w:basedOn w:val="1018"/>
     <w:uiPriority w:val="59"/>
     <w:pPr>
       <w:pBdr/>
@@ -13112,9 +13572,9 @@
       </w:tcPr>
     </w:tblStylePr>
   </w:style>
-  <w:style w:type="table" w:styleId="46">
+  <w:style w:type="table" w:styleId="868">
     <w:name w:val="Grid Table 4 - Accent 6"/>
-    <w:basedOn w:val="819"/>
+    <w:basedOn w:val="1018"/>
     <w:uiPriority w:val="59"/>
     <w:pPr>
       <w:pBdr/>
@@ -13345,9 +13805,9 @@
       </w:tcPr>
     </w:tblStylePr>
   </w:style>
-  <w:style w:type="table" w:styleId="47">
+  <w:style w:type="table" w:styleId="869">
     <w:name w:val="Grid Table 5 Dark"/>
-    <w:basedOn w:val="819"/>
+    <w:basedOn w:val="1018"/>
     <w:uiPriority w:val="99"/>
     <w:pPr>
       <w:pBdr/>
@@ -13573,9 +14033,9 @@
       </w:tcPr>
     </w:tblStylePr>
   </w:style>
-  <w:style w:type="table" w:styleId="48">
+  <w:style w:type="table" w:styleId="870">
     <w:name w:val="Grid Table 5 Dark- Accent 1"/>
-    <w:basedOn w:val="819"/>
+    <w:basedOn w:val="1018"/>
     <w:uiPriority w:val="99"/>
     <w:pPr>
       <w:pBdr/>
@@ -13801,9 +14261,9 @@
       </w:tcPr>
     </w:tblStylePr>
   </w:style>
-  <w:style w:type="table" w:styleId="49">
+  <w:style w:type="table" w:styleId="871">
     <w:name w:val="Grid Table 5 Dark - Accent 2"/>
-    <w:basedOn w:val="819"/>
+    <w:basedOn w:val="1018"/>
     <w:uiPriority w:val="99"/>
     <w:pPr>
       <w:pBdr/>
@@ -14029,9 +14489,9 @@
       </w:tcPr>
     </w:tblStylePr>
   </w:style>
-  <w:style w:type="table" w:styleId="50">
+  <w:style w:type="table" w:styleId="872">
     <w:name w:val="Grid Table 5 Dark - Accent 3"/>
-    <w:basedOn w:val="819"/>
+    <w:basedOn w:val="1018"/>
     <w:uiPriority w:val="99"/>
     <w:pPr>
       <w:pBdr/>
@@ -14257,9 +14717,9 @@
       </w:tcPr>
     </w:tblStylePr>
   </w:style>
-  <w:style w:type="table" w:styleId="51">
+  <w:style w:type="table" w:styleId="873">
     <w:name w:val="Grid Table 5 Dark- Accent 4"/>
-    <w:basedOn w:val="819"/>
+    <w:basedOn w:val="1018"/>
     <w:uiPriority w:val="99"/>
     <w:pPr>
       <w:pBdr/>
@@ -14485,9 +14945,9 @@
       </w:tcPr>
     </w:tblStylePr>
   </w:style>
-  <w:style w:type="table" w:styleId="52">
+  <w:style w:type="table" w:styleId="874">
     <w:name w:val="Grid Table 5 Dark - Accent 5"/>
-    <w:basedOn w:val="819"/>
+    <w:basedOn w:val="1018"/>
     <w:uiPriority w:val="99"/>
     <w:pPr>
       <w:pBdr/>
@@ -14713,9 +15173,9 @@
       </w:tcPr>
     </w:tblStylePr>
   </w:style>
-  <w:style w:type="table" w:styleId="53">
+  <w:style w:type="table" w:styleId="875">
     <w:name w:val="Grid Table 5 Dark - Accent 6"/>
-    <w:basedOn w:val="819"/>
+    <w:basedOn w:val="1018"/>
     <w:uiPriority w:val="99"/>
     <w:pPr>
       <w:pBdr/>
@@ -14941,9 +15401,9 @@
       </w:tcPr>
     </w:tblStylePr>
   </w:style>
-  <w:style w:type="table" w:styleId="54">
+  <w:style w:type="table" w:styleId="876">
     <w:name w:val="Grid Table 6 Colorful"/>
-    <w:basedOn w:val="819"/>
+    <w:basedOn w:val="1018"/>
     <w:uiPriority w:val="99"/>
     <w:pPr>
       <w:pBdr/>
@@ -15171,9 +15631,9 @@
       </w:tcPr>
     </w:tblStylePr>
   </w:style>
-  <w:style w:type="table" w:styleId="55">
+  <w:style w:type="table" w:styleId="877">
     <w:name w:val="Grid Table 6 Colorful - Accent 1"/>
-    <w:basedOn w:val="819"/>
+    <w:basedOn w:val="1018"/>
     <w:uiPriority w:val="99"/>
     <w:pPr>
       <w:pBdr/>
@@ -15401,9 +15861,9 @@
       </w:tcPr>
     </w:tblStylePr>
   </w:style>
-  <w:style w:type="table" w:styleId="56">
+  <w:style w:type="table" w:styleId="878">
     <w:name w:val="Grid Table 6 Colorful - Accent 2"/>
-    <w:basedOn w:val="819"/>
+    <w:basedOn w:val="1018"/>
     <w:uiPriority w:val="99"/>
     <w:pPr>
       <w:pBdr/>
@@ -15631,9 +16091,9 @@
       </w:tcPr>
     </w:tblStylePr>
   </w:style>
-  <w:style w:type="table" w:styleId="57">
+  <w:style w:type="table" w:styleId="879">
     <w:name w:val="Grid Table 6 Colorful - Accent 3"/>
-    <w:basedOn w:val="819"/>
+    <w:basedOn w:val="1018"/>
     <w:uiPriority w:val="99"/>
     <w:pPr>
       <w:pBdr/>
@@ -15861,9 +16321,9 @@
       </w:tcPr>
     </w:tblStylePr>
   </w:style>
-  <w:style w:type="table" w:styleId="58">
+  <w:style w:type="table" w:styleId="880">
     <w:name w:val="Grid Table 6 Colorful - Accent 4"/>
-    <w:basedOn w:val="819"/>
+    <w:basedOn w:val="1018"/>
     <w:uiPriority w:val="99"/>
     <w:pPr>
       <w:pBdr/>
@@ -16091,9 +16551,9 @@
       </w:tcPr>
     </w:tblStylePr>
   </w:style>
-  <w:style w:type="table" w:styleId="59">
+  <w:style w:type="table" w:styleId="881">
     <w:name w:val="Grid Table 6 Colorful - Accent 5"/>
-    <w:basedOn w:val="819"/>
+    <w:basedOn w:val="1018"/>
     <w:uiPriority w:val="99"/>
     <w:pPr>
       <w:pBdr/>
@@ -16321,9 +16781,9 @@
       </w:tcPr>
     </w:tblStylePr>
   </w:style>
-  <w:style w:type="table" w:styleId="60">
+  <w:style w:type="table" w:styleId="882">
     <w:name w:val="Grid Table 6 Colorful - Accent 6"/>
-    <w:basedOn w:val="819"/>
+    <w:basedOn w:val="1018"/>
     <w:uiPriority w:val="99"/>
     <w:pPr>
       <w:pBdr/>
@@ -16551,9 +17011,9 @@
       </w:tcPr>
     </w:tblStylePr>
   </w:style>
-  <w:style w:type="table" w:styleId="61">
+  <w:style w:type="table" w:styleId="883">
     <w:name w:val="Grid Table 7 Colorful"/>
-    <w:basedOn w:val="819"/>
+    <w:basedOn w:val="1018"/>
     <w:uiPriority w:val="99"/>
     <w:pPr>
       <w:pBdr/>
@@ -16655,11 +17115,11 @@
         <w:tblBorders/>
       </w:tblPr>
       <w:tcPr>
-        <w:shd w:color="ffffff"/>
+        <w:shd w:val="clear" w:color="ffffff"/>
         <w:tcBorders>
-          <w:top w:val="none"/>
-          <w:left w:val="none"/>
-          <w:bottom w:val="none"/>
+          <w:top w:val="none" w:color="000000" w:sz="4" w:space="0"/>
+          <w:left w:val="none" w:color="000000" w:sz="4" w:space="0"/>
+          <w:bottom w:val="none" w:color="000000" w:sz="4" w:space="0"/>
           <w:right w:val="single" w:color="000000" w:themeColor="text1" w:themeTint="80" w:sz="4" w:space="0"/>
         </w:tcBorders>
       </w:tcPr>
@@ -16682,10 +17142,10 @@
       <w:tcPr>
         <w:shd w:val="clear" w:color="ffffff" w:themeColor="light1" w:fill="ffffff" w:themeFill="light1"/>
         <w:tcBorders>
-          <w:top w:val="none"/>
-          <w:left w:val="none"/>
+          <w:top w:val="none" w:color="000000" w:sz="4" w:space="0"/>
+          <w:left w:val="none" w:color="000000" w:sz="4" w:space="0"/>
           <w:bottom w:val="single" w:color="000000" w:themeColor="text1" w:themeTint="80" w:sz="4" w:space="0"/>
-          <w:right w:val="none"/>
+          <w:right w:val="none" w:color="000000" w:sz="4" w:space="0"/>
         </w:tcBorders>
       </w:tcPr>
     </w:tblStylePr>
@@ -16705,12 +17165,12 @@
         <w:tblBorders/>
       </w:tblPr>
       <w:tcPr>
-        <w:shd w:color="ffffff"/>
+        <w:shd w:val="clear" w:color="ffffff"/>
         <w:tcBorders>
-          <w:top w:val="none"/>
+          <w:top w:val="none" w:color="000000" w:sz="4" w:space="0"/>
           <w:left w:val="single" w:color="000000" w:themeColor="text1" w:themeTint="80" w:sz="4" w:space="0"/>
-          <w:bottom w:val="none"/>
-          <w:right w:val="none"/>
+          <w:bottom w:val="none" w:color="000000" w:sz="4" w:space="0"/>
+          <w:right w:val="none" w:color="000000" w:sz="4" w:space="0"/>
         </w:tcBorders>
       </w:tcPr>
     </w:tblStylePr>
@@ -16733,9 +17193,9 @@
         <w:shd w:val="clear" w:color="ffffff" w:themeColor="light1" w:fill="ffffff" w:themeFill="light1"/>
         <w:tcBorders>
           <w:top w:val="single" w:color="000000" w:themeColor="text1" w:themeTint="80" w:sz="4" w:space="0"/>
-          <w:left w:val="none"/>
-          <w:bottom w:val="none"/>
-          <w:right w:val="none"/>
+          <w:left w:val="none" w:color="000000" w:sz="4" w:space="0"/>
+          <w:bottom w:val="none" w:color="000000" w:sz="4" w:space="0"/>
+          <w:right w:val="none" w:color="000000" w:sz="4" w:space="0"/>
         </w:tcBorders>
       </w:tcPr>
     </w:tblStylePr>
@@ -16805,9 +17265,9 @@
       </w:tcPr>
     </w:tblStylePr>
   </w:style>
-  <w:style w:type="table" w:styleId="62">
+  <w:style w:type="table" w:styleId="884">
     <w:name w:val="Grid Table 7 Colorful - Accent 1"/>
-    <w:basedOn w:val="819"/>
+    <w:basedOn w:val="1018"/>
     <w:uiPriority w:val="99"/>
     <w:pPr>
       <w:pBdr/>
@@ -16909,11 +17369,11 @@
         <w:tblBorders/>
       </w:tblPr>
       <w:tcPr>
-        <w:shd w:color="ffffff"/>
+        <w:shd w:val="clear" w:color="ffffff"/>
         <w:tcBorders>
-          <w:top w:val="none"/>
-          <w:left w:val="none"/>
-          <w:bottom w:val="none"/>
+          <w:top w:val="none" w:color="000000" w:sz="4" w:space="0"/>
+          <w:left w:val="none" w:color="000000" w:sz="4" w:space="0"/>
+          <w:bottom w:val="none" w:color="000000" w:sz="4" w:space="0"/>
           <w:right w:val="single" w:color="000000" w:themeColor="accent1" w:themeTint="80" w:sz="4" w:space="0"/>
         </w:tcBorders>
       </w:tcPr>
@@ -16936,10 +17396,10 @@
       <w:tcPr>
         <w:shd w:val="clear" w:color="ffffff" w:themeColor="light1" w:fill="ffffff" w:themeFill="light1"/>
         <w:tcBorders>
-          <w:top w:val="none"/>
-          <w:left w:val="none"/>
+          <w:top w:val="none" w:color="000000" w:sz="4" w:space="0"/>
+          <w:left w:val="none" w:color="000000" w:sz="4" w:space="0"/>
           <w:bottom w:val="single" w:color="000000" w:themeColor="accent1" w:themeTint="80" w:sz="4" w:space="0"/>
-          <w:right w:val="none"/>
+          <w:right w:val="none" w:color="000000" w:sz="4" w:space="0"/>
         </w:tcBorders>
       </w:tcPr>
     </w:tblStylePr>
@@ -16959,12 +17419,12 @@
         <w:tblBorders/>
       </w:tblPr>
       <w:tcPr>
-        <w:shd w:color="ffffff"/>
+        <w:shd w:val="clear" w:color="ffffff"/>
         <w:tcBorders>
-          <w:top w:val="none"/>
+          <w:top w:val="none" w:color="000000" w:sz="4" w:space="0"/>
           <w:left w:val="single" w:color="000000" w:themeColor="accent1" w:themeTint="80" w:sz="4" w:space="0"/>
-          <w:bottom w:val="none"/>
-          <w:right w:val="none"/>
+          <w:bottom w:val="none" w:color="000000" w:sz="4" w:space="0"/>
+          <w:right w:val="none" w:color="000000" w:sz="4" w:space="0"/>
         </w:tcBorders>
       </w:tcPr>
     </w:tblStylePr>
@@ -16987,9 +17447,9 @@
         <w:shd w:val="clear" w:color="ffffff" w:themeColor="light1" w:fill="ffffff" w:themeFill="light1"/>
         <w:tcBorders>
           <w:top w:val="single" w:color="000000" w:themeColor="accent1" w:themeTint="80" w:sz="4" w:space="0"/>
-          <w:left w:val="none"/>
-          <w:bottom w:val="none"/>
-          <w:right w:val="none"/>
+          <w:left w:val="none" w:color="000000" w:sz="4" w:space="0"/>
+          <w:bottom w:val="none" w:color="000000" w:sz="4" w:space="0"/>
+          <w:right w:val="none" w:color="000000" w:sz="4" w:space="0"/>
         </w:tcBorders>
       </w:tcPr>
     </w:tblStylePr>
@@ -17059,9 +17519,9 @@
       </w:tcPr>
     </w:tblStylePr>
   </w:style>
-  <w:style w:type="table" w:styleId="63">
+  <w:style w:type="table" w:styleId="885">
     <w:name w:val="Grid Table 7 Colorful - Accent 2"/>
-    <w:basedOn w:val="819"/>
+    <w:basedOn w:val="1018"/>
     <w:uiPriority w:val="99"/>
     <w:pPr>
       <w:pBdr/>
@@ -17163,11 +17623,11 @@
         <w:tblBorders/>
       </w:tblPr>
       <w:tcPr>
-        <w:shd w:color="ffffff"/>
+        <w:shd w:val="clear" w:color="ffffff"/>
         <w:tcBorders>
-          <w:top w:val="none"/>
-          <w:left w:val="none"/>
-          <w:bottom w:val="none"/>
+          <w:top w:val="none" w:color="000000" w:sz="4" w:space="0"/>
+          <w:left w:val="none" w:color="000000" w:sz="4" w:space="0"/>
+          <w:bottom w:val="none" w:color="000000" w:sz="4" w:space="0"/>
           <w:right w:val="single" w:color="000000" w:themeColor="accent2" w:themeTint="97" w:sz="4" w:space="0"/>
         </w:tcBorders>
       </w:tcPr>
@@ -17190,10 +17650,10 @@
       <w:tcPr>
         <w:shd w:val="clear" w:color="ffffff" w:themeColor="light1" w:fill="ffffff" w:themeFill="light1"/>
         <w:tcBorders>
-          <w:top w:val="none"/>
-          <w:left w:val="none"/>
+          <w:top w:val="none" w:color="000000" w:sz="4" w:space="0"/>
+          <w:left w:val="none" w:color="000000" w:sz="4" w:space="0"/>
           <w:bottom w:val="single" w:color="000000" w:themeColor="accent2" w:themeTint="97" w:sz="4" w:space="0"/>
-          <w:right w:val="none"/>
+          <w:right w:val="none" w:color="000000" w:sz="4" w:space="0"/>
         </w:tcBorders>
       </w:tcPr>
     </w:tblStylePr>
@@ -17213,12 +17673,12 @@
         <w:tblBorders/>
       </w:tblPr>
       <w:tcPr>
-        <w:shd w:color="ffffff"/>
+        <w:shd w:val="clear" w:color="ffffff"/>
         <w:tcBorders>
-          <w:top w:val="none"/>
+          <w:top w:val="none" w:color="000000" w:sz="4" w:space="0"/>
           <w:left w:val="single" w:color="000000" w:themeColor="accent2" w:themeTint="97" w:sz="4" w:space="0"/>
-          <w:bottom w:val="none"/>
-          <w:right w:val="none"/>
+          <w:bottom w:val="none" w:color="000000" w:sz="4" w:space="0"/>
+          <w:right w:val="none" w:color="000000" w:sz="4" w:space="0"/>
         </w:tcBorders>
       </w:tcPr>
     </w:tblStylePr>
@@ -17241,9 +17701,9 @@
         <w:shd w:val="clear" w:color="ffffff" w:themeColor="light1" w:fill="ffffff" w:themeFill="light1"/>
         <w:tcBorders>
           <w:top w:val="single" w:color="000000" w:themeColor="accent2" w:themeTint="97" w:sz="4" w:space="0"/>
-          <w:left w:val="none"/>
-          <w:bottom w:val="none"/>
-          <w:right w:val="none"/>
+          <w:left w:val="none" w:color="000000" w:sz="4" w:space="0"/>
+          <w:bottom w:val="none" w:color="000000" w:sz="4" w:space="0"/>
+          <w:right w:val="none" w:color="000000" w:sz="4" w:space="0"/>
         </w:tcBorders>
       </w:tcPr>
     </w:tblStylePr>
@@ -17313,9 +17773,9 @@
       </w:tcPr>
     </w:tblStylePr>
   </w:style>
-  <w:style w:type="table" w:styleId="64">
+  <w:style w:type="table" w:styleId="886">
     <w:name w:val="Grid Table 7 Colorful - Accent 3"/>
-    <w:basedOn w:val="819"/>
+    <w:basedOn w:val="1018"/>
     <w:uiPriority w:val="99"/>
     <w:pPr>
       <w:pBdr/>
@@ -17417,11 +17877,11 @@
         <w:tblBorders/>
       </w:tblPr>
       <w:tcPr>
-        <w:shd w:color="ffffff"/>
+        <w:shd w:val="clear" w:color="ffffff"/>
         <w:tcBorders>
-          <w:top w:val="none"/>
-          <w:left w:val="none"/>
-          <w:bottom w:val="none"/>
+          <w:top w:val="none" w:color="000000" w:sz="4" w:space="0"/>
+          <w:left w:val="none" w:color="000000" w:sz="4" w:space="0"/>
+          <w:bottom w:val="none" w:color="000000" w:sz="4" w:space="0"/>
           <w:right w:val="single" w:color="000000" w:themeColor="accent3" w:themeTint="FE" w:sz="4" w:space="0"/>
         </w:tcBorders>
       </w:tcPr>
@@ -17444,10 +17904,10 @@
       <w:tcPr>
         <w:shd w:val="clear" w:color="ffffff" w:themeColor="light1" w:fill="ffffff" w:themeFill="light1"/>
         <w:tcBorders>
-          <w:top w:val="none"/>
-          <w:left w:val="none"/>
+          <w:top w:val="none" w:color="000000" w:sz="4" w:space="0"/>
+          <w:left w:val="none" w:color="000000" w:sz="4" w:space="0"/>
           <w:bottom w:val="single" w:color="000000" w:themeColor="accent3" w:themeTint="FE" w:sz="4" w:space="0"/>
-          <w:right w:val="none"/>
+          <w:right w:val="none" w:color="000000" w:sz="4" w:space="0"/>
         </w:tcBorders>
       </w:tcPr>
     </w:tblStylePr>
@@ -17467,12 +17927,12 @@
         <w:tblBorders/>
       </w:tblPr>
       <w:tcPr>
-        <w:shd w:color="ffffff"/>
+        <w:shd w:val="clear" w:color="ffffff"/>
         <w:tcBorders>
-          <w:top w:val="none"/>
+          <w:top w:val="none" w:color="000000" w:sz="4" w:space="0"/>
           <w:left w:val="single" w:color="000000" w:themeColor="accent3" w:themeTint="FE" w:sz="4" w:space="0"/>
-          <w:bottom w:val="none"/>
-          <w:right w:val="none"/>
+          <w:bottom w:val="none" w:color="000000" w:sz="4" w:space="0"/>
+          <w:right w:val="none" w:color="000000" w:sz="4" w:space="0"/>
         </w:tcBorders>
       </w:tcPr>
     </w:tblStylePr>
@@ -17495,9 +17955,9 @@
         <w:shd w:val="clear" w:color="ffffff" w:themeColor="light1" w:fill="ffffff" w:themeFill="light1"/>
         <w:tcBorders>
           <w:top w:val="single" w:color="000000" w:themeColor="accent3" w:themeTint="FE" w:sz="4" w:space="0"/>
-          <w:left w:val="none"/>
-          <w:bottom w:val="none"/>
-          <w:right w:val="none"/>
+          <w:left w:val="none" w:color="000000" w:sz="4" w:space="0"/>
+          <w:bottom w:val="none" w:color="000000" w:sz="4" w:space="0"/>
+          <w:right w:val="none" w:color="000000" w:sz="4" w:space="0"/>
         </w:tcBorders>
       </w:tcPr>
     </w:tblStylePr>
@@ -17567,9 +18027,9 @@
       </w:tcPr>
     </w:tblStylePr>
   </w:style>
-  <w:style w:type="table" w:styleId="65">
+  <w:style w:type="table" w:styleId="887">
     <w:name w:val="Grid Table 7 Colorful - Accent 4"/>
-    <w:basedOn w:val="819"/>
+    <w:basedOn w:val="1018"/>
     <w:uiPriority w:val="99"/>
     <w:pPr>
       <w:pBdr/>
@@ -17671,11 +18131,11 @@
         <w:tblBorders/>
       </w:tblPr>
       <w:tcPr>
-        <w:shd w:color="ffffff"/>
+        <w:shd w:val="clear" w:color="ffffff"/>
         <w:tcBorders>
-          <w:top w:val="none"/>
-          <w:left w:val="none"/>
-          <w:bottom w:val="none"/>
+          <w:top w:val="none" w:color="000000" w:sz="4" w:space="0"/>
+          <w:left w:val="none" w:color="000000" w:sz="4" w:space="0"/>
+          <w:bottom w:val="none" w:color="000000" w:sz="4" w:space="0"/>
           <w:right w:val="single" w:color="000000" w:themeColor="accent4" w:themeTint="9A" w:sz="4" w:space="0"/>
         </w:tcBorders>
       </w:tcPr>
@@ -17698,10 +18158,10 @@
       <w:tcPr>
         <w:shd w:val="clear" w:color="ffffff" w:themeColor="light1" w:fill="ffffff" w:themeFill="light1"/>
         <w:tcBorders>
-          <w:top w:val="none"/>
-          <w:left w:val="none"/>
+          <w:top w:val="none" w:color="000000" w:sz="4" w:space="0"/>
+          <w:left w:val="none" w:color="000000" w:sz="4" w:space="0"/>
           <w:bottom w:val="single" w:color="000000" w:themeColor="accent4" w:themeTint="9A" w:sz="4" w:space="0"/>
-          <w:right w:val="none"/>
+          <w:right w:val="none" w:color="000000" w:sz="4" w:space="0"/>
         </w:tcBorders>
       </w:tcPr>
     </w:tblStylePr>
@@ -17721,12 +18181,12 @@
         <w:tblBorders/>
       </w:tblPr>
       <w:tcPr>
-        <w:shd w:color="ffffff"/>
+        <w:shd w:val="clear" w:color="ffffff"/>
         <w:tcBorders>
-          <w:top w:val="none"/>
+          <w:top w:val="none" w:color="000000" w:sz="4" w:space="0"/>
           <w:left w:val="single" w:color="000000" w:themeColor="accent4" w:themeTint="9A" w:sz="4" w:space="0"/>
-          <w:bottom w:val="none"/>
-          <w:right w:val="none"/>
+          <w:bottom w:val="none" w:color="000000" w:sz="4" w:space="0"/>
+          <w:right w:val="none" w:color="000000" w:sz="4" w:space="0"/>
         </w:tcBorders>
       </w:tcPr>
     </w:tblStylePr>
@@ -17749,9 +18209,9 @@
         <w:shd w:val="clear" w:color="ffffff" w:themeColor="light1" w:fill="ffffff" w:themeFill="light1"/>
         <w:tcBorders>
           <w:top w:val="single" w:color="000000" w:themeColor="accent4" w:themeTint="9A" w:sz="4" w:space="0"/>
-          <w:left w:val="none"/>
-          <w:bottom w:val="none"/>
-          <w:right w:val="none"/>
+          <w:left w:val="none" w:color="000000" w:sz="4" w:space="0"/>
+          <w:bottom w:val="none" w:color="000000" w:sz="4" w:space="0"/>
+          <w:right w:val="none" w:color="000000" w:sz="4" w:space="0"/>
         </w:tcBorders>
       </w:tcPr>
     </w:tblStylePr>
@@ -17821,9 +18281,9 @@
       </w:tcPr>
     </w:tblStylePr>
   </w:style>
-  <w:style w:type="table" w:styleId="66">
+  <w:style w:type="table" w:styleId="888">
     <w:name w:val="Grid Table 7 Colorful - Accent 5"/>
-    <w:basedOn w:val="819"/>
+    <w:basedOn w:val="1018"/>
     <w:uiPriority w:val="99"/>
     <w:pPr>
       <w:pBdr/>
@@ -17925,11 +18385,11 @@
         <w:tblBorders/>
       </w:tblPr>
       <w:tcPr>
-        <w:shd w:color="ffffff"/>
+        <w:shd w:val="clear" w:color="ffffff"/>
         <w:tcBorders>
-          <w:top w:val="none"/>
-          <w:left w:val="none"/>
-          <w:bottom w:val="none"/>
+          <w:top w:val="none" w:color="000000" w:sz="4" w:space="0"/>
+          <w:left w:val="none" w:color="000000" w:sz="4" w:space="0"/>
+          <w:bottom w:val="none" w:color="000000" w:sz="4" w:space="0"/>
           <w:right w:val="single" w:color="000000" w:themeColor="accent5" w:themeTint="90" w:sz="4" w:space="0"/>
         </w:tcBorders>
       </w:tcPr>
@@ -17952,10 +18412,10 @@
       <w:tcPr>
         <w:shd w:val="clear" w:color="ffffff" w:themeColor="light1" w:fill="ffffff" w:themeFill="light1"/>
         <w:tcBorders>
-          <w:top w:val="none"/>
-          <w:left w:val="none"/>
+          <w:top w:val="none" w:color="000000" w:sz="4" w:space="0"/>
+          <w:left w:val="none" w:color="000000" w:sz="4" w:space="0"/>
           <w:bottom w:val="single" w:color="000000" w:themeColor="accent5" w:themeTint="90" w:sz="4" w:space="0"/>
-          <w:right w:val="none"/>
+          <w:right w:val="none" w:color="000000" w:sz="4" w:space="0"/>
         </w:tcBorders>
       </w:tcPr>
     </w:tblStylePr>
@@ -17975,12 +18435,12 @@
         <w:tblBorders/>
       </w:tblPr>
       <w:tcPr>
-        <w:shd w:color="ffffff"/>
+        <w:shd w:val="clear" w:color="ffffff"/>
         <w:tcBorders>
-          <w:top w:val="none"/>
+          <w:top w:val="none" w:color="000000" w:sz="4" w:space="0"/>
           <w:left w:val="single" w:color="000000" w:themeColor="accent5" w:themeTint="90" w:sz="4" w:space="0"/>
-          <w:bottom w:val="none"/>
-          <w:right w:val="none"/>
+          <w:bottom w:val="none" w:color="000000" w:sz="4" w:space="0"/>
+          <w:right w:val="none" w:color="000000" w:sz="4" w:space="0"/>
         </w:tcBorders>
       </w:tcPr>
     </w:tblStylePr>
@@ -18003,9 +18463,9 @@
         <w:shd w:val="clear" w:color="ffffff" w:themeColor="light1" w:fill="ffffff" w:themeFill="light1"/>
         <w:tcBorders>
           <w:top w:val="single" w:color="000000" w:themeColor="accent5" w:themeTint="90" w:sz="4" w:space="0"/>
-          <w:left w:val="none"/>
-          <w:bottom w:val="none"/>
-          <w:right w:val="none"/>
+          <w:left w:val="none" w:color="000000" w:sz="4" w:space="0"/>
+          <w:bottom w:val="none" w:color="000000" w:sz="4" w:space="0"/>
+          <w:right w:val="none" w:color="000000" w:sz="4" w:space="0"/>
         </w:tcBorders>
       </w:tcPr>
     </w:tblStylePr>
@@ -18075,9 +18535,9 @@
       </w:tcPr>
     </w:tblStylePr>
   </w:style>
-  <w:style w:type="table" w:styleId="67">
+  <w:style w:type="table" w:styleId="889">
     <w:name w:val="Grid Table 7 Colorful - Accent 6"/>
-    <w:basedOn w:val="819"/>
+    <w:basedOn w:val="1018"/>
     <w:uiPriority w:val="99"/>
     <w:pPr>
       <w:pBdr/>
@@ -18179,11 +18639,11 @@
         <w:tblBorders/>
       </w:tblPr>
       <w:tcPr>
-        <w:shd w:color="ffffff"/>
+        <w:shd w:val="clear" w:color="ffffff"/>
         <w:tcBorders>
-          <w:top w:val="none"/>
-          <w:left w:val="none"/>
-          <w:bottom w:val="none"/>
+          <w:top w:val="none" w:color="000000" w:sz="4" w:space="0"/>
+          <w:left w:val="none" w:color="000000" w:sz="4" w:space="0"/>
+          <w:bottom w:val="none" w:color="000000" w:sz="4" w:space="0"/>
           <w:right w:val="single" w:color="000000" w:themeColor="accent6" w:themeTint="90" w:sz="4" w:space="0"/>
         </w:tcBorders>
       </w:tcPr>
@@ -18206,10 +18666,10 @@
       <w:tcPr>
         <w:shd w:val="clear" w:color="ffffff" w:themeColor="light1" w:fill="ffffff" w:themeFill="light1"/>
         <w:tcBorders>
-          <w:top w:val="none"/>
-          <w:left w:val="none"/>
+          <w:top w:val="none" w:color="000000" w:sz="4" w:space="0"/>
+          <w:left w:val="none" w:color="000000" w:sz="4" w:space="0"/>
           <w:bottom w:val="single" w:color="000000" w:themeColor="accent6" w:themeTint="90" w:sz="4" w:space="0"/>
-          <w:right w:val="none"/>
+          <w:right w:val="none" w:color="000000" w:sz="4" w:space="0"/>
         </w:tcBorders>
       </w:tcPr>
     </w:tblStylePr>
@@ -18229,12 +18689,12 @@
         <w:tblBorders/>
       </w:tblPr>
       <w:tcPr>
-        <w:shd w:color="ffffff"/>
+        <w:shd w:val="clear" w:color="ffffff"/>
         <w:tcBorders>
-          <w:top w:val="none"/>
+          <w:top w:val="none" w:color="000000" w:sz="4" w:space="0"/>
           <w:left w:val="single" w:color="000000" w:themeColor="accent6" w:themeTint="90" w:sz="4" w:space="0"/>
-          <w:bottom w:val="none"/>
-          <w:right w:val="none"/>
+          <w:bottom w:val="none" w:color="000000" w:sz="4" w:space="0"/>
+          <w:right w:val="none" w:color="000000" w:sz="4" w:space="0"/>
         </w:tcBorders>
       </w:tcPr>
     </w:tblStylePr>
@@ -18257,9 +18717,9 @@
         <w:shd w:val="clear" w:color="ffffff" w:themeColor="light1" w:fill="ffffff" w:themeFill="light1"/>
         <w:tcBorders>
           <w:top w:val="single" w:color="000000" w:themeColor="accent6" w:themeTint="90" w:sz="4" w:space="0"/>
-          <w:left w:val="none"/>
-          <w:bottom w:val="none"/>
-          <w:right w:val="none"/>
+          <w:left w:val="none" w:color="000000" w:sz="4" w:space="0"/>
+          <w:bottom w:val="none" w:color="000000" w:sz="4" w:space="0"/>
+          <w:right w:val="none" w:color="000000" w:sz="4" w:space="0"/>
         </w:tcBorders>
       </w:tcPr>
     </w:tblStylePr>
@@ -18329,9 +18789,9 @@
       </w:tcPr>
     </w:tblStylePr>
   </w:style>
-  <w:style w:type="table" w:styleId="68">
+  <w:style w:type="table" w:styleId="890">
     <w:name w:val="List Table 1 Light"/>
-    <w:basedOn w:val="819"/>
+    <w:basedOn w:val="1018"/>
     <w:uiPriority w:val="99"/>
     <w:pPr>
       <w:pBdr/>
@@ -18545,9 +19005,9 @@
       </w:tcPr>
     </w:tblStylePr>
   </w:style>
-  <w:style w:type="table" w:styleId="69">
+  <w:style w:type="table" w:styleId="891">
     <w:name w:val="List Table 1 Light - Accent 1"/>
-    <w:basedOn w:val="819"/>
+    <w:basedOn w:val="1018"/>
     <w:uiPriority w:val="99"/>
     <w:pPr>
       <w:pBdr/>
@@ -18761,9 +19221,9 @@
       </w:tcPr>
     </w:tblStylePr>
   </w:style>
-  <w:style w:type="table" w:styleId="70">
+  <w:style w:type="table" w:styleId="892">
     <w:name w:val="List Table 1 Light - Accent 2"/>
-    <w:basedOn w:val="819"/>
+    <w:basedOn w:val="1018"/>
     <w:uiPriority w:val="99"/>
     <w:pPr>
       <w:pBdr/>
@@ -18977,9 +19437,9 @@
       </w:tcPr>
     </w:tblStylePr>
   </w:style>
-  <w:style w:type="table" w:styleId="71">
+  <w:style w:type="table" w:styleId="893">
     <w:name w:val="List Table 1 Light - Accent 3"/>
-    <w:basedOn w:val="819"/>
+    <w:basedOn w:val="1018"/>
     <w:uiPriority w:val="99"/>
     <w:pPr>
       <w:pBdr/>
@@ -19193,9 +19653,9 @@
       </w:tcPr>
     </w:tblStylePr>
   </w:style>
-  <w:style w:type="table" w:styleId="72">
+  <w:style w:type="table" w:styleId="894">
     <w:name w:val="List Table 1 Light - Accent 4"/>
-    <w:basedOn w:val="819"/>
+    <w:basedOn w:val="1018"/>
     <w:uiPriority w:val="99"/>
     <w:pPr>
       <w:pBdr/>
@@ -19409,9 +19869,9 @@
       </w:tcPr>
     </w:tblStylePr>
   </w:style>
-  <w:style w:type="table" w:styleId="73">
+  <w:style w:type="table" w:styleId="895">
     <w:name w:val="List Table 1 Light - Accent 5"/>
-    <w:basedOn w:val="819"/>
+    <w:basedOn w:val="1018"/>
     <w:uiPriority w:val="99"/>
     <w:pPr>
       <w:pBdr/>
@@ -19625,9 +20085,9 @@
       </w:tcPr>
     </w:tblStylePr>
   </w:style>
-  <w:style w:type="table" w:styleId="74">
+  <w:style w:type="table" w:styleId="896">
     <w:name w:val="List Table 1 Light - Accent 6"/>
-    <w:basedOn w:val="819"/>
+    <w:basedOn w:val="1018"/>
     <w:uiPriority w:val="99"/>
     <w:pPr>
       <w:pBdr/>
@@ -19841,9 +20301,9 @@
       </w:tcPr>
     </w:tblStylePr>
   </w:style>
-  <w:style w:type="table" w:styleId="75">
+  <w:style w:type="table" w:styleId="897">
     <w:name w:val="List Table 2"/>
-    <w:basedOn w:val="819"/>
+    <w:basedOn w:val="1018"/>
     <w:uiPriority w:val="99"/>
     <w:pPr>
       <w:pBdr/>
@@ -20079,9 +20539,9 @@
       </w:tcPr>
     </w:tblStylePr>
   </w:style>
-  <w:style w:type="table" w:styleId="76">
+  <w:style w:type="table" w:styleId="898">
     <w:name w:val="List Table 2 - Accent 1"/>
-    <w:basedOn w:val="819"/>
+    <w:basedOn w:val="1018"/>
     <w:uiPriority w:val="99"/>
     <w:pPr>
       <w:pBdr/>
@@ -20317,9 +20777,9 @@
       </w:tcPr>
     </w:tblStylePr>
   </w:style>
-  <w:style w:type="table" w:styleId="77">
+  <w:style w:type="table" w:styleId="899">
     <w:name w:val="List Table 2 - Accent 2"/>
-    <w:basedOn w:val="819"/>
+    <w:basedOn w:val="1018"/>
     <w:uiPriority w:val="99"/>
     <w:pPr>
       <w:pBdr/>
@@ -20555,9 +21015,9 @@
       </w:tcPr>
     </w:tblStylePr>
   </w:style>
-  <w:style w:type="table" w:styleId="78">
+  <w:style w:type="table" w:styleId="900">
     <w:name w:val="List Table 2 - Accent 3"/>
-    <w:basedOn w:val="819"/>
+    <w:basedOn w:val="1018"/>
     <w:uiPriority w:val="99"/>
     <w:pPr>
       <w:pBdr/>
@@ -20793,9 +21253,9 @@
       </w:tcPr>
     </w:tblStylePr>
   </w:style>
-  <w:style w:type="table" w:styleId="79">
+  <w:style w:type="table" w:styleId="901">
     <w:name w:val="List Table 2 - Accent 4"/>
-    <w:basedOn w:val="819"/>
+    <w:basedOn w:val="1018"/>
     <w:uiPriority w:val="99"/>
     <w:pPr>
       <w:pBdr/>
@@ -21031,9 +21491,9 @@
       </w:tcPr>
     </w:tblStylePr>
   </w:style>
-  <w:style w:type="table" w:styleId="80">
+  <w:style w:type="table" w:styleId="902">
     <w:name w:val="List Table 2 - Accent 5"/>
-    <w:basedOn w:val="819"/>
+    <w:basedOn w:val="1018"/>
     <w:uiPriority w:val="99"/>
     <w:pPr>
       <w:pBdr/>
@@ -21269,9 +21729,9 @@
       </w:tcPr>
     </w:tblStylePr>
   </w:style>
-  <w:style w:type="table" w:styleId="81">
+  <w:style w:type="table" w:styleId="903">
     <w:name w:val="List Table 2 - Accent 6"/>
-    <w:basedOn w:val="819"/>
+    <w:basedOn w:val="1018"/>
     <w:uiPriority w:val="99"/>
     <w:pPr>
       <w:pBdr/>
@@ -21507,9 +21967,9 @@
       </w:tcPr>
     </w:tblStylePr>
   </w:style>
-  <w:style w:type="table" w:styleId="82">
+  <w:style w:type="table" w:styleId="904">
     <w:name w:val="List Table 3"/>
-    <w:basedOn w:val="819"/>
+    <w:basedOn w:val="1018"/>
     <w:uiPriority w:val="99"/>
     <w:pPr>
       <w:pBdr/>
@@ -21735,9 +22195,9 @@
       </w:tcPr>
     </w:tblStylePr>
   </w:style>
-  <w:style w:type="table" w:styleId="83">
+  <w:style w:type="table" w:styleId="905">
     <w:name w:val="List Table 3 - Accent 1"/>
-    <w:basedOn w:val="819"/>
+    <w:basedOn w:val="1018"/>
     <w:uiPriority w:val="99"/>
     <w:pPr>
       <w:pBdr/>
@@ -21963,9 +22423,9 @@
       </w:tcPr>
     </w:tblStylePr>
   </w:style>
-  <w:style w:type="table" w:styleId="84">
+  <w:style w:type="table" w:styleId="906">
     <w:name w:val="List Table 3 - Accent 2"/>
-    <w:basedOn w:val="819"/>
+    <w:basedOn w:val="1018"/>
     <w:uiPriority w:val="99"/>
     <w:pPr>
       <w:pBdr/>
@@ -22191,9 +22651,9 @@
       </w:tcPr>
     </w:tblStylePr>
   </w:style>
-  <w:style w:type="table" w:styleId="85">
+  <w:style w:type="table" w:styleId="907">
     <w:name w:val="List Table 3 - Accent 3"/>
-    <w:basedOn w:val="819"/>
+    <w:basedOn w:val="1018"/>
     <w:uiPriority w:val="99"/>
     <w:pPr>
       <w:pBdr/>
@@ -22419,9 +22879,9 @@
       </w:tcPr>
     </w:tblStylePr>
   </w:style>
-  <w:style w:type="table" w:styleId="86">
+  <w:style w:type="table" w:styleId="908">
     <w:name w:val="List Table 3 - Accent 4"/>
-    <w:basedOn w:val="819"/>
+    <w:basedOn w:val="1018"/>
     <w:uiPriority w:val="99"/>
     <w:pPr>
       <w:pBdr/>
@@ -22647,9 +23107,9 @@
       </w:tcPr>
     </w:tblStylePr>
   </w:style>
-  <w:style w:type="table" w:styleId="87">
+  <w:style w:type="table" w:styleId="909">
     <w:name w:val="List Table 3 - Accent 5"/>
-    <w:basedOn w:val="819"/>
+    <w:basedOn w:val="1018"/>
     <w:uiPriority w:val="99"/>
     <w:pPr>
       <w:pBdr/>
@@ -22875,9 +23335,9 @@
       </w:tcPr>
     </w:tblStylePr>
   </w:style>
-  <w:style w:type="table" w:styleId="88">
+  <w:style w:type="table" w:styleId="910">
     <w:name w:val="List Table 3 - Accent 6"/>
-    <w:basedOn w:val="819"/>
+    <w:basedOn w:val="1018"/>
     <w:uiPriority w:val="99"/>
     <w:pPr>
       <w:pBdr/>
@@ -23103,9 +23563,9 @@
       </w:tcPr>
     </w:tblStylePr>
   </w:style>
-  <w:style w:type="table" w:styleId="89">
+  <w:style w:type="table" w:styleId="911">
     <w:name w:val="List Table 4"/>
-    <w:basedOn w:val="819"/>
+    <w:basedOn w:val="1018"/>
     <w:uiPriority w:val="99"/>
     <w:pPr>
       <w:pBdr/>
@@ -23328,9 +23788,9 @@
       </w:tcPr>
     </w:tblStylePr>
   </w:style>
-  <w:style w:type="table" w:styleId="90">
+  <w:style w:type="table" w:styleId="912">
     <w:name w:val="List Table 4 - Accent 1"/>
-    <w:basedOn w:val="819"/>
+    <w:basedOn w:val="1018"/>
     <w:uiPriority w:val="99"/>
     <w:pPr>
       <w:pBdr/>
@@ -23553,9 +24013,9 @@
       </w:tcPr>
     </w:tblStylePr>
   </w:style>
-  <w:style w:type="table" w:styleId="91">
+  <w:style w:type="table" w:styleId="913">
     <w:name w:val="List Table 4 - Accent 2"/>
-    <w:basedOn w:val="819"/>
+    <w:basedOn w:val="1018"/>
     <w:uiPriority w:val="99"/>
     <w:pPr>
       <w:pBdr/>
@@ -23778,9 +24238,9 @@
       </w:tcPr>
     </w:tblStylePr>
   </w:style>
-  <w:style w:type="table" w:styleId="92">
+  <w:style w:type="table" w:styleId="914">
     <w:name w:val="List Table 4 - Accent 3"/>
-    <w:basedOn w:val="819"/>
+    <w:basedOn w:val="1018"/>
     <w:uiPriority w:val="99"/>
     <w:pPr>
       <w:pBdr/>
@@ -24003,9 +24463,9 @@
       </w:tcPr>
     </w:tblStylePr>
   </w:style>
-  <w:style w:type="table" w:styleId="93">
+  <w:style w:type="table" w:styleId="915">
     <w:name w:val="List Table 4 - Accent 4"/>
-    <w:basedOn w:val="819"/>
+    <w:basedOn w:val="1018"/>
     <w:uiPriority w:val="99"/>
     <w:pPr>
       <w:pBdr/>
@@ -24228,9 +24688,9 @@
       </w:tcPr>
     </w:tblStylePr>
   </w:style>
-  <w:style w:type="table" w:styleId="94">
+  <w:style w:type="table" w:styleId="916">
     <w:name w:val="List Table 4 - Accent 5"/>
-    <w:basedOn w:val="819"/>
+    <w:basedOn w:val="1018"/>
     <w:uiPriority w:val="99"/>
     <w:pPr>
       <w:pBdr/>
@@ -24453,9 +24913,9 @@
       </w:tcPr>
     </w:tblStylePr>
   </w:style>
-  <w:style w:type="table" w:styleId="95">
+  <w:style w:type="table" w:styleId="917">
     <w:name w:val="List Table 4 - Accent 6"/>
-    <w:basedOn w:val="819"/>
+    <w:basedOn w:val="1018"/>
     <w:uiPriority w:val="99"/>
     <w:pPr>
       <w:pBdr/>
@@ -24678,9 +25138,9 @@
       </w:tcPr>
     </w:tblStylePr>
   </w:style>
-  <w:style w:type="table" w:styleId="96">
+  <w:style w:type="table" w:styleId="918">
     <w:name w:val="List Table 5 Dark"/>
-    <w:basedOn w:val="819"/>
+    <w:basedOn w:val="1018"/>
     <w:uiPriority w:val="99"/>
     <w:pPr>
       <w:pBdr/>
@@ -24920,9 +25380,9 @@
       </w:tcPr>
     </w:tblStylePr>
   </w:style>
-  <w:style w:type="table" w:styleId="97">
+  <w:style w:type="table" w:styleId="919">
     <w:name w:val="List Table 5 Dark - Accent 1"/>
-    <w:basedOn w:val="819"/>
+    <w:basedOn w:val="1018"/>
     <w:uiPriority w:val="99"/>
     <w:pPr>
       <w:pBdr/>
@@ -25162,9 +25622,9 @@
       </w:tcPr>
     </w:tblStylePr>
   </w:style>
-  <w:style w:type="table" w:styleId="98">
+  <w:style w:type="table" w:styleId="920">
     <w:name w:val="List Table 5 Dark - Accent 2"/>
-    <w:basedOn w:val="819"/>
+    <w:basedOn w:val="1018"/>
     <w:uiPriority w:val="99"/>
     <w:pPr>
       <w:pBdr/>
@@ -25404,9 +25864,9 @@
       </w:tcPr>
     </w:tblStylePr>
   </w:style>
-  <w:style w:type="table" w:styleId="99">
+  <w:style w:type="table" w:styleId="921">
     <w:name w:val="List Table 5 Dark - Accent 3"/>
-    <w:basedOn w:val="819"/>
+    <w:basedOn w:val="1018"/>
     <w:uiPriority w:val="99"/>
     <w:pPr>
       <w:pBdr/>
@@ -25646,9 +26106,9 @@
       </w:tcPr>
     </w:tblStylePr>
   </w:style>
-  <w:style w:type="table" w:styleId="100">
+  <w:style w:type="table" w:styleId="922">
     <w:name w:val="List Table 5 Dark - Accent 4"/>
-    <w:basedOn w:val="819"/>
+    <w:basedOn w:val="1018"/>
     <w:uiPriority w:val="99"/>
     <w:pPr>
       <w:pBdr/>
@@ -25888,9 +26348,9 @@
       </w:tcPr>
     </w:tblStylePr>
   </w:style>
-  <w:style w:type="table" w:styleId="101">
+  <w:style w:type="table" w:styleId="923">
     <w:name w:val="List Table 5 Dark - Accent 5"/>
-    <w:basedOn w:val="819"/>
+    <w:basedOn w:val="1018"/>
     <w:uiPriority w:val="99"/>
     <w:pPr>
       <w:pBdr/>
@@ -26130,9 +26590,9 @@
       </w:tcPr>
     </w:tblStylePr>
   </w:style>
-  <w:style w:type="table" w:styleId="102">
+  <w:style w:type="table" w:styleId="924">
     <w:name w:val="List Table 5 Dark - Accent 6"/>
-    <w:basedOn w:val="819"/>
+    <w:basedOn w:val="1018"/>
     <w:uiPriority w:val="99"/>
     <w:pPr>
       <w:pBdr/>
@@ -26372,9 +26832,9 @@
       </w:tcPr>
     </w:tblStylePr>
   </w:style>
-  <w:style w:type="table" w:styleId="103">
+  <w:style w:type="table" w:styleId="925">
     <w:name w:val="List Table 6 Colorful"/>
-    <w:basedOn w:val="819"/>
+    <w:basedOn w:val="1018"/>
     <w:uiPriority w:val="99"/>
     <w:pPr>
       <w:pBdr/>
@@ -26595,9 +27055,9 @@
       </w:tcPr>
     </w:tblStylePr>
   </w:style>
-  <w:style w:type="table" w:styleId="104">
+  <w:style w:type="table" w:styleId="926">
     <w:name w:val="List Table 6 Colorful - Accent 1"/>
-    <w:basedOn w:val="819"/>
+    <w:basedOn w:val="1018"/>
     <w:uiPriority w:val="99"/>
     <w:pPr>
       <w:pBdr/>
@@ -26818,9 +27278,9 @@
       </w:tcPr>
     </w:tblStylePr>
   </w:style>
-  <w:style w:type="table" w:styleId="105">
+  <w:style w:type="table" w:styleId="927">
     <w:name w:val="List Table 6 Colorful - Accent 2"/>
-    <w:basedOn w:val="819"/>
+    <w:basedOn w:val="1018"/>
     <w:uiPriority w:val="99"/>
     <w:pPr>
       <w:pBdr/>
@@ -27041,9 +27501,9 @@
       </w:tcPr>
     </w:tblStylePr>
   </w:style>
-  <w:style w:type="table" w:styleId="106">
+  <w:style w:type="table" w:styleId="928">
     <w:name w:val="List Table 6 Colorful - Accent 3"/>
-    <w:basedOn w:val="819"/>
+    <w:basedOn w:val="1018"/>
     <w:uiPriority w:val="99"/>
     <w:pPr>
       <w:pBdr/>
@@ -27264,9 +27724,9 @@
       </w:tcPr>
     </w:tblStylePr>
   </w:style>
-  <w:style w:type="table" w:styleId="107">
+  <w:style w:type="table" w:styleId="929">
     <w:name w:val="List Table 6 Colorful - Accent 4"/>
-    <w:basedOn w:val="819"/>
+    <w:basedOn w:val="1018"/>
     <w:uiPriority w:val="99"/>
     <w:pPr>
       <w:pBdr/>
@@ -27487,9 +27947,9 @@
       </w:tcPr>
     </w:tblStylePr>
   </w:style>
-  <w:style w:type="table" w:styleId="108">
+  <w:style w:type="table" w:styleId="930">
     <w:name w:val="List Table 6 Colorful - Accent 5"/>
-    <w:basedOn w:val="819"/>
+    <w:basedOn w:val="1018"/>
     <w:uiPriority w:val="99"/>
     <w:pPr>
       <w:pBdr/>
@@ -27710,9 +28170,9 @@
       </w:tcPr>
     </w:tblStylePr>
   </w:style>
-  <w:style w:type="table" w:styleId="109">
+  <w:style w:type="table" w:styleId="931">
     <w:name w:val="List Table 6 Colorful - Accent 6"/>
-    <w:basedOn w:val="819"/>
+    <w:basedOn w:val="1018"/>
     <w:uiPriority w:val="99"/>
     <w:pPr>
       <w:pBdr/>
@@ -27933,9 +28393,9 @@
       </w:tcPr>
     </w:tblStylePr>
   </w:style>
-  <w:style w:type="table" w:styleId="110">
+  <w:style w:type="table" w:styleId="932">
     <w:name w:val="List Table 7 Colorful"/>
-    <w:basedOn w:val="819"/>
+    <w:basedOn w:val="1018"/>
     <w:uiPriority w:val="99"/>
     <w:pPr>
       <w:pBdr/>
@@ -28034,11 +28494,11 @@
         <w:tblBorders/>
       </w:tblPr>
       <w:tcPr>
-        <w:shd w:color="ffffff"/>
+        <w:shd w:val="clear" w:color="ffffff"/>
         <w:tcBorders>
-          <w:top w:val="none"/>
-          <w:left w:val="none"/>
-          <w:bottom w:val="none"/>
+          <w:top w:val="none" w:color="000000" w:sz="4" w:space="0"/>
+          <w:left w:val="none" w:color="000000" w:sz="4" w:space="0"/>
+          <w:bottom w:val="none" w:color="000000" w:sz="4" w:space="0"/>
           <w:right w:val="single" w:color="000000" w:themeColor="text1" w:themeTint="80" w:sz="4" w:space="0"/>
         </w:tcBorders>
       </w:tcPr>
@@ -28061,10 +28521,10 @@
       <w:tcPr>
         <w:shd w:val="clear" w:color="ffffff" w:themeColor="light1" w:fill="ffffff" w:themeFill="light1"/>
         <w:tcBorders>
-          <w:top w:val="none"/>
-          <w:left w:val="none"/>
+          <w:top w:val="none" w:color="000000" w:sz="4" w:space="0"/>
+          <w:left w:val="none" w:color="000000" w:sz="4" w:space="0"/>
           <w:bottom w:val="single" w:color="000000" w:themeColor="text1" w:themeTint="80" w:sz="4" w:space="0"/>
-          <w:right w:val="none"/>
+          <w:right w:val="none" w:color="000000" w:sz="4" w:space="0"/>
         </w:tcBorders>
       </w:tcPr>
     </w:tblStylePr>
@@ -28084,12 +28544,12 @@
         <w:tblBorders/>
       </w:tblPr>
       <w:tcPr>
-        <w:shd w:color="ffffff"/>
+        <w:shd w:val="clear" w:color="ffffff"/>
         <w:tcBorders>
-          <w:top w:val="none"/>
+          <w:top w:val="none" w:color="000000" w:sz="4" w:space="0"/>
           <w:left w:val="single" w:color="000000" w:themeColor="text1" w:themeTint="80" w:sz="4" w:space="0"/>
-          <w:bottom w:val="none"/>
-          <w:right w:val="none"/>
+          <w:bottom w:val="none" w:color="000000" w:sz="4" w:space="0"/>
+          <w:right w:val="none" w:color="000000" w:sz="4" w:space="0"/>
         </w:tcBorders>
       </w:tcPr>
     </w:tblStylePr>
@@ -28112,9 +28572,9 @@
         <w:shd w:val="clear" w:color="ffffff" w:themeColor="light1" w:fill="ffffff" w:themeFill="light1"/>
         <w:tcBorders>
           <w:top w:val="single" w:color="000000" w:themeColor="text1" w:themeTint="80" w:sz="4" w:space="0"/>
-          <w:left w:val="none"/>
-          <w:bottom w:val="none"/>
-          <w:right w:val="none"/>
+          <w:left w:val="none" w:color="000000" w:sz="4" w:space="0"/>
+          <w:bottom w:val="none" w:color="000000" w:sz="4" w:space="0"/>
+          <w:right w:val="none" w:color="000000" w:sz="4" w:space="0"/>
         </w:tcBorders>
       </w:tcPr>
     </w:tblStylePr>
@@ -28189,9 +28649,9 @@
       </w:tcPr>
     </w:tblStylePr>
   </w:style>
-  <w:style w:type="table" w:styleId="111">
+  <w:style w:type="table" w:styleId="933">
     <w:name w:val="List Table 7 Colorful - Accent 1"/>
-    <w:basedOn w:val="819"/>
+    <w:basedOn w:val="1018"/>
     <w:uiPriority w:val="99"/>
     <w:pPr>
       <w:pBdr/>
@@ -28290,11 +28750,11 @@
         <w:tblBorders/>
       </w:tblPr>
       <w:tcPr>
-        <w:shd w:color="ffffff"/>
+        <w:shd w:val="clear" w:color="ffffff"/>
         <w:tcBorders>
-          <w:top w:val="none"/>
-          <w:left w:val="none"/>
-          <w:bottom w:val="none"/>
+          <w:top w:val="none" w:color="000000" w:sz="4" w:space="0"/>
+          <w:left w:val="none" w:color="000000" w:sz="4" w:space="0"/>
+          <w:bottom w:val="none" w:color="000000" w:sz="4" w:space="0"/>
           <w:right w:val="single" w:color="000000" w:themeColor="accent1" w:sz="4" w:space="0"/>
         </w:tcBorders>
       </w:tcPr>
@@ -28317,10 +28777,10 @@
       <w:tcPr>
         <w:shd w:val="clear" w:color="ffffff" w:themeColor="light1" w:fill="ffffff" w:themeFill="light1"/>
         <w:tcBorders>
-          <w:top w:val="none"/>
-          <w:left w:val="none"/>
+          <w:top w:val="none" w:color="000000" w:sz="4" w:space="0"/>
+          <w:left w:val="none" w:color="000000" w:sz="4" w:space="0"/>
           <w:bottom w:val="single" w:color="000000" w:themeColor="accent1" w:sz="4" w:space="0"/>
-          <w:right w:val="none"/>
+          <w:right w:val="none" w:color="000000" w:sz="4" w:space="0"/>
         </w:tcBorders>
       </w:tcPr>
     </w:tblStylePr>
@@ -28340,12 +28800,12 @@
         <w:tblBorders/>
       </w:tblPr>
       <w:tcPr>
-        <w:shd w:color="ffffff"/>
+        <w:shd w:val="clear" w:color="ffffff"/>
         <w:tcBorders>
-          <w:top w:val="none"/>
+          <w:top w:val="none" w:color="000000" w:sz="4" w:space="0"/>
           <w:left w:val="single" w:color="000000" w:themeColor="accent1" w:sz="4" w:space="0"/>
-          <w:bottom w:val="none"/>
-          <w:right w:val="none"/>
+          <w:bottom w:val="none" w:color="000000" w:sz="4" w:space="0"/>
+          <w:right w:val="none" w:color="000000" w:sz="4" w:space="0"/>
         </w:tcBorders>
       </w:tcPr>
     </w:tblStylePr>
@@ -28368,9 +28828,9 @@
         <w:shd w:val="clear" w:color="ffffff" w:themeColor="light1" w:fill="ffffff" w:themeFill="light1"/>
         <w:tcBorders>
           <w:top w:val="single" w:color="000000" w:themeColor="accent1" w:sz="4" w:space="0"/>
-          <w:left w:val="none"/>
-          <w:bottom w:val="none"/>
-          <w:right w:val="none"/>
+          <w:left w:val="none" w:color="000000" w:sz="4" w:space="0"/>
+          <w:bottom w:val="none" w:color="000000" w:sz="4" w:space="0"/>
+          <w:right w:val="none" w:color="000000" w:sz="4" w:space="0"/>
         </w:tcBorders>
       </w:tcPr>
     </w:tblStylePr>
@@ -28445,9 +28905,9 @@
       </w:tcPr>
     </w:tblStylePr>
   </w:style>
-  <w:style w:type="table" w:styleId="112">
+  <w:style w:type="table" w:styleId="934">
     <w:name w:val="List Table 7 Colorful - Accent 2"/>
-    <w:basedOn w:val="819"/>
+    <w:basedOn w:val="1018"/>
     <w:uiPriority w:val="99"/>
     <w:pPr>
       <w:pBdr/>
@@ -28546,11 +29006,11 @@
         <w:tblBorders/>
       </w:tblPr>
       <w:tcPr>
-        <w:shd w:color="ffffff"/>
+        <w:shd w:val="clear" w:color="ffffff"/>
         <w:tcBorders>
-          <w:top w:val="none"/>
-          <w:left w:val="none"/>
-          <w:bottom w:val="none"/>
+          <w:top w:val="none" w:color="000000" w:sz="4" w:space="0"/>
+          <w:left w:val="none" w:color="000000" w:sz="4" w:space="0"/>
+          <w:bottom w:val="none" w:color="000000" w:sz="4" w:space="0"/>
           <w:right w:val="single" w:color="000000" w:themeColor="accent2" w:themeTint="97" w:sz="4" w:space="0"/>
         </w:tcBorders>
       </w:tcPr>
@@ -28573,10 +29033,10 @@
       <w:tcPr>
         <w:shd w:val="clear" w:color="ffffff" w:themeColor="light1" w:fill="ffffff" w:themeFill="light1"/>
         <w:tcBorders>
-          <w:top w:val="none"/>
-          <w:left w:val="none"/>
+          <w:top w:val="none" w:color="000000" w:sz="4" w:space="0"/>
+          <w:left w:val="none" w:color="000000" w:sz="4" w:space="0"/>
           <w:bottom w:val="single" w:color="000000" w:themeColor="accent2" w:themeTint="97" w:sz="4" w:space="0"/>
-          <w:right w:val="none"/>
+          <w:right w:val="none" w:color="000000" w:sz="4" w:space="0"/>
         </w:tcBorders>
       </w:tcPr>
     </w:tblStylePr>
@@ -28596,12 +29056,12 @@
         <w:tblBorders/>
       </w:tblPr>
       <w:tcPr>
-        <w:shd w:color="ffffff"/>
+        <w:shd w:val="clear" w:color="ffffff"/>
         <w:tcBorders>
-          <w:top w:val="none"/>
+          <w:top w:val="none" w:color="000000" w:sz="4" w:space="0"/>
           <w:left w:val="single" w:color="000000" w:themeColor="accent2" w:themeTint="97" w:sz="4" w:space="0"/>
-          <w:bottom w:val="none"/>
-          <w:right w:val="none"/>
+          <w:bottom w:val="none" w:color="000000" w:sz="4" w:space="0"/>
+          <w:right w:val="none" w:color="000000" w:sz="4" w:space="0"/>
         </w:tcBorders>
       </w:tcPr>
     </w:tblStylePr>
@@ -28624,9 +29084,9 @@
         <w:shd w:val="clear" w:color="ffffff" w:themeColor="light1" w:fill="ffffff" w:themeFill="light1"/>
         <w:tcBorders>
           <w:top w:val="single" w:color="000000" w:themeColor="accent2" w:themeTint="97" w:sz="4" w:space="0"/>
-          <w:left w:val="none"/>
-          <w:bottom w:val="none"/>
-          <w:right w:val="none"/>
+          <w:left w:val="none" w:color="000000" w:sz="4" w:space="0"/>
+          <w:bottom w:val="none" w:color="000000" w:sz="4" w:space="0"/>
+          <w:right w:val="none" w:color="000000" w:sz="4" w:space="0"/>
         </w:tcBorders>
       </w:tcPr>
     </w:tblStylePr>
@@ -28701,9 +29161,9 @@
       </w:tcPr>
     </w:tblStylePr>
   </w:style>
-  <w:style w:type="table" w:styleId="113">
+  <w:style w:type="table" w:styleId="935">
     <w:name w:val="List Table 7 Colorful - Accent 3"/>
-    <w:basedOn w:val="819"/>
+    <w:basedOn w:val="1018"/>
     <w:uiPriority w:val="99"/>
     <w:pPr>
       <w:pBdr/>
@@ -28802,11 +29262,11 @@
         <w:tblBorders/>
       </w:tblPr>
       <w:tcPr>
-        <w:shd w:color="ffffff"/>
+        <w:shd w:val="clear" w:color="ffffff"/>
         <w:tcBorders>
-          <w:top w:val="none"/>
-          <w:left w:val="none"/>
-          <w:bottom w:val="none"/>
+          <w:top w:val="none" w:color="000000" w:sz="4" w:space="0"/>
+          <w:left w:val="none" w:color="000000" w:sz="4" w:space="0"/>
+          <w:bottom w:val="none" w:color="000000" w:sz="4" w:space="0"/>
           <w:right w:val="single" w:color="000000" w:themeColor="accent3" w:themeTint="98" w:sz="4" w:space="0"/>
         </w:tcBorders>
       </w:tcPr>
@@ -28829,10 +29289,10 @@
       <w:tcPr>
         <w:shd w:val="clear" w:color="ffffff" w:themeColor="light1" w:fill="ffffff" w:themeFill="light1"/>
         <w:tcBorders>
-          <w:top w:val="none"/>
-          <w:left w:val="none"/>
+          <w:top w:val="none" w:color="000000" w:sz="4" w:space="0"/>
+          <w:left w:val="none" w:color="000000" w:sz="4" w:space="0"/>
           <w:bottom w:val="single" w:color="000000" w:themeColor="accent3" w:themeTint="98" w:sz="4" w:space="0"/>
-          <w:right w:val="none"/>
+          <w:right w:val="none" w:color="000000" w:sz="4" w:space="0"/>
         </w:tcBorders>
       </w:tcPr>
     </w:tblStylePr>
@@ -28852,12 +29312,12 @@
         <w:tblBorders/>
       </w:tblPr>
       <w:tcPr>
-        <w:shd w:color="ffffff"/>
+        <w:shd w:val="clear" w:color="ffffff"/>
         <w:tcBorders>
-          <w:top w:val="none"/>
+          <w:top w:val="none" w:color="000000" w:sz="4" w:space="0"/>
           <w:left w:val="single" w:color="000000" w:themeColor="accent3" w:themeTint="98" w:sz="4" w:space="0"/>
-          <w:bottom w:val="none"/>
-          <w:right w:val="none"/>
+          <w:bottom w:val="none" w:color="000000" w:sz="4" w:space="0"/>
+          <w:right w:val="none" w:color="000000" w:sz="4" w:space="0"/>
         </w:tcBorders>
       </w:tcPr>
     </w:tblStylePr>
@@ -28880,9 +29340,9 @@
         <w:shd w:val="clear" w:color="ffffff" w:themeColor="light1" w:fill="ffffff" w:themeFill="light1"/>
         <w:tcBorders>
           <w:top w:val="single" w:color="000000" w:themeColor="accent3" w:themeTint="98" w:sz="4" w:space="0"/>
-          <w:left w:val="none"/>
-          <w:bottom w:val="none"/>
-          <w:right w:val="none"/>
+          <w:left w:val="none" w:color="000000" w:sz="4" w:space="0"/>
+          <w:bottom w:val="none" w:color="000000" w:sz="4" w:space="0"/>
+          <w:right w:val="none" w:color="000000" w:sz="4" w:space="0"/>
         </w:tcBorders>
       </w:tcPr>
     </w:tblStylePr>
@@ -28957,9 +29417,9 @@
       </w:tcPr>
     </w:tblStylePr>
   </w:style>
-  <w:style w:type="table" w:styleId="114">
+  <w:style w:type="table" w:styleId="936">
     <w:name w:val="List Table 7 Colorful - Accent 4"/>
-    <w:basedOn w:val="819"/>
+    <w:basedOn w:val="1018"/>
     <w:uiPriority w:val="99"/>
     <w:pPr>
       <w:pBdr/>
@@ -29058,11 +29518,11 @@
         <w:tblBorders/>
       </w:tblPr>
       <w:tcPr>
-        <w:shd w:color="ffffff"/>
+        <w:shd w:val="clear" w:color="ffffff"/>
         <w:tcBorders>
-          <w:top w:val="none"/>
-          <w:left w:val="none"/>
-          <w:bottom w:val="none"/>
+          <w:top w:val="none" w:color="000000" w:sz="4" w:space="0"/>
+          <w:left w:val="none" w:color="000000" w:sz="4" w:space="0"/>
+          <w:bottom w:val="none" w:color="000000" w:sz="4" w:space="0"/>
           <w:right w:val="single" w:color="000000" w:themeColor="accent4" w:themeTint="9A" w:sz="4" w:space="0"/>
         </w:tcBorders>
       </w:tcPr>
@@ -29085,10 +29545,10 @@
       <w:tcPr>
         <w:shd w:val="clear" w:color="ffffff" w:themeColor="light1" w:fill="ffffff" w:themeFill="light1"/>
         <w:tcBorders>
-          <w:top w:val="none"/>
-          <w:left w:val="none"/>
+          <w:top w:val="none" w:color="000000" w:sz="4" w:space="0"/>
+          <w:left w:val="none" w:color="000000" w:sz="4" w:space="0"/>
           <w:bottom w:val="single" w:color="000000" w:themeColor="accent4" w:themeTint="9A" w:sz="4" w:space="0"/>
-          <w:right w:val="none"/>
+          <w:right w:val="none" w:color="000000" w:sz="4" w:space="0"/>
         </w:tcBorders>
       </w:tcPr>
     </w:tblStylePr>
@@ -29108,12 +29568,12 @@
         <w:tblBorders/>
       </w:tblPr>
       <w:tcPr>
-        <w:shd w:color="ffffff"/>
+        <w:shd w:val="clear" w:color="ffffff"/>
         <w:tcBorders>
-          <w:top w:val="none"/>
+          <w:top w:val="none" w:color="000000" w:sz="4" w:space="0"/>
           <w:left w:val="single" w:color="000000" w:themeColor="accent4" w:themeTint="9A" w:sz="4" w:space="0"/>
-          <w:bottom w:val="none"/>
-          <w:right w:val="none"/>
+          <w:bottom w:val="none" w:color="000000" w:sz="4" w:space="0"/>
+          <w:right w:val="none" w:color="000000" w:sz="4" w:space="0"/>
         </w:tcBorders>
       </w:tcPr>
     </w:tblStylePr>
@@ -29136,9 +29596,9 @@
         <w:shd w:val="clear" w:color="ffffff" w:themeColor="light1" w:fill="ffffff" w:themeFill="light1"/>
         <w:tcBorders>
           <w:top w:val="single" w:color="000000" w:themeColor="accent4" w:themeTint="9A" w:sz="4" w:space="0"/>
-          <w:left w:val="none"/>
-          <w:bottom w:val="none"/>
-          <w:right w:val="none"/>
+          <w:left w:val="none" w:color="000000" w:sz="4" w:space="0"/>
+          <w:bottom w:val="none" w:color="000000" w:sz="4" w:space="0"/>
+          <w:right w:val="none" w:color="000000" w:sz="4" w:space="0"/>
         </w:tcBorders>
       </w:tcPr>
     </w:tblStylePr>
@@ -29213,9 +29673,9 @@
       </w:tcPr>
     </w:tblStylePr>
   </w:style>
-  <w:style w:type="table" w:styleId="115">
+  <w:style w:type="table" w:styleId="937">
     <w:name w:val="List Table 7 Colorful - Accent 5"/>
-    <w:basedOn w:val="819"/>
+    <w:basedOn w:val="1018"/>
     <w:uiPriority w:val="99"/>
     <w:pPr>
       <w:pBdr/>
@@ -29314,11 +29774,11 @@
         <w:tblBorders/>
       </w:tblPr>
       <w:tcPr>
-        <w:shd w:color="ffffff"/>
+        <w:shd w:val="clear" w:color="ffffff"/>
         <w:tcBorders>
-          <w:top w:val="none"/>
-          <w:left w:val="none"/>
-          <w:bottom w:val="none"/>
+          <w:top w:val="none" w:color="000000" w:sz="4" w:space="0"/>
+          <w:left w:val="none" w:color="000000" w:sz="4" w:space="0"/>
+          <w:bottom w:val="none" w:color="000000" w:sz="4" w:space="0"/>
           <w:right w:val="single" w:color="000000" w:themeColor="accent5" w:themeTint="9A" w:sz="4" w:space="0"/>
         </w:tcBorders>
       </w:tcPr>
@@ -29341,10 +29801,10 @@
       <w:tcPr>
         <w:shd w:val="clear" w:color="ffffff" w:themeColor="light1" w:fill="ffffff" w:themeFill="light1"/>
         <w:tcBorders>
-          <w:top w:val="none"/>
-          <w:left w:val="none"/>
+          <w:top w:val="none" w:color="000000" w:sz="4" w:space="0"/>
+          <w:left w:val="none" w:color="000000" w:sz="4" w:space="0"/>
           <w:bottom w:val="single" w:color="000000" w:themeColor="accent5" w:themeTint="9A" w:sz="4" w:space="0"/>
-          <w:right w:val="none"/>
+          <w:right w:val="none" w:color="000000" w:sz="4" w:space="0"/>
         </w:tcBorders>
       </w:tcPr>
     </w:tblStylePr>
@@ -29364,12 +29824,12 @@
         <w:tblBorders/>
       </w:tblPr>
       <w:tcPr>
-        <w:shd w:color="ffffff"/>
+        <w:shd w:val="clear" w:color="ffffff"/>
         <w:tcBorders>
-          <w:top w:val="none"/>
+          <w:top w:val="none" w:color="000000" w:sz="4" w:space="0"/>
           <w:left w:val="single" w:color="000000" w:themeColor="accent5" w:themeTint="9A" w:sz="4" w:space="0"/>
-          <w:bottom w:val="none"/>
-          <w:right w:val="none"/>
+          <w:bottom w:val="none" w:color="000000" w:sz="4" w:space="0"/>
+          <w:right w:val="none" w:color="000000" w:sz="4" w:space="0"/>
         </w:tcBorders>
       </w:tcPr>
     </w:tblStylePr>
@@ -29392,9 +29852,9 @@
         <w:shd w:val="clear" w:color="ffffff" w:themeColor="light1" w:fill="ffffff" w:themeFill="light1"/>
         <w:tcBorders>
           <w:top w:val="single" w:color="000000" w:themeColor="accent5" w:themeTint="9A" w:sz="4" w:space="0"/>
-          <w:left w:val="none"/>
-          <w:bottom w:val="none"/>
-          <w:right w:val="none"/>
+          <w:left w:val="none" w:color="000000" w:sz="4" w:space="0"/>
+          <w:bottom w:val="none" w:color="000000" w:sz="4" w:space="0"/>
+          <w:right w:val="none" w:color="000000" w:sz="4" w:space="0"/>
         </w:tcBorders>
       </w:tcPr>
     </w:tblStylePr>
@@ -29469,9 +29929,9 @@
       </w:tcPr>
     </w:tblStylePr>
   </w:style>
-  <w:style w:type="table" w:styleId="116">
+  <w:style w:type="table" w:styleId="938">
     <w:name w:val="List Table 7 Colorful - Accent 6"/>
-    <w:basedOn w:val="819"/>
+    <w:basedOn w:val="1018"/>
     <w:uiPriority w:val="99"/>
     <w:pPr>
       <w:pBdr/>
@@ -29570,11 +30030,11 @@
         <w:tblBorders/>
       </w:tblPr>
       <w:tcPr>
-        <w:shd w:color="ffffff"/>
+        <w:shd w:val="clear" w:color="ffffff"/>
         <w:tcBorders>
-          <w:top w:val="none"/>
-          <w:left w:val="none"/>
-          <w:bottom w:val="none"/>
+          <w:top w:val="none" w:color="000000" w:sz="4" w:space="0"/>
+          <w:left w:val="none" w:color="000000" w:sz="4" w:space="0"/>
+          <w:bottom w:val="none" w:color="000000" w:sz="4" w:space="0"/>
           <w:right w:val="single" w:color="000000" w:themeColor="accent6" w:themeTint="98" w:sz="4" w:space="0"/>
         </w:tcBorders>
       </w:tcPr>
@@ -29597,10 +30057,10 @@
       <w:tcPr>
         <w:shd w:val="clear" w:color="ffffff" w:themeColor="light1" w:fill="ffffff" w:themeFill="light1"/>
         <w:tcBorders>
-          <w:top w:val="none"/>
-          <w:left w:val="none"/>
+          <w:top w:val="none" w:color="000000" w:sz="4" w:space="0"/>
+          <w:left w:val="none" w:color="000000" w:sz="4" w:space="0"/>
           <w:bottom w:val="single" w:color="000000" w:themeColor="accent6" w:themeTint="98" w:sz="4" w:space="0"/>
-          <w:right w:val="none"/>
+          <w:right w:val="none" w:color="000000" w:sz="4" w:space="0"/>
         </w:tcBorders>
       </w:tcPr>
     </w:tblStylePr>
@@ -29620,12 +30080,12 @@
         <w:tblBorders/>
       </w:tblPr>
       <w:tcPr>
-        <w:shd w:color="ffffff"/>
+        <w:shd w:val="clear" w:color="ffffff"/>
         <w:tcBorders>
-          <w:top w:val="none"/>
+          <w:top w:val="none" w:color="000000" w:sz="4" w:space="0"/>
           <w:left w:val="single" w:color="000000" w:themeColor="accent6" w:themeTint="98" w:sz="4" w:space="0"/>
-          <w:bottom w:val="none"/>
-          <w:right w:val="none"/>
+          <w:bottom w:val="none" w:color="000000" w:sz="4" w:space="0"/>
+          <w:right w:val="none" w:color="000000" w:sz="4" w:space="0"/>
         </w:tcBorders>
       </w:tcPr>
     </w:tblStylePr>
@@ -29648,9 +30108,9 @@
         <w:shd w:val="clear" w:color="ffffff" w:themeColor="light1" w:fill="ffffff" w:themeFill="light1"/>
         <w:tcBorders>
           <w:top w:val="single" w:color="000000" w:themeColor="accent6" w:themeTint="98" w:sz="4" w:space="0"/>
-          <w:left w:val="none"/>
-          <w:bottom w:val="none"/>
-          <w:right w:val="none"/>
+          <w:left w:val="none" w:color="000000" w:sz="4" w:space="0"/>
+          <w:bottom w:val="none" w:color="000000" w:sz="4" w:space="0"/>
+          <w:right w:val="none" w:color="000000" w:sz="4" w:space="0"/>
         </w:tcBorders>
       </w:tcPr>
     </w:tblStylePr>
@@ -29725,9 +30185,9 @@
       </w:tcPr>
     </w:tblStylePr>
   </w:style>
-  <w:style w:type="table" w:styleId="117">
+  <w:style w:type="table" w:styleId="939">
     <w:name w:val="Lined - Accent"/>
-    <w:basedOn w:val="819"/>
+    <w:basedOn w:val="1018"/>
     <w:uiPriority w:val="99"/>
     <w:pPr>
       <w:pBdr/>
@@ -29962,9 +30422,9 @@
       </w:tcPr>
     </w:tblStylePr>
   </w:style>
-  <w:style w:type="table" w:styleId="118">
+  <w:style w:type="table" w:styleId="940">
     <w:name w:val="Lined - Accent 1"/>
-    <w:basedOn w:val="819"/>
+    <w:basedOn w:val="1018"/>
     <w:uiPriority w:val="99"/>
     <w:pPr>
       <w:pBdr/>
@@ -30199,9 +30659,9 @@
       </w:tcPr>
     </w:tblStylePr>
   </w:style>
-  <w:style w:type="table" w:styleId="119">
+  <w:style w:type="table" w:styleId="941">
     <w:name w:val="Lined - Accent 2"/>
-    <w:basedOn w:val="819"/>
+    <w:basedOn w:val="1018"/>
     <w:uiPriority w:val="99"/>
     <w:pPr>
       <w:pBdr/>
@@ -30436,9 +30896,9 @@
       </w:tcPr>
     </w:tblStylePr>
   </w:style>
-  <w:style w:type="table" w:styleId="120">
+  <w:style w:type="table" w:styleId="942">
     <w:name w:val="Lined - Accent 3"/>
-    <w:basedOn w:val="819"/>
+    <w:basedOn w:val="1018"/>
     <w:uiPriority w:val="99"/>
     <w:pPr>
       <w:pBdr/>
@@ -30673,9 +31133,9 @@
       </w:tcPr>
     </w:tblStylePr>
   </w:style>
-  <w:style w:type="table" w:styleId="121">
+  <w:style w:type="table" w:styleId="943">
     <w:name w:val="Lined - Accent 4"/>
-    <w:basedOn w:val="819"/>
+    <w:basedOn w:val="1018"/>
     <w:uiPriority w:val="99"/>
     <w:pPr>
       <w:pBdr/>
@@ -30910,9 +31370,9 @@
       </w:tcPr>
     </w:tblStylePr>
   </w:style>
-  <w:style w:type="table" w:styleId="122">
+  <w:style w:type="table" w:styleId="944">
     <w:name w:val="Lined - Accent 5"/>
-    <w:basedOn w:val="819"/>
+    <w:basedOn w:val="1018"/>
     <w:uiPriority w:val="99"/>
     <w:pPr>
       <w:pBdr/>
@@ -31147,9 +31607,9 @@
       </w:tcPr>
     </w:tblStylePr>
   </w:style>
-  <w:style w:type="table" w:styleId="123">
+  <w:style w:type="table" w:styleId="945">
     <w:name w:val="Lined - Accent 6"/>
-    <w:basedOn w:val="819"/>
+    <w:basedOn w:val="1018"/>
     <w:uiPriority w:val="99"/>
     <w:pPr>
       <w:pBdr/>
@@ -31384,9 +31844,9 @@
       </w:tcPr>
     </w:tblStylePr>
   </w:style>
-  <w:style w:type="table" w:styleId="124">
+  <w:style w:type="table" w:styleId="946">
     <w:name w:val="Bordered &amp; Lined - Accent"/>
-    <w:basedOn w:val="819"/>
+    <w:basedOn w:val="1018"/>
     <w:uiPriority w:val="99"/>
     <w:pPr>
       <w:pBdr/>
@@ -31628,9 +32088,9 @@
       </w:tcPr>
     </w:tblStylePr>
   </w:style>
-  <w:style w:type="table" w:styleId="125">
+  <w:style w:type="table" w:styleId="947">
     <w:name w:val="Bordered &amp; Lined - Accent 1"/>
-    <w:basedOn w:val="819"/>
+    <w:basedOn w:val="1018"/>
     <w:uiPriority w:val="99"/>
     <w:pPr>
       <w:pBdr/>
@@ -31872,9 +32332,9 @@
       </w:tcPr>
     </w:tblStylePr>
   </w:style>
-  <w:style w:type="table" w:styleId="126">
+  <w:style w:type="table" w:styleId="948">
     <w:name w:val="Bordered &amp; Lined - Accent 2"/>
-    <w:basedOn w:val="819"/>
+    <w:basedOn w:val="1018"/>
     <w:uiPriority w:val="99"/>
     <w:pPr>
       <w:pBdr/>
@@ -32116,9 +32576,9 @@
       </w:tcPr>
     </w:tblStylePr>
   </w:style>
-  <w:style w:type="table" w:styleId="127">
+  <w:style w:type="table" w:styleId="949">
     <w:name w:val="Bordered &amp; Lined - Accent 3"/>
-    <w:basedOn w:val="819"/>
+    <w:basedOn w:val="1018"/>
     <w:uiPriority w:val="99"/>
     <w:pPr>
       <w:pBdr/>
@@ -32360,9 +32820,9 @@
       </w:tcPr>
     </w:tblStylePr>
   </w:style>
-  <w:style w:type="table" w:styleId="128">
+  <w:style w:type="table" w:styleId="950">
     <w:name w:val="Bordered &amp; Lined - Accent 4"/>
-    <w:basedOn w:val="819"/>
+    <w:basedOn w:val="1018"/>
     <w:uiPriority w:val="99"/>
     <w:pPr>
       <w:pBdr/>
@@ -32604,9 +33064,9 @@
       </w:tcPr>
     </w:tblStylePr>
   </w:style>
-  <w:style w:type="table" w:styleId="129">
+  <w:style w:type="table" w:styleId="951">
     <w:name w:val="Bordered &amp; Lined - Accent 5"/>
-    <w:basedOn w:val="819"/>
+    <w:basedOn w:val="1018"/>
     <w:uiPriority w:val="99"/>
     <w:pPr>
       <w:pBdr/>
@@ -32848,9 +33308,9 @@
       </w:tcPr>
     </w:tblStylePr>
   </w:style>
-  <w:style w:type="table" w:styleId="130">
+  <w:style w:type="table" w:styleId="952">
     <w:name w:val="Bordered &amp; Lined - Accent 6"/>
-    <w:basedOn w:val="819"/>
+    <w:basedOn w:val="1018"/>
     <w:uiPriority w:val="99"/>
     <w:pPr>
       <w:pBdr/>
@@ -33092,9 +33552,9 @@
       </w:tcPr>
     </w:tblStylePr>
   </w:style>
-  <w:style w:type="table" w:styleId="131">
+  <w:style w:type="table" w:styleId="953">
     <w:name w:val="Bordered"/>
-    <w:basedOn w:val="819"/>
+    <w:basedOn w:val="1018"/>
     <w:uiPriority w:val="99"/>
     <w:pPr>
       <w:pBdr/>
@@ -33323,9 +33783,9 @@
       </w:tcPr>
     </w:tblStylePr>
   </w:style>
-  <w:style w:type="table" w:styleId="132">
+  <w:style w:type="table" w:styleId="954">
     <w:name w:val="Bordered - Accent 1"/>
-    <w:basedOn w:val="819"/>
+    <w:basedOn w:val="1018"/>
     <w:uiPriority w:val="99"/>
     <w:pPr>
       <w:pBdr/>
@@ -33554,9 +34014,9 @@
       </w:tcPr>
     </w:tblStylePr>
   </w:style>
-  <w:style w:type="table" w:styleId="133">
+  <w:style w:type="table" w:styleId="955">
     <w:name w:val="Bordered - Accent 2"/>
-    <w:basedOn w:val="819"/>
+    <w:basedOn w:val="1018"/>
     <w:uiPriority w:val="99"/>
     <w:pPr>
       <w:pBdr/>
@@ -33785,9 +34245,9 @@
       </w:tcPr>
     </w:tblStylePr>
   </w:style>
-  <w:style w:type="table" w:styleId="134">
+  <w:style w:type="table" w:styleId="956">
     <w:name w:val="Bordered - Accent 3"/>
-    <w:basedOn w:val="819"/>
+    <w:basedOn w:val="1018"/>
     <w:uiPriority w:val="99"/>
     <w:pPr>
       <w:pBdr/>
@@ -34016,9 +34476,9 @@
       </w:tcPr>
     </w:tblStylePr>
   </w:style>
-  <w:style w:type="table" w:styleId="135">
+  <w:style w:type="table" w:styleId="957">
     <w:name w:val="Bordered - Accent 4"/>
-    <w:basedOn w:val="819"/>
+    <w:basedOn w:val="1018"/>
     <w:uiPriority w:val="99"/>
     <w:pPr>
       <w:pBdr/>
@@ -34247,9 +34707,9 @@
       </w:tcPr>
     </w:tblStylePr>
   </w:style>
-  <w:style w:type="table" w:styleId="136">
+  <w:style w:type="table" w:styleId="958">
     <w:name w:val="Bordered - Accent 5"/>
-    <w:basedOn w:val="819"/>
+    <w:basedOn w:val="1018"/>
     <w:uiPriority w:val="99"/>
     <w:pPr>
       <w:pBdr/>
@@ -34478,9 +34938,9 @@
       </w:tcPr>
     </w:tblStylePr>
   </w:style>
-  <w:style w:type="table" w:styleId="137">
+  <w:style w:type="table" w:styleId="959">
     <w:name w:val="Bordered - Accent 6"/>
-    <w:basedOn w:val="819"/>
+    <w:basedOn w:val="1018"/>
     <w:uiPriority w:val="99"/>
     <w:pPr>
       <w:pBdr/>
@@ -34709,11 +35169,11 @@
       </w:tcPr>
     </w:tblStylePr>
   </w:style>
-  <w:style w:type="paragraph" w:styleId="139">
+  <w:style w:type="paragraph" w:styleId="960">
     <w:name w:val="Heading 1"/>
-    <w:basedOn w:val="817"/>
-    <w:next w:val="817"/>
-    <w:link w:val="150"/>
+    <w:basedOn w:val="1016"/>
+    <w:next w:val="1016"/>
+    <w:link w:val="969"/>
     <w:uiPriority w:val="9"/>
     <w:qFormat/>
     <w:pPr>
@@ -34731,11 +35191,11 @@
       <w:szCs w:val="40"/>
     </w:rPr>
   </w:style>
-  <w:style w:type="paragraph" w:styleId="140">
+  <w:style w:type="paragraph" w:styleId="961">
     <w:name w:val="Heading 2"/>
-    <w:basedOn w:val="817"/>
-    <w:next w:val="817"/>
-    <w:link w:val="151"/>
+    <w:basedOn w:val="1016"/>
+    <w:next w:val="1016"/>
+    <w:link w:val="970"/>
     <w:uiPriority w:val="9"/>
     <w:unhideWhenUsed/>
     <w:qFormat/>
@@ -34754,11 +35214,11 @@
       <w:szCs w:val="32"/>
     </w:rPr>
   </w:style>
-  <w:style w:type="paragraph" w:styleId="141">
+  <w:style w:type="paragraph" w:styleId="962">
     <w:name w:val="Heading 3"/>
-    <w:basedOn w:val="817"/>
-    <w:next w:val="817"/>
-    <w:link w:val="152"/>
+    <w:basedOn w:val="1016"/>
+    <w:next w:val="1016"/>
+    <w:link w:val="971"/>
     <w:uiPriority w:val="9"/>
     <w:unhideWhenUsed/>
     <w:qFormat/>
@@ -34777,11 +35237,11 @@
       <w:szCs w:val="28"/>
     </w:rPr>
   </w:style>
-  <w:style w:type="paragraph" w:styleId="142">
+  <w:style w:type="paragraph" w:styleId="963">
     <w:name w:val="Heading 4"/>
-    <w:basedOn w:val="817"/>
-    <w:next w:val="817"/>
-    <w:link w:val="153"/>
+    <w:basedOn w:val="1016"/>
+    <w:next w:val="1016"/>
+    <w:link w:val="972"/>
     <w:uiPriority w:val="9"/>
     <w:unhideWhenUsed/>
     <w:qFormat/>
@@ -34800,11 +35260,11 @@
       <w:color w:val="0f4761" w:themeColor="accent1" w:themeShade="BF"/>
     </w:rPr>
   </w:style>
-  <w:style w:type="paragraph" w:styleId="143">
+  <w:style w:type="paragraph" w:styleId="964">
     <w:name w:val="Heading 5"/>
-    <w:basedOn w:val="817"/>
-    <w:next w:val="817"/>
-    <w:link w:val="154"/>
+    <w:basedOn w:val="1016"/>
+    <w:next w:val="1016"/>
+    <w:link w:val="973"/>
     <w:uiPriority w:val="9"/>
     <w:unhideWhenUsed/>
     <w:qFormat/>
@@ -34821,11 +35281,11 @@
       <w:color w:val="0f4761" w:themeColor="accent1" w:themeShade="BF"/>
     </w:rPr>
   </w:style>
-  <w:style w:type="paragraph" w:styleId="144">
+  <w:style w:type="paragraph" w:styleId="965">
     <w:name w:val="Heading 6"/>
-    <w:basedOn w:val="817"/>
-    <w:next w:val="817"/>
-    <w:link w:val="155"/>
+    <w:basedOn w:val="1016"/>
+    <w:next w:val="1016"/>
+    <w:link w:val="974"/>
     <w:uiPriority w:val="9"/>
     <w:unhideWhenUsed/>
     <w:qFormat/>
@@ -34844,11 +35304,11 @@
       <w:color w:val="595959" w:themeColor="text1" w:themeTint="A6"/>
     </w:rPr>
   </w:style>
-  <w:style w:type="paragraph" w:styleId="145">
+  <w:style w:type="paragraph" w:styleId="966">
     <w:name w:val="Heading 7"/>
-    <w:basedOn w:val="817"/>
-    <w:next w:val="817"/>
-    <w:link w:val="156"/>
+    <w:basedOn w:val="1016"/>
+    <w:next w:val="1016"/>
+    <w:link w:val="975"/>
     <w:uiPriority w:val="9"/>
     <w:unhideWhenUsed/>
     <w:qFormat/>
@@ -34865,11 +35325,11 @@
       <w:color w:val="595959" w:themeColor="text1" w:themeTint="A6"/>
     </w:rPr>
   </w:style>
-  <w:style w:type="paragraph" w:styleId="146">
+  <w:style w:type="paragraph" w:styleId="967">
     <w:name w:val="Heading 8"/>
-    <w:basedOn w:val="817"/>
-    <w:next w:val="817"/>
-    <w:link w:val="157"/>
+    <w:basedOn w:val="1016"/>
+    <w:next w:val="1016"/>
+    <w:link w:val="976"/>
     <w:uiPriority w:val="9"/>
     <w:unhideWhenUsed/>
     <w:qFormat/>
@@ -34888,11 +35348,11 @@
       <w:color w:val="272727" w:themeColor="text1" w:themeTint="D8"/>
     </w:rPr>
   </w:style>
-  <w:style w:type="paragraph" w:styleId="147">
+  <w:style w:type="paragraph" w:styleId="968">
     <w:name w:val="Heading 9"/>
-    <w:basedOn w:val="817"/>
-    <w:next w:val="817"/>
-    <w:link w:val="158"/>
+    <w:basedOn w:val="1016"/>
+    <w:next w:val="1016"/>
+    <w:link w:val="977"/>
     <w:uiPriority w:val="9"/>
     <w:unhideWhenUsed/>
     <w:qFormat/>
@@ -34911,10 +35371,10 @@
       <w:color w:val="272727" w:themeColor="text1" w:themeTint="D8"/>
     </w:rPr>
   </w:style>
-  <w:style w:type="character" w:styleId="150">
+  <w:style w:type="character" w:styleId="969">
     <w:name w:val="Heading 1 Char"/>
-    <w:basedOn w:val="818"/>
-    <w:link w:val="139"/>
+    <w:basedOn w:val="1017"/>
+    <w:link w:val="960"/>
     <w:uiPriority w:val="9"/>
     <w:pPr>
       <w:pBdr/>
@@ -34928,10 +35388,10 @@
       <w:szCs w:val="40"/>
     </w:rPr>
   </w:style>
-  <w:style w:type="character" w:styleId="151">
+  <w:style w:type="character" w:styleId="970">
     <w:name w:val="Heading 2 Char"/>
-    <w:basedOn w:val="818"/>
-    <w:link w:val="140"/>
+    <w:basedOn w:val="1017"/>
+    <w:link w:val="961"/>
     <w:uiPriority w:val="9"/>
     <w:pPr>
       <w:pBdr/>
@@ -34945,10 +35405,10 @@
       <w:szCs w:val="32"/>
     </w:rPr>
   </w:style>
-  <w:style w:type="character" w:styleId="152">
+  <w:style w:type="character" w:styleId="971">
     <w:name w:val="Heading 3 Char"/>
-    <w:basedOn w:val="818"/>
-    <w:link w:val="141"/>
+    <w:basedOn w:val="1017"/>
+    <w:link w:val="962"/>
     <w:uiPriority w:val="9"/>
     <w:pPr>
       <w:pBdr/>
@@ -34962,10 +35422,10 @@
       <w:szCs w:val="28"/>
     </w:rPr>
   </w:style>
-  <w:style w:type="character" w:styleId="153">
+  <w:style w:type="character" w:styleId="972">
     <w:name w:val="Heading 4 Char"/>
-    <w:basedOn w:val="818"/>
-    <w:link w:val="142"/>
+    <w:basedOn w:val="1017"/>
+    <w:link w:val="963"/>
     <w:uiPriority w:val="9"/>
     <w:pPr>
       <w:pBdr/>
@@ -34979,10 +35439,10 @@
       <w:color w:val="0f4761" w:themeColor="accent1" w:themeShade="BF"/>
     </w:rPr>
   </w:style>
-  <w:style w:type="character" w:styleId="154">
+  <w:style w:type="character" w:styleId="973">
     <w:name w:val="Heading 5 Char"/>
-    <w:basedOn w:val="818"/>
-    <w:link w:val="143"/>
+    <w:basedOn w:val="1017"/>
+    <w:link w:val="964"/>
     <w:uiPriority w:val="9"/>
     <w:pPr>
       <w:pBdr/>
@@ -34994,10 +35454,10 @@
       <w:color w:val="0f4761" w:themeColor="accent1" w:themeShade="BF"/>
     </w:rPr>
   </w:style>
-  <w:style w:type="character" w:styleId="155">
+  <w:style w:type="character" w:styleId="974">
     <w:name w:val="Heading 6 Char"/>
-    <w:basedOn w:val="818"/>
-    <w:link w:val="144"/>
+    <w:basedOn w:val="1017"/>
+    <w:link w:val="965"/>
     <w:uiPriority w:val="9"/>
     <w:pPr>
       <w:pBdr/>
@@ -35011,10 +35471,10 @@
       <w:color w:val="595959" w:themeColor="text1" w:themeTint="A6"/>
     </w:rPr>
   </w:style>
-  <w:style w:type="character" w:styleId="156">
+  <w:style w:type="character" w:styleId="975">
     <w:name w:val="Heading 7 Char"/>
-    <w:basedOn w:val="818"/>
-    <w:link w:val="145"/>
+    <w:basedOn w:val="1017"/>
+    <w:link w:val="966"/>
     <w:uiPriority w:val="9"/>
     <w:pPr>
       <w:pBdr/>
@@ -35026,10 +35486,10 @@
       <w:color w:val="595959" w:themeColor="text1" w:themeTint="A6"/>
     </w:rPr>
   </w:style>
-  <w:style w:type="character" w:styleId="157">
+  <w:style w:type="character" w:styleId="976">
     <w:name w:val="Heading 8 Char"/>
-    <w:basedOn w:val="818"/>
-    <w:link w:val="146"/>
+    <w:basedOn w:val="1017"/>
+    <w:link w:val="967"/>
     <w:uiPriority w:val="9"/>
     <w:pPr>
       <w:pBdr/>
@@ -35043,10 +35503,10 @@
       <w:color w:val="272727" w:themeColor="text1" w:themeTint="D8"/>
     </w:rPr>
   </w:style>
-  <w:style w:type="character" w:styleId="158">
+  <w:style w:type="character" w:styleId="977">
     <w:name w:val="Heading 9 Char"/>
-    <w:basedOn w:val="818"/>
-    <w:link w:val="147"/>
+    <w:basedOn w:val="1017"/>
+    <w:link w:val="968"/>
     <w:uiPriority w:val="9"/>
     <w:pPr>
       <w:pBdr/>
@@ -35060,11 +35520,11 @@
       <w:color w:val="272727" w:themeColor="text1" w:themeTint="D8"/>
     </w:rPr>
   </w:style>
-  <w:style w:type="paragraph" w:styleId="159">
+  <w:style w:type="paragraph" w:styleId="978">
     <w:name w:val="Title"/>
-    <w:basedOn w:val="817"/>
-    <w:next w:val="817"/>
-    <w:link w:val="160"/>
+    <w:basedOn w:val="1016"/>
+    <w:next w:val="1016"/>
+    <w:link w:val="979"/>
     <w:uiPriority w:val="10"/>
     <w:qFormat/>
     <w:pPr>
@@ -35080,10 +35540,10 @@
       <w:szCs w:val="56"/>
     </w:rPr>
   </w:style>
-  <w:style w:type="character" w:styleId="160">
+  <w:style w:type="character" w:styleId="979">
     <w:name w:val="Title Char"/>
-    <w:basedOn w:val="818"/>
-    <w:link w:val="159"/>
+    <w:basedOn w:val="1017"/>
+    <w:link w:val="978"/>
     <w:uiPriority w:val="10"/>
     <w:pPr>
       <w:pBdr/>
@@ -35097,11 +35557,11 @@
       <w:szCs w:val="56"/>
     </w:rPr>
   </w:style>
-  <w:style w:type="paragraph" w:styleId="161">
+  <w:style w:type="paragraph" w:styleId="980">
     <w:name w:val="Subtitle"/>
-    <w:basedOn w:val="817"/>
-    <w:next w:val="817"/>
-    <w:link w:val="162"/>
+    <w:basedOn w:val="1016"/>
+    <w:next w:val="1016"/>
+    <w:link w:val="981"/>
     <w:uiPriority w:val="11"/>
     <w:qFormat/>
     <w:pPr>
@@ -35119,10 +35579,10 @@
       <w:szCs w:val="28"/>
     </w:rPr>
   </w:style>
-  <w:style w:type="character" w:styleId="162">
+  <w:style w:type="character" w:styleId="981">
     <w:name w:val="Subtitle Char"/>
-    <w:basedOn w:val="818"/>
-    <w:link w:val="161"/>
+    <w:basedOn w:val="1017"/>
+    <w:link w:val="980"/>
     <w:uiPriority w:val="11"/>
     <w:pPr>
       <w:pBdr/>
@@ -35136,11 +35596,11 @@
       <w:szCs w:val="28"/>
     </w:rPr>
   </w:style>
-  <w:style w:type="paragraph" w:styleId="163">
+  <w:style w:type="paragraph" w:styleId="982">
     <w:name w:val="Quote"/>
-    <w:basedOn w:val="817"/>
-    <w:next w:val="817"/>
-    <w:link w:val="164"/>
+    <w:basedOn w:val="1016"/>
+    <w:next w:val="1016"/>
+    <w:link w:val="983"/>
     <w:uiPriority w:val="29"/>
     <w:qFormat/>
     <w:pPr>
@@ -35155,10 +35615,10 @@
       <w:color w:val="404040" w:themeColor="text1" w:themeTint="BF"/>
     </w:rPr>
   </w:style>
-  <w:style w:type="character" w:styleId="164">
+  <w:style w:type="character" w:styleId="983">
     <w:name w:val="Quote Char"/>
-    <w:basedOn w:val="818"/>
-    <w:link w:val="163"/>
+    <w:basedOn w:val="1017"/>
+    <w:link w:val="982"/>
     <w:uiPriority w:val="29"/>
     <w:pPr>
       <w:pBdr/>
@@ -35171,9 +35631,9 @@
       <w:color w:val="404040" w:themeColor="text1" w:themeTint="BF"/>
     </w:rPr>
   </w:style>
-  <w:style w:type="character" w:styleId="166">
+  <w:style w:type="character" w:styleId="984">
     <w:name w:val="Intense Emphasis"/>
-    <w:basedOn w:val="818"/>
+    <w:basedOn w:val="1017"/>
     <w:uiPriority w:val="21"/>
     <w:qFormat/>
     <w:pPr>
@@ -35187,11 +35647,11 @@
       <w:color w:val="0f4761" w:themeColor="accent1" w:themeShade="BF"/>
     </w:rPr>
   </w:style>
-  <w:style w:type="paragraph" w:styleId="167">
+  <w:style w:type="paragraph" w:styleId="985">
     <w:name w:val="Intense Quote"/>
-    <w:basedOn w:val="817"/>
-    <w:next w:val="817"/>
-    <w:link w:val="168"/>
+    <w:basedOn w:val="1016"/>
+    <w:next w:val="1016"/>
+    <w:link w:val="986"/>
     <w:uiPriority w:val="30"/>
     <w:qFormat/>
     <w:pPr>
@@ -35209,10 +35669,10 @@
       <w:color w:val="0f4761" w:themeColor="accent1" w:themeShade="BF"/>
     </w:rPr>
   </w:style>
-  <w:style w:type="character" w:styleId="168">
+  <w:style w:type="character" w:styleId="986">
     <w:name w:val="Intense Quote Char"/>
-    <w:basedOn w:val="818"/>
-    <w:link w:val="167"/>
+    <w:basedOn w:val="1017"/>
+    <w:link w:val="985"/>
     <w:uiPriority w:val="30"/>
     <w:pPr>
       <w:pBdr/>
@@ -35225,9 +35685,9 @@
       <w:color w:val="0f4761" w:themeColor="accent1" w:themeShade="BF"/>
     </w:rPr>
   </w:style>
-  <w:style w:type="character" w:styleId="169">
+  <w:style w:type="character" w:styleId="987">
     <w:name w:val="Intense Reference"/>
-    <w:basedOn w:val="818"/>
+    <w:basedOn w:val="1017"/>
     <w:uiPriority w:val="32"/>
     <w:qFormat/>
     <w:pPr>
@@ -35243,9 +35703,9 @@
       <w:spacing w:val="5"/>
     </w:rPr>
   </w:style>
-  <w:style w:type="paragraph" w:styleId="170">
+  <w:style w:type="paragraph" w:styleId="988">
     <w:name w:val="No Spacing"/>
-    <w:basedOn w:val="817"/>
+    <w:basedOn w:val="1016"/>
     <w:uiPriority w:val="1"/>
     <w:qFormat/>
     <w:pPr>
@@ -35254,9 +35714,9 @@
       <w:ind/>
     </w:pPr>
   </w:style>
-  <w:style w:type="character" w:styleId="171">
+  <w:style w:type="character" w:styleId="989">
     <w:name w:val="Subtle Emphasis"/>
-    <w:basedOn w:val="818"/>
+    <w:basedOn w:val="1017"/>
     <w:uiPriority w:val="19"/>
     <w:qFormat/>
     <w:pPr>
@@ -35270,9 +35730,9 @@
       <w:color w:val="404040" w:themeColor="text1" w:themeTint="BF"/>
     </w:rPr>
   </w:style>
-  <w:style w:type="character" w:styleId="172">
+  <w:style w:type="character" w:styleId="990">
     <w:name w:val="Emphasis"/>
-    <w:basedOn w:val="818"/>
+    <w:basedOn w:val="1017"/>
     <w:uiPriority w:val="20"/>
     <w:qFormat/>
     <w:pPr>
@@ -35285,9 +35745,9 @@
       <w:iCs/>
     </w:rPr>
   </w:style>
-  <w:style w:type="character" w:styleId="173">
+  <w:style w:type="character" w:styleId="991">
     <w:name w:val="Strong"/>
-    <w:basedOn w:val="818"/>
+    <w:basedOn w:val="1017"/>
     <w:uiPriority w:val="22"/>
     <w:qFormat/>
     <w:pPr>
@@ -35300,9 +35760,9 @@
       <w:bCs/>
     </w:rPr>
   </w:style>
-  <w:style w:type="character" w:styleId="174">
+  <w:style w:type="character" w:styleId="992">
     <w:name w:val="Subtle Reference"/>
-    <w:basedOn w:val="818"/>
+    <w:basedOn w:val="1017"/>
     <w:uiPriority w:val="31"/>
     <w:qFormat/>
     <w:pPr>
@@ -35315,9 +35775,9 @@
       <w:color w:val="5a5a5a" w:themeColor="text1" w:themeTint="A5"/>
     </w:rPr>
   </w:style>
-  <w:style w:type="character" w:styleId="175">
+  <w:style w:type="character" w:styleId="993">
     <w:name w:val="Book Title"/>
-    <w:basedOn w:val="818"/>
+    <w:basedOn w:val="1017"/>
     <w:uiPriority w:val="33"/>
     <w:qFormat/>
     <w:pPr>
@@ -35333,10 +35793,10 @@
       <w:spacing w:val="5"/>
     </w:rPr>
   </w:style>
-  <w:style w:type="character" w:styleId="177">
+  <w:style w:type="character" w:styleId="994">
     <w:name w:val="Header Char"/>
-    <w:basedOn w:val="818"/>
-    <w:link w:val="821"/>
+    <w:basedOn w:val="1017"/>
+    <w:link w:val="1020"/>
     <w:uiPriority w:val="99"/>
     <w:pPr>
       <w:pBdr/>
@@ -35344,10 +35804,10 @@
       <w:ind/>
     </w:pPr>
   </w:style>
-  <w:style w:type="character" w:styleId="179">
+  <w:style w:type="character" w:styleId="995">
     <w:name w:val="Footer Char"/>
-    <w:basedOn w:val="818"/>
-    <w:link w:val="823"/>
+    <w:basedOn w:val="1017"/>
+    <w:link w:val="1022"/>
     <w:uiPriority w:val="99"/>
     <w:pPr>
       <w:pBdr/>
@@ -35355,10 +35815,10 @@
       <w:ind/>
     </w:pPr>
   </w:style>
-  <w:style w:type="paragraph" w:styleId="180">
+  <w:style w:type="paragraph" w:styleId="996">
     <w:name w:val="Caption"/>
-    <w:basedOn w:val="817"/>
-    <w:next w:val="817"/>
+    <w:basedOn w:val="1016"/>
+    <w:next w:val="1016"/>
     <w:uiPriority w:val="35"/>
     <w:unhideWhenUsed/>
     <w:qFormat/>
@@ -35375,10 +35835,10 @@
       <w:szCs w:val="18"/>
     </w:rPr>
   </w:style>
-  <w:style w:type="paragraph" w:styleId="181">
+  <w:style w:type="paragraph" w:styleId="997">
     <w:name w:val="footnote text"/>
-    <w:basedOn w:val="817"/>
-    <w:link w:val="182"/>
+    <w:basedOn w:val="1016"/>
+    <w:link w:val="998"/>
     <w:uiPriority w:val="99"/>
     <w:semiHidden/>
     <w:unhideWhenUsed/>
@@ -35392,10 +35852,10 @@
       <w:szCs w:val="20"/>
     </w:rPr>
   </w:style>
-  <w:style w:type="character" w:styleId="182">
+  <w:style w:type="character" w:styleId="998">
     <w:name w:val="Footnote Text Char"/>
-    <w:basedOn w:val="818"/>
-    <w:link w:val="181"/>
+    <w:basedOn w:val="1017"/>
+    <w:link w:val="997"/>
     <w:uiPriority w:val="99"/>
     <w:semiHidden/>
     <w:pPr>
@@ -35408,9 +35868,9 @@
       <w:szCs w:val="20"/>
     </w:rPr>
   </w:style>
-  <w:style w:type="character" w:styleId="183">
+  <w:style w:type="character" w:styleId="999">
     <w:name w:val="footnote reference"/>
-    <w:basedOn w:val="818"/>
+    <w:basedOn w:val="1017"/>
     <w:uiPriority w:val="99"/>
     <w:semiHidden/>
     <w:unhideWhenUsed/>
@@ -35423,10 +35883,10 @@
       <w:vertAlign w:val="superscript"/>
     </w:rPr>
   </w:style>
-  <w:style w:type="paragraph" w:styleId="184">
+  <w:style w:type="paragraph" w:styleId="1000">
     <w:name w:val="endnote text"/>
-    <w:basedOn w:val="817"/>
-    <w:link w:val="185"/>
+    <w:basedOn w:val="1016"/>
+    <w:link w:val="1001"/>
     <w:uiPriority w:val="99"/>
     <w:semiHidden/>
     <w:unhideWhenUsed/>
@@ -35440,10 +35900,10 @@
       <w:szCs w:val="20"/>
     </w:rPr>
   </w:style>
-  <w:style w:type="character" w:styleId="185">
+  <w:style w:type="character" w:styleId="1001">
     <w:name w:val="Endnote Text Char"/>
-    <w:basedOn w:val="818"/>
-    <w:link w:val="184"/>
+    <w:basedOn w:val="1017"/>
+    <w:link w:val="1000"/>
     <w:uiPriority w:val="99"/>
     <w:semiHidden/>
     <w:pPr>
@@ -35456,9 +35916,9 @@
       <w:szCs w:val="20"/>
     </w:rPr>
   </w:style>
-  <w:style w:type="character" w:styleId="186">
+  <w:style w:type="character" w:styleId="1002">
     <w:name w:val="endnote reference"/>
-    <w:basedOn w:val="818"/>
+    <w:basedOn w:val="1017"/>
     <w:uiPriority w:val="99"/>
     <w:semiHidden/>
     <w:unhideWhenUsed/>
@@ -35471,9 +35931,9 @@
       <w:vertAlign w:val="superscript"/>
     </w:rPr>
   </w:style>
-  <w:style w:type="character" w:styleId="188">
+  <w:style w:type="character" w:styleId="1003">
     <w:name w:val="FollowedHyperlink"/>
-    <w:basedOn w:val="818"/>
+    <w:basedOn w:val="1017"/>
     <w:uiPriority w:val="99"/>
     <w:semiHidden/>
     <w:unhideWhenUsed/>
@@ -35487,10 +35947,10 @@
       <w:u w:val="single"/>
     </w:rPr>
   </w:style>
-  <w:style w:type="paragraph" w:styleId="189">
+  <w:style w:type="paragraph" w:styleId="1004">
     <w:name w:val="toc 1"/>
-    <w:basedOn w:val="817"/>
-    <w:next w:val="817"/>
+    <w:basedOn w:val="1016"/>
+    <w:next w:val="1016"/>
     <w:uiPriority w:val="39"/>
     <w:unhideWhenUsed/>
     <w:pPr>
@@ -35499,10 +35959,10 @@
       <w:ind/>
     </w:pPr>
   </w:style>
-  <w:style w:type="paragraph" w:styleId="190">
+  <w:style w:type="paragraph" w:styleId="1005">
     <w:name w:val="toc 2"/>
-    <w:basedOn w:val="817"/>
-    <w:next w:val="817"/>
+    <w:basedOn w:val="1016"/>
+    <w:next w:val="1016"/>
     <w:uiPriority w:val="39"/>
     <w:unhideWhenUsed/>
     <w:pPr>
@@ -35511,10 +35971,10 @@
       <w:ind w:left="220"/>
     </w:pPr>
   </w:style>
-  <w:style w:type="paragraph" w:styleId="191">
+  <w:style w:type="paragraph" w:styleId="1006">
     <w:name w:val="toc 3"/>
-    <w:basedOn w:val="817"/>
-    <w:next w:val="817"/>
+    <w:basedOn w:val="1016"/>
+    <w:next w:val="1016"/>
     <w:uiPriority w:val="39"/>
     <w:unhideWhenUsed/>
     <w:pPr>
@@ -35523,10 +35983,10 @@
       <w:ind w:left="440"/>
     </w:pPr>
   </w:style>
-  <w:style w:type="paragraph" w:styleId="192">
+  <w:style w:type="paragraph" w:styleId="1007">
     <w:name w:val="toc 4"/>
-    <w:basedOn w:val="817"/>
-    <w:next w:val="817"/>
+    <w:basedOn w:val="1016"/>
+    <w:next w:val="1016"/>
     <w:uiPriority w:val="39"/>
     <w:unhideWhenUsed/>
     <w:pPr>
@@ -35535,10 +35995,10 @@
       <w:ind w:left="660"/>
     </w:pPr>
   </w:style>
-  <w:style w:type="paragraph" w:styleId="193">
+  <w:style w:type="paragraph" w:styleId="1008">
     <w:name w:val="toc 5"/>
-    <w:basedOn w:val="817"/>
-    <w:next w:val="817"/>
+    <w:basedOn w:val="1016"/>
+    <w:next w:val="1016"/>
     <w:uiPriority w:val="39"/>
     <w:unhideWhenUsed/>
     <w:pPr>
@@ -35547,10 +36007,10 @@
       <w:ind w:left="880"/>
     </w:pPr>
   </w:style>
-  <w:style w:type="paragraph" w:styleId="194">
+  <w:style w:type="paragraph" w:styleId="1009">
     <w:name w:val="toc 6"/>
-    <w:basedOn w:val="817"/>
-    <w:next w:val="817"/>
+    <w:basedOn w:val="1016"/>
+    <w:next w:val="1016"/>
     <w:uiPriority w:val="39"/>
     <w:unhideWhenUsed/>
     <w:pPr>
@@ -35559,10 +36019,10 @@
       <w:ind w:left="1100"/>
     </w:pPr>
   </w:style>
-  <w:style w:type="paragraph" w:styleId="195">
+  <w:style w:type="paragraph" w:styleId="1010">
     <w:name w:val="toc 7"/>
-    <w:basedOn w:val="817"/>
-    <w:next w:val="817"/>
+    <w:basedOn w:val="1016"/>
+    <w:next w:val="1016"/>
     <w:uiPriority w:val="39"/>
     <w:unhideWhenUsed/>
     <w:pPr>
@@ -35571,10 +36031,10 @@
       <w:ind w:left="1320"/>
     </w:pPr>
   </w:style>
-  <w:style w:type="paragraph" w:styleId="196">
+  <w:style w:type="paragraph" w:styleId="1011">
     <w:name w:val="toc 8"/>
-    <w:basedOn w:val="817"/>
-    <w:next w:val="817"/>
+    <w:basedOn w:val="1016"/>
+    <w:next w:val="1016"/>
     <w:uiPriority w:val="39"/>
     <w:unhideWhenUsed/>
     <w:pPr>
@@ -35583,10 +36043,10 @@
       <w:ind w:left="1540"/>
     </w:pPr>
   </w:style>
-  <w:style w:type="paragraph" w:styleId="197">
+  <w:style w:type="paragraph" w:styleId="1012">
     <w:name w:val="toc 9"/>
-    <w:basedOn w:val="817"/>
-    <w:next w:val="817"/>
+    <w:basedOn w:val="1016"/>
+    <w:next w:val="1016"/>
     <w:uiPriority w:val="39"/>
     <w:unhideWhenUsed/>
     <w:pPr>
@@ -35595,9 +36055,9 @@
       <w:ind w:left="1760"/>
     </w:pPr>
   </w:style>
-  <w:style w:type="character" w:styleId="198">
+  <w:style w:type="character" w:styleId="1013">
     <w:name w:val="Placeholder Text"/>
-    <w:basedOn w:val="818"/>
+    <w:basedOn w:val="1017"/>
     <w:uiPriority w:val="99"/>
     <w:semiHidden/>
     <w:pPr>
@@ -35609,7 +36069,7 @@
       <w:color w:val="666666"/>
     </w:rPr>
   </w:style>
-  <w:style w:type="paragraph" w:styleId="208">
+  <w:style w:type="paragraph" w:styleId="1014">
     <w:name w:val="TOC Heading"/>
     <w:uiPriority w:val="39"/>
     <w:unhideWhenUsed/>
@@ -35619,10 +36079,10 @@
       <w:ind/>
     </w:pPr>
   </w:style>
-  <w:style w:type="paragraph" w:styleId="209">
+  <w:style w:type="paragraph" w:styleId="1015">
     <w:name w:val="table of figures"/>
-    <w:basedOn w:val="817"/>
-    <w:next w:val="817"/>
+    <w:basedOn w:val="1016"/>
+    <w:next w:val="1016"/>
     <w:uiPriority w:val="99"/>
     <w:unhideWhenUsed/>
     <w:pPr>
@@ -35631,7 +36091,7 @@
       <w:ind/>
     </w:pPr>
   </w:style>
-  <w:style w:type="paragraph" w:styleId="817" w:default="1">
+  <w:style w:type="paragraph" w:styleId="1016" w:default="1">
     <w:name w:val="Normal"/>
     <w:qFormat/>
     <w:pPr>
@@ -35640,7 +36100,7 @@
       <w:ind/>
     </w:pPr>
   </w:style>
-  <w:style w:type="character" w:styleId="818" w:default="1">
+  <w:style w:type="character" w:styleId="1017" w:default="1">
     <w:name w:val="Default Paragraph Font"/>
     <w:uiPriority w:val="1"/>
     <w:semiHidden/>
@@ -35651,7 +36111,7 @@
       <w:ind/>
     </w:pPr>
   </w:style>
-  <w:style w:type="table" w:styleId="819" w:default="1">
+  <w:style w:type="table" w:styleId="1018" w:default="1">
     <w:name w:val="Normal Table"/>
     <w:uiPriority w:val="99"/>
     <w:semiHidden/>
@@ -35844,7 +36304,7 @@
       </w:tcPr>
     </w:tblStylePr>
   </w:style>
-  <w:style w:type="numbering" w:styleId="820" w:default="1">
+  <w:style w:type="numbering" w:styleId="1019" w:default="1">
     <w:name w:val="No List"/>
     <w:uiPriority w:val="99"/>
     <w:semiHidden/>
@@ -35855,10 +36315,10 @@
       <w:ind/>
     </w:pPr>
   </w:style>
-  <w:style w:type="paragraph" w:styleId="821">
+  <w:style w:type="paragraph" w:styleId="1020">
     <w:name w:val="Header"/>
-    <w:basedOn w:val="817"/>
-    <w:link w:val="822"/>
+    <w:basedOn w:val="1016"/>
+    <w:link w:val="1021"/>
     <w:uiPriority w:val="99"/>
     <w:unhideWhenUsed/>
     <w:pPr>
@@ -35871,10 +36331,10 @@
       <w:ind/>
     </w:pPr>
   </w:style>
-  <w:style w:type="character" w:styleId="822" w:customStyle="1">
+  <w:style w:type="character" w:styleId="1021" w:customStyle="1">
     <w:name w:val="Encabezado Car"/>
-    <w:basedOn w:val="818"/>
-    <w:link w:val="821"/>
+    <w:basedOn w:val="1017"/>
+    <w:link w:val="1020"/>
     <w:uiPriority w:val="99"/>
     <w:pPr>
       <w:pBdr/>
@@ -35882,10 +36342,10 @@
       <w:ind/>
     </w:pPr>
   </w:style>
-  <w:style w:type="paragraph" w:styleId="823">
+  <w:style w:type="paragraph" w:styleId="1022">
     <w:name w:val="Footer"/>
-    <w:basedOn w:val="817"/>
-    <w:link w:val="824"/>
+    <w:basedOn w:val="1016"/>
+    <w:link w:val="1023"/>
     <w:uiPriority w:val="99"/>
     <w:unhideWhenUsed/>
     <w:pPr>
@@ -35898,10 +36358,10 @@
       <w:ind/>
     </w:pPr>
   </w:style>
-  <w:style w:type="character" w:styleId="824" w:customStyle="1">
+  <w:style w:type="character" w:styleId="1023" w:customStyle="1">
     <w:name w:val="Pie de página Car"/>
-    <w:basedOn w:val="818"/>
-    <w:link w:val="823"/>
+    <w:basedOn w:val="1017"/>
+    <w:link w:val="1022"/>
     <w:uiPriority w:val="99"/>
     <w:pPr>
       <w:pBdr/>
@@ -35909,9 +36369,9 @@
       <w:ind/>
     </w:pPr>
   </w:style>
-  <w:style w:type="paragraph" w:styleId="825" w:customStyle="1">
+  <w:style w:type="paragraph" w:styleId="1024" w:customStyle="1">
     <w:name w:val="[Párrafo básico]"/>
-    <w:basedOn w:val="817"/>
+    <w:basedOn w:val="1016"/>
     <w:uiPriority w:val="99"/>
     <w:pPr>
       <w:pBdr/>
@@ -35926,9 +36386,9 @@
       <w:lang w:val="es-ES_tradnl"/>
     </w:rPr>
   </w:style>
-  <w:style w:type="table" w:styleId="826">
+  <w:style w:type="table" w:styleId="1025">
     <w:name w:val="Table Grid"/>
-    <w:basedOn w:val="819"/>
+    <w:basedOn w:val="1018"/>
     <w:uiPriority w:val="59"/>
     <w:pPr>
       <w:pBdr/>
@@ -36118,7 +36578,7 @@
       </w:tcPr>
     </w:tblStylePr>
   </w:style>
-  <w:style w:type="paragraph" w:styleId="827" w:customStyle="1">
+  <w:style w:type="paragraph" w:styleId="1026" w:customStyle="1">
     <w:name w:val="[Ningún estilo de párrafo]"/>
     <w:pPr>
       <w:pBdr/>
@@ -36133,9 +36593,9 @@
       <w:lang w:val="es-ES_tradnl"/>
     </w:rPr>
   </w:style>
-  <w:style w:type="paragraph" w:styleId="828" w:customStyle="1">
+  <w:style w:type="paragraph" w:styleId="1027" w:customStyle="1">
     <w:name w:val="paragraph"/>
-    <w:basedOn w:val="817"/>
+    <w:basedOn w:val="1016"/>
     <w:pPr>
       <w:pBdr/>
       <w:spacing w:after="100" w:afterAutospacing="1" w:before="100" w:beforeAutospacing="1" w:line="240" w:lineRule="auto"/>
@@ -36148,27 +36608,27 @@
       <w:lang w:eastAsia="es-MX"/>
     </w:rPr>
   </w:style>
-  <w:style w:type="character" w:styleId="829" w:customStyle="1">
+  <w:style w:type="character" w:styleId="1028" w:customStyle="1">
     <w:name w:val="normaltextrun"/>
-    <w:basedOn w:val="818"/>
+    <w:basedOn w:val="1017"/>
     <w:pPr>
       <w:pBdr/>
       <w:spacing/>
       <w:ind/>
     </w:pPr>
   </w:style>
-  <w:style w:type="character" w:styleId="830" w:customStyle="1">
+  <w:style w:type="character" w:styleId="1029" w:customStyle="1">
     <w:name w:val="eop"/>
-    <w:basedOn w:val="818"/>
+    <w:basedOn w:val="1017"/>
     <w:pPr>
       <w:pBdr/>
       <w:spacing/>
       <w:ind/>
     </w:pPr>
   </w:style>
-  <w:style w:type="character" w:styleId="831">
+  <w:style w:type="character" w:styleId="1030">
     <w:name w:val="Hyperlink"/>
-    <w:basedOn w:val="818"/>
+    <w:basedOn w:val="1017"/>
     <w:uiPriority w:val="99"/>
     <w:unhideWhenUsed/>
     <w:pPr>
@@ -36181,9 +36641,9 @@
       <w:u w:val="single"/>
     </w:rPr>
   </w:style>
-  <w:style w:type="paragraph" w:styleId="832">
+  <w:style w:type="paragraph" w:styleId="1031">
     <w:name w:val="List Paragraph"/>
-    <w:basedOn w:val="817"/>
+    <w:basedOn w:val="1016"/>
     <w:uiPriority w:val="34"/>
     <w:qFormat/>
     <w:pPr>
@@ -36193,9 +36653,9 @@
       <w:contextualSpacing w:val="true"/>
     </w:pPr>
   </w:style>
-  <w:style w:type="table" w:styleId="833">
+  <w:style w:type="table" w:styleId="1032">
     <w:name w:val="List Table 7 Colorful Accent 6"/>
-    <w:basedOn w:val="819"/>
+    <w:basedOn w:val="1018"/>
     <w:uiPriority w:val="52"/>
     <w:pPr>
       <w:pBdr/>
@@ -36430,7 +36890,7 @@
       </w:tcPr>
     </w:tblStylePr>
   </w:style>
-  <w:style w:type="paragraph" w:styleId="834" w:customStyle="1">
+  <w:style w:type="paragraph" w:styleId="1033" w:customStyle="1">
     <w:name w:val="Default"/>
     <w:pPr>
       <w:widowControl w:val="false"/>
